--- a/6-过程管理/事件工单/项目结项时业务关闭操作被系统拦截，提示采购订单状态异常--事件单.docx
+++ b/6-过程管理/事件工单/项目结项时业务关闭操作被系统拦截，提示采购订单状态异常--事件单.docx
@@ -1,21 +1,21 @@
 
 <file path=word/document.xml><?xml version="1.0" encoding="utf-8"?>
-<w:document xmlns:wpc="http://schemas.microsoft.com/office/word/2010/wordprocessingCanvas" xmlns:mc="http://schemas.openxmlformats.org/markup-compatibility/2006" xmlns:o="urn:schemas-microsoft-com:office:office" xmlns:r="http://schemas.openxmlformats.org/officeDocument/2006/relationships" xmlns:m="http://schemas.openxmlformats.org/officeDocument/2006/math" xmlns:v="urn:schemas-microsoft-com:vml" xmlns:wp14="http://schemas.microsoft.com/office/word/2010/wordprocessingDrawing" xmlns:wp="http://schemas.openxmlformats.org/drawingml/2006/wordprocessingDrawing" xmlns:w="http://schemas.openxmlformats.org/wordprocessingml/2006/main" xmlns:w14="http://schemas.microsoft.com/office/word/2010/wordml" xmlns:w10="urn:schemas-microsoft-com:office:word" xmlns:w15="http://schemas.microsoft.com/office/word/2012/wordml" xmlns:wpg="http://schemas.microsoft.com/office/word/2010/wordprocessingGroup" xmlns:wpi="http://schemas.microsoft.com/office/word/2010/wordprocessingInk" xmlns:wne="http://schemas.microsoft.com/office/word/2006/wordml" xmlns:wps="http://schemas.microsoft.com/office/word/2010/wordprocessingShape" xmlns:wpsCustomData="http://www.wps.cn/officeDocument/2013/wpsCustomData" mc:Ignorable="w14 w15 wp14">
+<w:document xmlns:wpc="http://schemas.microsoft.com/office/word/2010/wordprocessingCanvas" xmlns:mc="http://schemas.openxmlformats.org/markup-compatibility/2006" xmlns:o="urn:schemas-microsoft-com:office:office" xmlns:r="http://schemas.openxmlformats.org/officeDocument/2006/relationships" xmlns:m="http://schemas.openxmlformats.org/officeDocument/2006/math" xmlns:v="urn:schemas-microsoft-com:vml" xmlns:wp14="http://schemas.microsoft.com/office/word/2010/wordprocessingDrawing" xmlns:wp="http://schemas.openxmlformats.org/drawingml/2006/wordprocessingDrawing" xmlns:w10="urn:schemas-microsoft-com:office:word" xmlns:w="http://schemas.openxmlformats.org/wordprocessingml/2006/main" xmlns:w14="http://schemas.microsoft.com/office/word/2010/wordml" xmlns:w15="http://schemas.microsoft.com/office/word/2012/wordml" xmlns:wne="http://schemas.microsoft.com/office/word/2006/wordml" xmlns:wpg="http://schemas.microsoft.com/office/word/2010/wordprocessingGroup" xmlns:wpi="http://schemas.microsoft.com/office/word/2010/wordprocessingInk" xmlns:wps="http://schemas.microsoft.com/office/word/2010/wordprocessingShape" mc:Ignorable="w14 w15 wp14">
+  <!-- Generated by Aspose.Words for .NET 13.3.0.1 -->
   <w:body>
     <w:tbl>
       <w:tblPr>
         <w:tblW w:w="8506" w:type="dxa"/>
         <w:jc w:val="center"/>
         <w:tblBorders>
-          <w:top w:val="single" w:color="auto" w:sz="4" w:space="0"/>
-          <w:left w:val="single" w:color="auto" w:sz="4" w:space="0"/>
-          <w:bottom w:val="single" w:color="auto" w:sz="4" w:space="0"/>
-          <w:right w:val="single" w:color="auto" w:sz="4" w:space="0"/>
-          <w:insideH w:val="single" w:color="auto" w:sz="4" w:space="0"/>
-          <w:insideV w:val="single" w:color="auto" w:sz="4" w:space="0"/>
+          <w:top w:val="single" w:sz="4" w:space="0" w:color="auto"/>
+          <w:left w:val="single" w:sz="4" w:space="0" w:color="auto"/>
+          <w:bottom w:val="single" w:sz="4" w:space="0" w:color="auto"/>
+          <w:right w:val="single" w:sz="4" w:space="0" w:color="auto"/>
+          <w:insideH w:val="single" w:sz="4" w:space="0" w:color="auto"/>
+          <w:insideV w:val="single" w:sz="4" w:space="0" w:color="auto"/>
         </w:tblBorders>
         <w:shd w:val="clear" w:color="auto" w:fill="auto"/>
-        <w:tblLayout w:type="autofit"/>
         <w:tblCellMar>
           <w:top w:w="15" w:type="dxa"/>
           <w:left w:w="15" w:type="dxa"/>
@@ -29,13 +29,15 @@
       </w:tblGrid>
       <w:tr>
         <w:tblPrEx>
+          <w:tblW w:w="8506" w:type="dxa"/>
+          <w:jc w:val="center"/>
           <w:tblBorders>
-            <w:top w:val="single" w:color="auto" w:sz="4" w:space="0"/>
-            <w:left w:val="single" w:color="auto" w:sz="4" w:space="0"/>
-            <w:bottom w:val="single" w:color="auto" w:sz="4" w:space="0"/>
-            <w:right w:val="single" w:color="auto" w:sz="4" w:space="0"/>
-            <w:insideH w:val="single" w:color="auto" w:sz="4" w:space="0"/>
-            <w:insideV w:val="single" w:color="auto" w:sz="4" w:space="0"/>
+            <w:top w:val="single" w:sz="4" w:space="0" w:color="auto"/>
+            <w:left w:val="single" w:sz="4" w:space="0" w:color="auto"/>
+            <w:bottom w:val="single" w:sz="4" w:space="0" w:color="auto"/>
+            <w:right w:val="single" w:sz="4" w:space="0" w:color="auto"/>
+            <w:insideH w:val="single" w:sz="4" w:space="0" w:color="auto"/>
+            <w:insideV w:val="single" w:sz="4" w:space="0" w:color="auto"/>
           </w:tblBorders>
           <w:shd w:val="clear" w:color="auto" w:fill="auto"/>
           <w:tblCellMar>
@@ -46,7 +48,7 @@
           </w:tblCellMar>
         </w:tblPrEx>
         <w:trPr>
-          <w:trHeight w:val="0" w:hRule="atLeast"/>
+          <w:trHeight w:val="0"/>
           <w:tblHeader/>
           <w:jc w:val="center"/>
         </w:trPr>
@@ -70,10 +72,10 @@
               <w:suppressLineNumbers w:val="0"/>
               <w:snapToGrid w:val="0"/>
               <w:spacing w:line="240" w:lineRule="auto"/>
-              <w:ind w:left="0" w:leftChars="0" w:right="0" w:rightChars="0" w:firstLine="0" w:firstLineChars="0"/>
+              <w:ind w:left="0" w:right="0" w:firstLine="0" w:leftChars="0" w:rightChars="0" w:firstLineChars="0"/>
               <w:jc w:val="center"/>
               <w:rPr>
-                <w:rFonts w:ascii="Segoe UI" w:hAnsi="Segoe UI" w:eastAsia="Segoe UI" w:cs="Segoe UI"/>
+                <w:rFonts w:ascii="Segoe UI" w:eastAsia="Segoe UI" w:hAnsi="Segoe UI" w:cs="Segoe UI"/>
                 <w:b/>
                 <w:i w:val="0"/>
                 <w:iCs w:val="0"/>
@@ -86,7 +88,7 @@
             </w:pPr>
             <w:r>
               <w:rPr>
-                <w:rFonts w:hint="default" w:ascii="Segoe UI" w:hAnsi="Segoe UI" w:eastAsia="Segoe UI" w:cs="Segoe UI"/>
+                <w:rFonts w:ascii="Segoe UI" w:eastAsia="Segoe UI" w:hAnsi="Segoe UI" w:cs="Segoe UI" w:hint="default"/>
                 <w:b/>
                 <w:i w:val="0"/>
                 <w:iCs w:val="0"/>
@@ -97,8 +99,8 @@
                 <w:kern w:val="0"/>
                 <w:sz w:val="18"/>
                 <w:szCs w:val="18"/>
-                <w:bdr w:val="none" w:color="auto" w:sz="0" w:space="0"/>
-                <w:lang w:val="en-US" w:eastAsia="zh-CN" w:bidi="ar"/>
+                <w:bdr w:val="nil"/>
+                <w:lang w:val="en-US" w:eastAsia="zh-CN"/>
               </w:rPr>
               <w:t>项目</w:t>
             </w:r>
@@ -124,10 +126,10 @@
               <w:suppressLineNumbers w:val="0"/>
               <w:snapToGrid w:val="0"/>
               <w:spacing w:line="240" w:lineRule="auto"/>
-              <w:ind w:left="0" w:leftChars="0" w:right="0" w:rightChars="0" w:firstLine="0" w:firstLineChars="0"/>
+              <w:ind w:left="0" w:right="0" w:firstLine="0" w:leftChars="0" w:rightChars="0" w:firstLineChars="0"/>
               <w:jc w:val="center"/>
               <w:rPr>
-                <w:rFonts w:hint="default" w:ascii="Segoe UI" w:hAnsi="Segoe UI" w:eastAsia="Segoe UI" w:cs="Segoe UI"/>
+                <w:rFonts w:ascii="Segoe UI" w:eastAsia="Segoe UI" w:hAnsi="Segoe UI" w:cs="Segoe UI" w:hint="default"/>
                 <w:b/>
                 <w:i w:val="0"/>
                 <w:iCs w:val="0"/>
@@ -140,7 +142,7 @@
             </w:pPr>
             <w:r>
               <w:rPr>
-                <w:rFonts w:hint="default" w:ascii="Segoe UI" w:hAnsi="Segoe UI" w:eastAsia="Segoe UI" w:cs="Segoe UI"/>
+                <w:rFonts w:ascii="Segoe UI" w:eastAsia="Segoe UI" w:hAnsi="Segoe UI" w:cs="Segoe UI" w:hint="default"/>
                 <w:b/>
                 <w:i w:val="0"/>
                 <w:iCs w:val="0"/>
@@ -151,8 +153,8 @@
                 <w:kern w:val="0"/>
                 <w:sz w:val="18"/>
                 <w:szCs w:val="18"/>
-                <w:bdr w:val="none" w:color="auto" w:sz="0" w:space="0"/>
-                <w:lang w:val="en-US" w:eastAsia="zh-CN" w:bidi="ar"/>
+                <w:bdr w:val="nil"/>
+                <w:lang w:val="en-US" w:eastAsia="zh-CN"/>
               </w:rPr>
               <w:t>内容</w:t>
             </w:r>
@@ -161,14 +163,9 @@
       </w:tr>
       <w:tr>
         <w:tblPrEx>
-          <w:tblBorders>
-            <w:top w:val="single" w:color="auto" w:sz="4" w:space="0"/>
-            <w:left w:val="single" w:color="auto" w:sz="4" w:space="0"/>
-            <w:bottom w:val="single" w:color="auto" w:sz="4" w:space="0"/>
-            <w:right w:val="single" w:color="auto" w:sz="4" w:space="0"/>
-            <w:insideH w:val="single" w:color="auto" w:sz="4" w:space="0"/>
-            <w:insideV w:val="single" w:color="auto" w:sz="4" w:space="0"/>
-          </w:tblBorders>
+          <w:tblW w:w="8506" w:type="dxa"/>
+          <w:jc w:val="center"/>
+          <w:shd w:val="clear" w:color="auto" w:fill="auto"/>
           <w:tblCellMar>
             <w:top w:w="15" w:type="dxa"/>
             <w:left w:w="15" w:type="dxa"/>
@@ -177,7 +174,7 @@
           </w:tblCellMar>
         </w:tblPrEx>
         <w:trPr>
-          <w:trHeight w:val="0" w:hRule="atLeast"/>
+          <w:trHeight w:val="0"/>
           <w:jc w:val="center"/>
         </w:trPr>
         <w:tc>
@@ -200,10 +197,10 @@
               <w:suppressLineNumbers w:val="0"/>
               <w:snapToGrid w:val="0"/>
               <w:spacing w:line="240" w:lineRule="auto"/>
-              <w:ind w:left="0" w:leftChars="0" w:right="0" w:rightChars="0" w:firstLine="0" w:firstLineChars="0"/>
+              <w:ind w:left="0" w:right="0" w:firstLine="0" w:leftChars="0" w:rightChars="0" w:firstLineChars="0"/>
               <w:jc w:val="left"/>
               <w:rPr>
-                <w:rFonts w:hint="default" w:ascii="Segoe UI" w:hAnsi="Segoe UI" w:eastAsia="Segoe UI" w:cs="Segoe UI"/>
+                <w:rFonts w:ascii="Segoe UI" w:eastAsia="Segoe UI" w:hAnsi="Segoe UI" w:cs="Segoe UI" w:hint="default"/>
                 <w:i w:val="0"/>
                 <w:iCs w:val="0"/>
                 <w:caps w:val="0"/>
@@ -215,8 +212,8 @@
             </w:pPr>
             <w:r>
               <w:rPr>
-                <w:rStyle w:val="4"/>
-                <w:rFonts w:hint="default" w:ascii="Segoe UI" w:hAnsi="Segoe UI" w:eastAsia="Segoe UI" w:cs="Segoe UI"/>
+                <w:rStyle w:val="Strong"/>
+                <w:rFonts w:ascii="Segoe UI" w:eastAsia="Segoe UI" w:hAnsi="Segoe UI" w:cs="Segoe UI" w:hint="default"/>
                 <w:b/>
                 <w:bCs/>
                 <w:i w:val="0"/>
@@ -228,8 +225,8 @@
                 <w:kern w:val="0"/>
                 <w:sz w:val="18"/>
                 <w:szCs w:val="18"/>
-                <w:bdr w:val="none" w:color="auto" w:sz="0" w:space="0"/>
-                <w:lang w:val="en-US" w:eastAsia="zh-CN" w:bidi="ar"/>
+                <w:bdr w:val="nil"/>
+                <w:lang w:val="en-US" w:eastAsia="zh-CN"/>
               </w:rPr>
               <w:t>事件标题</w:t>
             </w:r>
@@ -255,10 +252,10 @@
               <w:suppressLineNumbers w:val="0"/>
               <w:snapToGrid w:val="0"/>
               <w:spacing w:line="240" w:lineRule="auto"/>
-              <w:ind w:left="0" w:leftChars="0" w:right="0" w:rightChars="0" w:firstLine="0" w:firstLineChars="0"/>
+              <w:ind w:left="0" w:right="0" w:firstLine="0" w:leftChars="0" w:rightChars="0" w:firstLineChars="0"/>
               <w:jc w:val="left"/>
               <w:rPr>
-                <w:rFonts w:hint="default" w:ascii="Segoe UI" w:hAnsi="Segoe UI" w:eastAsia="Segoe UI" w:cs="Segoe UI"/>
+                <w:rFonts w:ascii="Segoe UI" w:eastAsia="Segoe UI" w:hAnsi="Segoe UI" w:cs="Segoe UI" w:hint="default"/>
                 <w:i w:val="0"/>
                 <w:iCs w:val="0"/>
                 <w:caps w:val="0"/>
@@ -270,18 +267,18 @@
             </w:pPr>
             <w:r>
               <w:rPr>
-                <w:rFonts w:hint="default" w:ascii="Segoe UI" w:hAnsi="Segoe UI" w:eastAsia="Segoe UI" w:cs="Segoe UI"/>
-                <w:i w:val="0"/>
-                <w:iCs w:val="0"/>
-                <w:caps w:val="0"/>
-                <w:snapToGrid w:val="0"/>
-                <w:color w:val="000000"/>
-                <w:spacing w:val="0"/>
-                <w:kern w:val="0"/>
-                <w:sz w:val="18"/>
-                <w:szCs w:val="18"/>
-                <w:bdr w:val="none" w:color="auto" w:sz="0" w:space="0"/>
-                <w:lang w:val="en-US" w:eastAsia="zh-CN" w:bidi="ar"/>
+                <w:rFonts w:ascii="Segoe UI" w:eastAsia="Segoe UI" w:hAnsi="Segoe UI" w:cs="Segoe UI" w:hint="default"/>
+                <w:i w:val="0"/>
+                <w:iCs w:val="0"/>
+                <w:caps w:val="0"/>
+                <w:snapToGrid w:val="0"/>
+                <w:color w:val="000000"/>
+                <w:spacing w:val="0"/>
+                <w:kern w:val="0"/>
+                <w:sz w:val="18"/>
+                <w:szCs w:val="18"/>
+                <w:bdr w:val="nil"/>
+                <w:lang w:val="en-US" w:eastAsia="zh-CN"/>
               </w:rPr>
               <w:t>项目结项时业务关闭操作被系统拦截，提示采购订单状态异常</w:t>
             </w:r>
@@ -290,14 +287,8 @@
       </w:tr>
       <w:tr>
         <w:tblPrEx>
-          <w:tblBorders>
-            <w:top w:val="single" w:color="auto" w:sz="4" w:space="0"/>
-            <w:left w:val="single" w:color="auto" w:sz="4" w:space="0"/>
-            <w:bottom w:val="single" w:color="auto" w:sz="4" w:space="0"/>
-            <w:right w:val="single" w:color="auto" w:sz="4" w:space="0"/>
-            <w:insideH w:val="single" w:color="auto" w:sz="4" w:space="0"/>
-            <w:insideV w:val="single" w:color="auto" w:sz="4" w:space="0"/>
-          </w:tblBorders>
+          <w:tblW w:w="8506" w:type="dxa"/>
+          <w:jc w:val="center"/>
           <w:shd w:val="clear" w:color="auto" w:fill="auto"/>
           <w:tblCellMar>
             <w:top w:w="15" w:type="dxa"/>
@@ -307,7 +298,7 @@
           </w:tblCellMar>
         </w:tblPrEx>
         <w:trPr>
-          <w:trHeight w:val="0" w:hRule="atLeast"/>
+          <w:trHeight w:val="0"/>
           <w:jc w:val="center"/>
         </w:trPr>
         <w:tc>
@@ -330,10 +321,10 @@
               <w:suppressLineNumbers w:val="0"/>
               <w:snapToGrid w:val="0"/>
               <w:spacing w:line="240" w:lineRule="auto"/>
-              <w:ind w:left="0" w:leftChars="0" w:right="0" w:rightChars="0" w:firstLine="0" w:firstLineChars="0"/>
+              <w:ind w:left="0" w:right="0" w:firstLine="0" w:leftChars="0" w:rightChars="0" w:firstLineChars="0"/>
               <w:jc w:val="left"/>
               <w:rPr>
-                <w:rFonts w:hint="default" w:ascii="Segoe UI" w:hAnsi="Segoe UI" w:eastAsia="Segoe UI" w:cs="Segoe UI"/>
+                <w:rFonts w:ascii="Segoe UI" w:eastAsia="Segoe UI" w:hAnsi="Segoe UI" w:cs="Segoe UI" w:hint="default"/>
                 <w:i w:val="0"/>
                 <w:iCs w:val="0"/>
                 <w:caps w:val="0"/>
@@ -345,8 +336,8 @@
             </w:pPr>
             <w:r>
               <w:rPr>
-                <w:rStyle w:val="4"/>
-                <w:rFonts w:hint="default" w:ascii="Segoe UI" w:hAnsi="Segoe UI" w:eastAsia="Segoe UI" w:cs="Segoe UI"/>
+                <w:rStyle w:val="Strong"/>
+                <w:rFonts w:ascii="Segoe UI" w:eastAsia="Segoe UI" w:hAnsi="Segoe UI" w:cs="Segoe UI" w:hint="default"/>
                 <w:b/>
                 <w:bCs/>
                 <w:i w:val="0"/>
@@ -358,8 +349,8 @@
                 <w:kern w:val="0"/>
                 <w:sz w:val="18"/>
                 <w:szCs w:val="18"/>
-                <w:bdr w:val="none" w:color="auto" w:sz="0" w:space="0"/>
-                <w:lang w:val="en-US" w:eastAsia="zh-CN" w:bidi="ar"/>
+                <w:bdr w:val="nil"/>
+                <w:lang w:val="en-US" w:eastAsia="zh-CN"/>
               </w:rPr>
               <w:t>关联系统/模块</w:t>
             </w:r>
@@ -385,10 +376,10 @@
               <w:suppressLineNumbers w:val="0"/>
               <w:snapToGrid w:val="0"/>
               <w:spacing w:line="240" w:lineRule="auto"/>
-              <w:ind w:left="0" w:leftChars="0" w:right="0" w:rightChars="0" w:firstLine="0" w:firstLineChars="0"/>
+              <w:ind w:left="0" w:right="0" w:firstLine="0" w:leftChars="0" w:rightChars="0" w:firstLineChars="0"/>
               <w:jc w:val="left"/>
               <w:rPr>
-                <w:rFonts w:hint="default" w:ascii="Segoe UI" w:hAnsi="Segoe UI" w:eastAsia="Segoe UI" w:cs="Segoe UI"/>
+                <w:rFonts w:ascii="Segoe UI" w:eastAsia="Segoe UI" w:hAnsi="Segoe UI" w:cs="Segoe UI" w:hint="default"/>
                 <w:i w:val="0"/>
                 <w:iCs w:val="0"/>
                 <w:caps w:val="0"/>
@@ -400,18 +391,18 @@
             </w:pPr>
             <w:r>
               <w:rPr>
-                <w:rFonts w:hint="default" w:ascii="Segoe UI" w:hAnsi="Segoe UI" w:eastAsia="Segoe UI" w:cs="Segoe UI"/>
-                <w:i w:val="0"/>
-                <w:iCs w:val="0"/>
-                <w:caps w:val="0"/>
-                <w:snapToGrid w:val="0"/>
-                <w:color w:val="000000"/>
-                <w:spacing w:val="0"/>
-                <w:kern w:val="0"/>
-                <w:sz w:val="18"/>
-                <w:szCs w:val="18"/>
-                <w:bdr w:val="none" w:color="auto" w:sz="0" w:space="0"/>
-                <w:lang w:val="en-US" w:eastAsia="zh-CN" w:bidi="ar"/>
+                <w:rFonts w:ascii="Segoe UI" w:eastAsia="Segoe UI" w:hAnsi="Segoe UI" w:cs="Segoe UI" w:hint="default"/>
+                <w:i w:val="0"/>
+                <w:iCs w:val="0"/>
+                <w:caps w:val="0"/>
+                <w:snapToGrid w:val="0"/>
+                <w:color w:val="000000"/>
+                <w:spacing w:val="0"/>
+                <w:kern w:val="0"/>
+                <w:sz w:val="18"/>
+                <w:szCs w:val="18"/>
+                <w:bdr w:val="nil"/>
+                <w:lang w:val="en-US" w:eastAsia="zh-CN"/>
               </w:rPr>
               <w:t>翔云系统 - 项目管理模块 / 采购模块</w:t>
             </w:r>
@@ -420,14 +411,9 @@
       </w:tr>
       <w:tr>
         <w:tblPrEx>
-          <w:tblBorders>
-            <w:top w:val="single" w:color="auto" w:sz="4" w:space="0"/>
-            <w:left w:val="single" w:color="auto" w:sz="4" w:space="0"/>
-            <w:bottom w:val="single" w:color="auto" w:sz="4" w:space="0"/>
-            <w:right w:val="single" w:color="auto" w:sz="4" w:space="0"/>
-            <w:insideH w:val="single" w:color="auto" w:sz="4" w:space="0"/>
-            <w:insideV w:val="single" w:color="auto" w:sz="4" w:space="0"/>
-          </w:tblBorders>
+          <w:tblW w:w="8506" w:type="dxa"/>
+          <w:jc w:val="center"/>
+          <w:shd w:val="clear" w:color="auto" w:fill="auto"/>
           <w:tblCellMar>
             <w:top w:w="15" w:type="dxa"/>
             <w:left w:w="15" w:type="dxa"/>
@@ -436,7 +422,7 @@
           </w:tblCellMar>
         </w:tblPrEx>
         <w:trPr>
-          <w:trHeight w:val="0" w:hRule="atLeast"/>
+          <w:trHeight w:val="0"/>
           <w:jc w:val="center"/>
         </w:trPr>
         <w:tc>
@@ -459,10 +445,10 @@
               <w:suppressLineNumbers w:val="0"/>
               <w:snapToGrid w:val="0"/>
               <w:spacing w:line="240" w:lineRule="auto"/>
-              <w:ind w:left="0" w:leftChars="0" w:right="0" w:rightChars="0" w:firstLine="0" w:firstLineChars="0"/>
+              <w:ind w:left="0" w:right="0" w:firstLine="0" w:leftChars="0" w:rightChars="0" w:firstLineChars="0"/>
               <w:jc w:val="left"/>
               <w:rPr>
-                <w:rFonts w:hint="default" w:ascii="Segoe UI" w:hAnsi="Segoe UI" w:eastAsia="Segoe UI" w:cs="Segoe UI"/>
+                <w:rFonts w:ascii="Segoe UI" w:eastAsia="Segoe UI" w:hAnsi="Segoe UI" w:cs="Segoe UI" w:hint="default"/>
                 <w:i w:val="0"/>
                 <w:iCs w:val="0"/>
                 <w:caps w:val="0"/>
@@ -474,8 +460,8 @@
             </w:pPr>
             <w:r>
               <w:rPr>
-                <w:rStyle w:val="4"/>
-                <w:rFonts w:hint="default" w:ascii="Segoe UI" w:hAnsi="Segoe UI" w:eastAsia="Segoe UI" w:cs="Segoe UI"/>
+                <w:rStyle w:val="Strong"/>
+                <w:rFonts w:ascii="Segoe UI" w:eastAsia="Segoe UI" w:hAnsi="Segoe UI" w:cs="Segoe UI" w:hint="default"/>
                 <w:b/>
                 <w:bCs/>
                 <w:i w:val="0"/>
@@ -487,8 +473,8 @@
                 <w:kern w:val="0"/>
                 <w:sz w:val="18"/>
                 <w:szCs w:val="18"/>
-                <w:bdr w:val="none" w:color="auto" w:sz="0" w:space="0"/>
-                <w:lang w:val="en-US" w:eastAsia="zh-CN" w:bidi="ar"/>
+                <w:bdr w:val="nil"/>
+                <w:lang w:val="en-US" w:eastAsia="zh-CN"/>
               </w:rPr>
               <w:t>影响范围</w:t>
             </w:r>
@@ -514,10 +500,10 @@
               <w:suppressLineNumbers w:val="0"/>
               <w:snapToGrid w:val="0"/>
               <w:spacing w:line="240" w:lineRule="auto"/>
-              <w:ind w:left="0" w:leftChars="0" w:right="0" w:rightChars="0" w:firstLine="0" w:firstLineChars="0"/>
+              <w:ind w:left="0" w:right="0" w:firstLine="0" w:leftChars="0" w:rightChars="0" w:firstLineChars="0"/>
               <w:jc w:val="left"/>
               <w:rPr>
-                <w:rFonts w:hint="default" w:ascii="Segoe UI" w:hAnsi="Segoe UI" w:eastAsia="Segoe UI" w:cs="Segoe UI"/>
+                <w:rFonts w:ascii="Segoe UI" w:eastAsia="Segoe UI" w:hAnsi="Segoe UI" w:cs="Segoe UI" w:hint="default"/>
                 <w:i w:val="0"/>
                 <w:iCs w:val="0"/>
                 <w:caps w:val="0"/>
@@ -529,18 +515,18 @@
             </w:pPr>
             <w:r>
               <w:rPr>
-                <w:rFonts w:hint="default" w:ascii="Segoe UI" w:hAnsi="Segoe UI" w:eastAsia="Segoe UI" w:cs="Segoe UI"/>
-                <w:i w:val="0"/>
-                <w:iCs w:val="0"/>
-                <w:caps w:val="0"/>
-                <w:snapToGrid w:val="0"/>
-                <w:color w:val="000000"/>
-                <w:spacing w:val="0"/>
-                <w:kern w:val="0"/>
-                <w:sz w:val="18"/>
-                <w:szCs w:val="18"/>
-                <w:bdr w:val="none" w:color="auto" w:sz="0" w:space="0"/>
-                <w:lang w:val="en-US" w:eastAsia="zh-CN" w:bidi="ar"/>
+                <w:rFonts w:ascii="Segoe UI" w:eastAsia="Segoe UI" w:hAnsi="Segoe UI" w:cs="Segoe UI" w:hint="default"/>
+                <w:i w:val="0"/>
+                <w:iCs w:val="0"/>
+                <w:caps w:val="0"/>
+                <w:snapToGrid w:val="0"/>
+                <w:color w:val="000000"/>
+                <w:spacing w:val="0"/>
+                <w:kern w:val="0"/>
+                <w:sz w:val="18"/>
+                <w:szCs w:val="18"/>
+                <w:bdr w:val="nil"/>
+                <w:lang w:val="en-US" w:eastAsia="zh-CN"/>
               </w:rPr>
               <w:t>□ 单个用户 ☑ 部门用户 □ 特定功能 ☑ 核心业务（项目结项）</w:t>
             </w:r>
@@ -549,14 +535,8 @@
       </w:tr>
       <w:tr>
         <w:tblPrEx>
-          <w:tblBorders>
-            <w:top w:val="single" w:color="auto" w:sz="4" w:space="0"/>
-            <w:left w:val="single" w:color="auto" w:sz="4" w:space="0"/>
-            <w:bottom w:val="single" w:color="auto" w:sz="4" w:space="0"/>
-            <w:right w:val="single" w:color="auto" w:sz="4" w:space="0"/>
-            <w:insideH w:val="single" w:color="auto" w:sz="4" w:space="0"/>
-            <w:insideV w:val="single" w:color="auto" w:sz="4" w:space="0"/>
-          </w:tblBorders>
+          <w:tblW w:w="8506" w:type="dxa"/>
+          <w:jc w:val="center"/>
           <w:shd w:val="clear" w:color="auto" w:fill="auto"/>
           <w:tblCellMar>
             <w:top w:w="15" w:type="dxa"/>
@@ -566,7 +546,7 @@
           </w:tblCellMar>
         </w:tblPrEx>
         <w:trPr>
-          <w:trHeight w:val="0" w:hRule="atLeast"/>
+          <w:trHeight w:val="0"/>
           <w:jc w:val="center"/>
         </w:trPr>
         <w:tc>
@@ -589,10 +569,10 @@
               <w:suppressLineNumbers w:val="0"/>
               <w:snapToGrid w:val="0"/>
               <w:spacing w:line="240" w:lineRule="auto"/>
-              <w:ind w:left="0" w:leftChars="0" w:right="0" w:rightChars="0" w:firstLine="0" w:firstLineChars="0"/>
+              <w:ind w:left="0" w:right="0" w:firstLine="0" w:leftChars="0" w:rightChars="0" w:firstLineChars="0"/>
               <w:jc w:val="left"/>
               <w:rPr>
-                <w:rFonts w:hint="default" w:ascii="Segoe UI" w:hAnsi="Segoe UI" w:eastAsia="Segoe UI" w:cs="Segoe UI"/>
+                <w:rFonts w:ascii="Segoe UI" w:eastAsia="Segoe UI" w:hAnsi="Segoe UI" w:cs="Segoe UI" w:hint="default"/>
                 <w:i w:val="0"/>
                 <w:iCs w:val="0"/>
                 <w:caps w:val="0"/>
@@ -604,8 +584,8 @@
             </w:pPr>
             <w:r>
               <w:rPr>
-                <w:rStyle w:val="4"/>
-                <w:rFonts w:hint="default" w:ascii="Segoe UI" w:hAnsi="Segoe UI" w:eastAsia="Segoe UI" w:cs="Segoe UI"/>
+                <w:rStyle w:val="Strong"/>
+                <w:rFonts w:ascii="Segoe UI" w:eastAsia="Segoe UI" w:hAnsi="Segoe UI" w:cs="Segoe UI" w:hint="default"/>
                 <w:b/>
                 <w:bCs/>
                 <w:i w:val="0"/>
@@ -617,8 +597,8 @@
                 <w:kern w:val="0"/>
                 <w:sz w:val="18"/>
                 <w:szCs w:val="18"/>
-                <w:bdr w:val="none" w:color="auto" w:sz="0" w:space="0"/>
-                <w:lang w:val="en-US" w:eastAsia="zh-CN" w:bidi="ar"/>
+                <w:bdr w:val="nil"/>
+                <w:lang w:val="en-US" w:eastAsia="zh-CN"/>
               </w:rPr>
               <w:t>紧急程度</w:t>
             </w:r>
@@ -644,10 +624,10 @@
               <w:suppressLineNumbers w:val="0"/>
               <w:snapToGrid w:val="0"/>
               <w:spacing w:line="240" w:lineRule="auto"/>
-              <w:ind w:left="0" w:leftChars="0" w:right="0" w:rightChars="0" w:firstLine="0" w:firstLineChars="0"/>
+              <w:ind w:left="0" w:right="0" w:firstLine="0" w:leftChars="0" w:rightChars="0" w:firstLineChars="0"/>
               <w:jc w:val="left"/>
               <w:rPr>
-                <w:rFonts w:hint="default" w:ascii="Segoe UI" w:hAnsi="Segoe UI" w:eastAsia="Segoe UI" w:cs="Segoe UI"/>
+                <w:rFonts w:ascii="Segoe UI" w:eastAsia="Segoe UI" w:hAnsi="Segoe UI" w:cs="Segoe UI" w:hint="default"/>
                 <w:i w:val="0"/>
                 <w:iCs w:val="0"/>
                 <w:caps w:val="0"/>
@@ -659,18 +639,18 @@
             </w:pPr>
             <w:r>
               <w:rPr>
-                <w:rFonts w:hint="default" w:ascii="Segoe UI" w:hAnsi="Segoe UI" w:eastAsia="Segoe UI" w:cs="Segoe UI"/>
-                <w:i w:val="0"/>
-                <w:iCs w:val="0"/>
-                <w:caps w:val="0"/>
-                <w:snapToGrid w:val="0"/>
-                <w:color w:val="000000"/>
-                <w:spacing w:val="0"/>
-                <w:kern w:val="0"/>
-                <w:sz w:val="18"/>
-                <w:szCs w:val="18"/>
-                <w:bdr w:val="none" w:color="auto" w:sz="0" w:space="0"/>
-                <w:lang w:val="en-US" w:eastAsia="zh-CN" w:bidi="ar"/>
+                <w:rFonts w:ascii="Segoe UI" w:eastAsia="Segoe UI" w:hAnsi="Segoe UI" w:cs="Segoe UI" w:hint="default"/>
+                <w:i w:val="0"/>
+                <w:iCs w:val="0"/>
+                <w:caps w:val="0"/>
+                <w:snapToGrid w:val="0"/>
+                <w:color w:val="000000"/>
+                <w:spacing w:val="0"/>
+                <w:kern w:val="0"/>
+                <w:sz w:val="18"/>
+                <w:szCs w:val="18"/>
+                <w:bdr w:val="nil"/>
+                <w:lang w:val="en-US" w:eastAsia="zh-CN"/>
               </w:rPr>
               <w:t>☑ 高（影响项目审计与关账） □ 中 □ 低</w:t>
             </w:r>
@@ -679,14 +659,9 @@
       </w:tr>
       <w:tr>
         <w:tblPrEx>
-          <w:tblBorders>
-            <w:top w:val="single" w:color="auto" w:sz="4" w:space="0"/>
-            <w:left w:val="single" w:color="auto" w:sz="4" w:space="0"/>
-            <w:bottom w:val="single" w:color="auto" w:sz="4" w:space="0"/>
-            <w:right w:val="single" w:color="auto" w:sz="4" w:space="0"/>
-            <w:insideH w:val="single" w:color="auto" w:sz="4" w:space="0"/>
-            <w:insideV w:val="single" w:color="auto" w:sz="4" w:space="0"/>
-          </w:tblBorders>
+          <w:tblW w:w="8506" w:type="dxa"/>
+          <w:jc w:val="center"/>
+          <w:shd w:val="clear" w:color="auto" w:fill="auto"/>
           <w:tblCellMar>
             <w:top w:w="15" w:type="dxa"/>
             <w:left w:w="15" w:type="dxa"/>
@@ -695,7 +670,7 @@
           </w:tblCellMar>
         </w:tblPrEx>
         <w:trPr>
-          <w:trHeight w:val="0" w:hRule="atLeast"/>
+          <w:trHeight w:val="0"/>
           <w:jc w:val="center"/>
         </w:trPr>
         <w:tc>
@@ -718,10 +693,10 @@
               <w:suppressLineNumbers w:val="0"/>
               <w:snapToGrid w:val="0"/>
               <w:spacing w:line="240" w:lineRule="auto"/>
-              <w:ind w:left="0" w:leftChars="0" w:right="0" w:rightChars="0" w:firstLine="0" w:firstLineChars="0"/>
+              <w:ind w:left="0" w:right="0" w:firstLine="0" w:leftChars="0" w:rightChars="0" w:firstLineChars="0"/>
               <w:jc w:val="left"/>
               <w:rPr>
-                <w:rFonts w:hint="default" w:ascii="Segoe UI" w:hAnsi="Segoe UI" w:eastAsia="Segoe UI" w:cs="Segoe UI"/>
+                <w:rFonts w:ascii="Segoe UI" w:eastAsia="Segoe UI" w:hAnsi="Segoe UI" w:cs="Segoe UI" w:hint="default"/>
                 <w:i w:val="0"/>
                 <w:iCs w:val="0"/>
                 <w:caps w:val="0"/>
@@ -733,8 +708,8 @@
             </w:pPr>
             <w:r>
               <w:rPr>
-                <w:rStyle w:val="4"/>
-                <w:rFonts w:hint="default" w:ascii="Segoe UI" w:hAnsi="Segoe UI" w:eastAsia="Segoe UI" w:cs="Segoe UI"/>
+                <w:rStyle w:val="Strong"/>
+                <w:rFonts w:ascii="Segoe UI" w:eastAsia="Segoe UI" w:hAnsi="Segoe UI" w:cs="Segoe UI" w:hint="default"/>
                 <w:b/>
                 <w:bCs/>
                 <w:i w:val="0"/>
@@ -746,8 +721,8 @@
                 <w:kern w:val="0"/>
                 <w:sz w:val="18"/>
                 <w:szCs w:val="18"/>
-                <w:bdr w:val="none" w:color="auto" w:sz="0" w:space="0"/>
-                <w:lang w:val="en-US" w:eastAsia="zh-CN" w:bidi="ar"/>
+                <w:bdr w:val="nil"/>
+                <w:lang w:val="en-US" w:eastAsia="zh-CN"/>
               </w:rPr>
               <w:t>影响程度</w:t>
             </w:r>
@@ -773,10 +748,10 @@
               <w:suppressLineNumbers w:val="0"/>
               <w:snapToGrid w:val="0"/>
               <w:spacing w:line="240" w:lineRule="auto"/>
-              <w:ind w:left="0" w:leftChars="0" w:right="0" w:rightChars="0" w:firstLine="0" w:firstLineChars="0"/>
+              <w:ind w:left="0" w:right="0" w:firstLine="0" w:leftChars="0" w:rightChars="0" w:firstLineChars="0"/>
               <w:jc w:val="left"/>
               <w:rPr>
-                <w:rFonts w:hint="default" w:ascii="Segoe UI" w:hAnsi="Segoe UI" w:eastAsia="Segoe UI" w:cs="Segoe UI"/>
+                <w:rFonts w:ascii="Segoe UI" w:eastAsia="Segoe UI" w:hAnsi="Segoe UI" w:cs="Segoe UI" w:hint="default"/>
                 <w:i w:val="0"/>
                 <w:iCs w:val="0"/>
                 <w:caps w:val="0"/>
@@ -788,18 +763,18 @@
             </w:pPr>
             <w:r>
               <w:rPr>
-                <w:rFonts w:hint="default" w:ascii="Segoe UI" w:hAnsi="Segoe UI" w:eastAsia="Segoe UI" w:cs="Segoe UI"/>
-                <w:i w:val="0"/>
-                <w:iCs w:val="0"/>
-                <w:caps w:val="0"/>
-                <w:snapToGrid w:val="0"/>
-                <w:color w:val="000000"/>
-                <w:spacing w:val="0"/>
-                <w:kern w:val="0"/>
-                <w:sz w:val="18"/>
-                <w:szCs w:val="18"/>
-                <w:bdr w:val="none" w:color="auto" w:sz="0" w:space="0"/>
-                <w:lang w:val="en-US" w:eastAsia="zh-CN" w:bidi="ar"/>
+                <w:rFonts w:ascii="Segoe UI" w:eastAsia="Segoe UI" w:hAnsi="Segoe UI" w:cs="Segoe UI" w:hint="default"/>
+                <w:i w:val="0"/>
+                <w:iCs w:val="0"/>
+                <w:caps w:val="0"/>
+                <w:snapToGrid w:val="0"/>
+                <w:color w:val="000000"/>
+                <w:spacing w:val="0"/>
+                <w:kern w:val="0"/>
+                <w:sz w:val="18"/>
+                <w:szCs w:val="18"/>
+                <w:bdr w:val="nil"/>
+                <w:lang w:val="en-US" w:eastAsia="zh-CN"/>
               </w:rPr>
               <w:t>☑ 核心业务中断（无法关账） □ 主要功能失效 □ 轻微影响</w:t>
             </w:r>
@@ -808,14 +783,9 @@
       </w:tr>
       <w:tr>
         <w:tblPrEx>
-          <w:tblBorders>
-            <w:top w:val="single" w:color="auto" w:sz="4" w:space="0"/>
-            <w:left w:val="single" w:color="auto" w:sz="4" w:space="0"/>
-            <w:bottom w:val="single" w:color="auto" w:sz="4" w:space="0"/>
-            <w:right w:val="single" w:color="auto" w:sz="4" w:space="0"/>
-            <w:insideH w:val="single" w:color="auto" w:sz="4" w:space="0"/>
-            <w:insideV w:val="single" w:color="auto" w:sz="4" w:space="0"/>
-          </w:tblBorders>
+          <w:tblW w:w="8506" w:type="dxa"/>
+          <w:jc w:val="center"/>
+          <w:shd w:val="clear" w:color="auto" w:fill="auto"/>
           <w:tblCellMar>
             <w:top w:w="15" w:type="dxa"/>
             <w:left w:w="15" w:type="dxa"/>
@@ -824,7 +794,7 @@
           </w:tblCellMar>
         </w:tblPrEx>
         <w:trPr>
-          <w:trHeight w:val="0" w:hRule="atLeast"/>
+          <w:trHeight w:val="0"/>
           <w:jc w:val="center"/>
         </w:trPr>
         <w:tc>
@@ -847,10 +817,10 @@
               <w:suppressLineNumbers w:val="0"/>
               <w:snapToGrid w:val="0"/>
               <w:spacing w:line="240" w:lineRule="auto"/>
-              <w:ind w:left="0" w:leftChars="0" w:right="0" w:rightChars="0" w:firstLine="0" w:firstLineChars="0"/>
+              <w:ind w:left="0" w:right="0" w:firstLine="0" w:leftChars="0" w:rightChars="0" w:firstLineChars="0"/>
               <w:jc w:val="center"/>
               <w:rPr>
-                <w:rFonts w:hint="default" w:ascii="Segoe UI" w:hAnsi="Segoe UI" w:eastAsia="Segoe UI" w:cs="Segoe UI"/>
+                <w:rFonts w:ascii="Segoe UI" w:eastAsia="Segoe UI" w:hAnsi="Segoe UI" w:cs="Segoe UI" w:hint="default"/>
                 <w:i w:val="0"/>
                 <w:iCs w:val="0"/>
                 <w:caps w:val="0"/>
@@ -862,8 +832,8 @@
             </w:pPr>
             <w:r>
               <w:rPr>
-                <w:rStyle w:val="4"/>
-                <w:rFonts w:hint="default" w:ascii="Segoe UI" w:hAnsi="Segoe UI" w:eastAsia="Segoe UI" w:cs="Segoe UI"/>
+                <w:rStyle w:val="Strong"/>
+                <w:rFonts w:ascii="Segoe UI" w:eastAsia="Segoe UI" w:hAnsi="Segoe UI" w:cs="Segoe UI" w:hint="default"/>
                 <w:b/>
                 <w:bCs/>
                 <w:i w:val="0"/>
@@ -875,8 +845,8 @@
                 <w:kern w:val="0"/>
                 <w:sz w:val="18"/>
                 <w:szCs w:val="18"/>
-                <w:bdr w:val="none" w:color="auto" w:sz="0" w:space="0"/>
-                <w:lang w:val="en-US" w:eastAsia="zh-CN" w:bidi="ar"/>
+                <w:bdr w:val="nil"/>
+                <w:lang w:val="en-US" w:eastAsia="zh-CN"/>
               </w:rPr>
               <w:t>事件级别</w:t>
             </w:r>
@@ -902,10 +872,10 @@
               <w:suppressLineNumbers w:val="0"/>
               <w:snapToGrid w:val="0"/>
               <w:spacing w:line="240" w:lineRule="auto"/>
-              <w:ind w:left="0" w:leftChars="0" w:right="0" w:rightChars="0" w:firstLine="0" w:firstLineChars="0"/>
+              <w:ind w:left="0" w:right="0" w:firstLine="0" w:leftChars="0" w:rightChars="0" w:firstLineChars="0"/>
               <w:jc w:val="center"/>
               <w:rPr>
-                <w:rFonts w:hint="default" w:ascii="Segoe UI" w:hAnsi="Segoe UI" w:eastAsia="Segoe UI" w:cs="Segoe UI"/>
+                <w:rFonts w:ascii="Segoe UI" w:eastAsia="Segoe UI" w:hAnsi="Segoe UI" w:cs="Segoe UI" w:hint="default"/>
                 <w:i w:val="0"/>
                 <w:iCs w:val="0"/>
                 <w:caps w:val="0"/>
@@ -917,8 +887,8 @@
             </w:pPr>
             <w:r>
               <w:rPr>
-                <w:rStyle w:val="4"/>
-                <w:rFonts w:hint="default" w:ascii="Segoe UI" w:hAnsi="Segoe UI" w:eastAsia="Segoe UI" w:cs="Segoe UI"/>
+                <w:rStyle w:val="Strong"/>
+                <w:rFonts w:ascii="Segoe UI" w:eastAsia="Segoe UI" w:hAnsi="Segoe UI" w:cs="Segoe UI" w:hint="default"/>
                 <w:b/>
                 <w:bCs/>
                 <w:i w:val="0"/>
@@ -930,25 +900,25 @@
                 <w:kern w:val="0"/>
                 <w:sz w:val="18"/>
                 <w:szCs w:val="18"/>
-                <w:bdr w:val="none" w:color="auto" w:sz="0" w:space="0"/>
-                <w:lang w:val="en-US" w:eastAsia="zh-CN" w:bidi="ar"/>
+                <w:bdr w:val="nil"/>
+                <w:lang w:val="en-US" w:eastAsia="zh-CN"/>
               </w:rPr>
               <w:t>P1级</w:t>
             </w:r>
             <w:r>
               <w:rPr>
-                <w:rFonts w:hint="default" w:ascii="Segoe UI" w:hAnsi="Segoe UI" w:eastAsia="Segoe UI" w:cs="Segoe UI"/>
-                <w:i w:val="0"/>
-                <w:iCs w:val="0"/>
-                <w:caps w:val="0"/>
-                <w:snapToGrid w:val="0"/>
-                <w:color w:val="000000"/>
-                <w:spacing w:val="0"/>
-                <w:kern w:val="0"/>
-                <w:sz w:val="18"/>
-                <w:szCs w:val="18"/>
-                <w:bdr w:val="none" w:color="auto" w:sz="0" w:space="0"/>
-                <w:lang w:val="en-US" w:eastAsia="zh-CN" w:bidi="ar"/>
+                <w:rFonts w:ascii="Segoe UI" w:eastAsia="Segoe UI" w:hAnsi="Segoe UI" w:cs="Segoe UI" w:hint="default"/>
+                <w:i w:val="0"/>
+                <w:iCs w:val="0"/>
+                <w:caps w:val="0"/>
+                <w:snapToGrid w:val="0"/>
+                <w:color w:val="000000"/>
+                <w:spacing w:val="0"/>
+                <w:kern w:val="0"/>
+                <w:sz w:val="18"/>
+                <w:szCs w:val="18"/>
+                <w:bdr w:val="nil"/>
+                <w:lang w:val="en-US" w:eastAsia="zh-CN"/>
               </w:rPr>
               <w:t>（影响核心业务且紧急）</w:t>
             </w:r>
@@ -957,14 +927,9 @@
       </w:tr>
       <w:tr>
         <w:tblPrEx>
-          <w:tblBorders>
-            <w:top w:val="single" w:color="auto" w:sz="4" w:space="0"/>
-            <w:left w:val="single" w:color="auto" w:sz="4" w:space="0"/>
-            <w:bottom w:val="single" w:color="auto" w:sz="4" w:space="0"/>
-            <w:right w:val="single" w:color="auto" w:sz="4" w:space="0"/>
-            <w:insideH w:val="single" w:color="auto" w:sz="4" w:space="0"/>
-            <w:insideV w:val="single" w:color="auto" w:sz="4" w:space="0"/>
-          </w:tblBorders>
+          <w:tblW w:w="8506" w:type="dxa"/>
+          <w:jc w:val="center"/>
+          <w:shd w:val="clear" w:color="auto" w:fill="auto"/>
           <w:tblCellMar>
             <w:top w:w="15" w:type="dxa"/>
             <w:left w:w="15" w:type="dxa"/>
@@ -973,7 +938,7 @@
           </w:tblCellMar>
         </w:tblPrEx>
         <w:trPr>
-          <w:trHeight w:val="0" w:hRule="atLeast"/>
+          <w:trHeight w:val="0"/>
           <w:jc w:val="center"/>
         </w:trPr>
         <w:tc>
@@ -996,10 +961,10 @@
               <w:suppressLineNumbers w:val="0"/>
               <w:snapToGrid w:val="0"/>
               <w:spacing w:line="240" w:lineRule="auto"/>
-              <w:ind w:left="0" w:leftChars="0" w:right="0" w:rightChars="0" w:firstLine="0" w:firstLineChars="0"/>
+              <w:ind w:left="0" w:right="0" w:firstLine="0" w:leftChars="0" w:rightChars="0" w:firstLineChars="0"/>
               <w:jc w:val="left"/>
               <w:rPr>
-                <w:rFonts w:hint="default" w:ascii="Segoe UI" w:hAnsi="Segoe UI" w:eastAsia="Segoe UI" w:cs="Segoe UI"/>
+                <w:rFonts w:ascii="Segoe UI" w:eastAsia="Segoe UI" w:hAnsi="Segoe UI" w:cs="Segoe UI" w:hint="default"/>
                 <w:i w:val="0"/>
                 <w:iCs w:val="0"/>
                 <w:caps w:val="0"/>
@@ -1011,8 +976,8 @@
             </w:pPr>
             <w:r>
               <w:rPr>
-                <w:rStyle w:val="4"/>
-                <w:rFonts w:hint="default" w:ascii="Segoe UI" w:hAnsi="Segoe UI" w:eastAsia="Segoe UI" w:cs="Segoe UI"/>
+                <w:rStyle w:val="Strong"/>
+                <w:rFonts w:ascii="Segoe UI" w:eastAsia="Segoe UI" w:hAnsi="Segoe UI" w:cs="Segoe UI" w:hint="default"/>
                 <w:b/>
                 <w:bCs/>
                 <w:i w:val="0"/>
@@ -1024,8 +989,8 @@
                 <w:kern w:val="0"/>
                 <w:sz w:val="18"/>
                 <w:szCs w:val="18"/>
-                <w:bdr w:val="none" w:color="auto" w:sz="0" w:space="0"/>
-                <w:lang w:val="en-US" w:eastAsia="zh-CN" w:bidi="ar"/>
+                <w:bdr w:val="nil"/>
+                <w:lang w:val="en-US" w:eastAsia="zh-CN"/>
               </w:rPr>
               <w:t>SLA目标</w:t>
             </w:r>
@@ -1051,10 +1016,10 @@
               <w:suppressLineNumbers w:val="0"/>
               <w:snapToGrid w:val="0"/>
               <w:spacing w:line="240" w:lineRule="auto"/>
-              <w:ind w:left="0" w:leftChars="0" w:right="0" w:rightChars="0" w:firstLine="0" w:firstLineChars="0"/>
+              <w:ind w:left="0" w:right="0" w:firstLine="0" w:leftChars="0" w:rightChars="0" w:firstLineChars="0"/>
               <w:jc w:val="left"/>
               <w:rPr>
-                <w:rFonts w:hint="default" w:ascii="Segoe UI" w:hAnsi="Segoe UI" w:eastAsia="Segoe UI" w:cs="Segoe UI"/>
+                <w:rFonts w:ascii="Segoe UI" w:eastAsia="Segoe UI" w:hAnsi="Segoe UI" w:cs="Segoe UI" w:hint="default"/>
                 <w:i w:val="0"/>
                 <w:iCs w:val="0"/>
                 <w:caps w:val="0"/>
@@ -1066,8 +1031,8 @@
             </w:pPr>
             <w:r>
               <w:rPr>
-                <w:rStyle w:val="4"/>
-                <w:rFonts w:hint="default" w:ascii="Segoe UI" w:hAnsi="Segoe UI" w:eastAsia="Segoe UI" w:cs="Segoe UI"/>
+                <w:rStyle w:val="Strong"/>
+                <w:rFonts w:ascii="Segoe UI" w:eastAsia="Segoe UI" w:hAnsi="Segoe UI" w:cs="Segoe UI" w:hint="default"/>
                 <w:b/>
                 <w:bCs/>
                 <w:i w:val="0"/>
@@ -1079,49 +1044,49 @@
                 <w:kern w:val="0"/>
                 <w:sz w:val="18"/>
                 <w:szCs w:val="18"/>
-                <w:bdr w:val="none" w:color="auto" w:sz="0" w:space="0"/>
-                <w:lang w:val="en-US" w:eastAsia="zh-CN" w:bidi="ar"/>
+                <w:bdr w:val="nil"/>
+                <w:lang w:val="en-US" w:eastAsia="zh-CN"/>
               </w:rPr>
               <w:t>响应时限：</w:t>
             </w:r>
             <w:r>
               <w:rPr>
-                <w:rFonts w:hint="default" w:ascii="Segoe UI" w:hAnsi="Segoe UI" w:eastAsia="Segoe UI" w:cs="Segoe UI"/>
-                <w:i w:val="0"/>
-                <w:iCs w:val="0"/>
-                <w:caps w:val="0"/>
-                <w:snapToGrid w:val="0"/>
-                <w:color w:val="000000"/>
-                <w:spacing w:val="0"/>
-                <w:kern w:val="0"/>
-                <w:sz w:val="18"/>
-                <w:szCs w:val="18"/>
-                <w:bdr w:val="none" w:color="auto" w:sz="0" w:space="0"/>
-                <w:lang w:val="en-US" w:eastAsia="zh-CN" w:bidi="ar"/>
+                <w:rFonts w:ascii="Segoe UI" w:eastAsia="Segoe UI" w:hAnsi="Segoe UI" w:cs="Segoe UI" w:hint="default"/>
+                <w:i w:val="0"/>
+                <w:iCs w:val="0"/>
+                <w:caps w:val="0"/>
+                <w:snapToGrid w:val="0"/>
+                <w:color w:val="000000"/>
+                <w:spacing w:val="0"/>
+                <w:kern w:val="0"/>
+                <w:sz w:val="18"/>
+                <w:szCs w:val="18"/>
+                <w:bdr w:val="nil"/>
+                <w:lang w:val="en-US" w:eastAsia="zh-CN"/>
               </w:rPr>
               <w:t> 15分钟内</w:t>
             </w:r>
             <w:r>
               <w:rPr>
-                <w:rFonts w:hint="default" w:ascii="Segoe UI" w:hAnsi="Segoe UI" w:eastAsia="Segoe UI" w:cs="Segoe UI"/>
-                <w:i w:val="0"/>
-                <w:iCs w:val="0"/>
-                <w:caps w:val="0"/>
-                <w:snapToGrid w:val="0"/>
-                <w:color w:val="000000"/>
-                <w:spacing w:val="0"/>
-                <w:kern w:val="0"/>
-                <w:sz w:val="18"/>
-                <w:szCs w:val="18"/>
-                <w:bdr w:val="none" w:color="auto" w:sz="0" w:space="0"/>
-                <w:lang w:val="en-US" w:eastAsia="zh-CN" w:bidi="ar"/>
-              </w:rPr>
-              <w:br w:type="textWrapping"/>
-            </w:r>
-            <w:r>
-              <w:rPr>
-                <w:rStyle w:val="4"/>
-                <w:rFonts w:hint="default" w:ascii="Segoe UI" w:hAnsi="Segoe UI" w:eastAsia="Segoe UI" w:cs="Segoe UI"/>
+                <w:rFonts w:ascii="Segoe UI" w:eastAsia="Segoe UI" w:hAnsi="Segoe UI" w:cs="Segoe UI" w:hint="default"/>
+                <w:i w:val="0"/>
+                <w:iCs w:val="0"/>
+                <w:caps w:val="0"/>
+                <w:snapToGrid w:val="0"/>
+                <w:color w:val="000000"/>
+                <w:spacing w:val="0"/>
+                <w:kern w:val="0"/>
+                <w:sz w:val="18"/>
+                <w:szCs w:val="18"/>
+                <w:bdr w:val="nil"/>
+                <w:lang w:val="en-US" w:eastAsia="zh-CN"/>
+              </w:rPr>
+              <w:br/>
+            </w:r>
+            <w:r>
+              <w:rPr>
+                <w:rStyle w:val="Strong"/>
+                <w:rFonts w:ascii="Segoe UI" w:eastAsia="Segoe UI" w:hAnsi="Segoe UI" w:cs="Segoe UI" w:hint="default"/>
                 <w:b/>
                 <w:bCs/>
                 <w:i w:val="0"/>
@@ -1133,25 +1098,25 @@
                 <w:kern w:val="0"/>
                 <w:sz w:val="18"/>
                 <w:szCs w:val="18"/>
-                <w:bdr w:val="none" w:color="auto" w:sz="0" w:space="0"/>
-                <w:lang w:val="en-US" w:eastAsia="zh-CN" w:bidi="ar"/>
+                <w:bdr w:val="nil"/>
+                <w:lang w:val="en-US" w:eastAsia="zh-CN"/>
               </w:rPr>
               <w:t>解决时限：</w:t>
             </w:r>
             <w:r>
               <w:rPr>
-                <w:rFonts w:hint="default" w:ascii="Segoe UI" w:hAnsi="Segoe UI" w:eastAsia="Segoe UI" w:cs="Segoe UI"/>
-                <w:i w:val="0"/>
-                <w:iCs w:val="0"/>
-                <w:caps w:val="0"/>
-                <w:snapToGrid w:val="0"/>
-                <w:color w:val="000000"/>
-                <w:spacing w:val="0"/>
-                <w:kern w:val="0"/>
-                <w:sz w:val="18"/>
-                <w:szCs w:val="18"/>
-                <w:bdr w:val="none" w:color="auto" w:sz="0" w:space="0"/>
-                <w:lang w:val="en-US" w:eastAsia="zh-CN" w:bidi="ar"/>
+                <w:rFonts w:ascii="Segoe UI" w:eastAsia="Segoe UI" w:hAnsi="Segoe UI" w:cs="Segoe UI" w:hint="default"/>
+                <w:i w:val="0"/>
+                <w:iCs w:val="0"/>
+                <w:caps w:val="0"/>
+                <w:snapToGrid w:val="0"/>
+                <w:color w:val="000000"/>
+                <w:spacing w:val="0"/>
+                <w:kern w:val="0"/>
+                <w:sz w:val="18"/>
+                <w:szCs w:val="18"/>
+                <w:bdr w:val="nil"/>
+                <w:lang w:val="en-US" w:eastAsia="zh-CN"/>
               </w:rPr>
               <w:t> 2小时内</w:t>
             </w:r>
@@ -1160,14 +1125,9 @@
       </w:tr>
       <w:tr>
         <w:tblPrEx>
-          <w:tblBorders>
-            <w:top w:val="single" w:color="auto" w:sz="4" w:space="0"/>
-            <w:left w:val="single" w:color="auto" w:sz="4" w:space="0"/>
-            <w:bottom w:val="single" w:color="auto" w:sz="4" w:space="0"/>
-            <w:right w:val="single" w:color="auto" w:sz="4" w:space="0"/>
-            <w:insideH w:val="single" w:color="auto" w:sz="4" w:space="0"/>
-            <w:insideV w:val="single" w:color="auto" w:sz="4" w:space="0"/>
-          </w:tblBorders>
+          <w:tblW w:w="8506" w:type="dxa"/>
+          <w:jc w:val="center"/>
+          <w:shd w:val="clear" w:color="auto" w:fill="auto"/>
           <w:tblCellMar>
             <w:top w:w="15" w:type="dxa"/>
             <w:left w:w="15" w:type="dxa"/>
@@ -1176,7 +1136,7 @@
           </w:tblCellMar>
         </w:tblPrEx>
         <w:trPr>
-          <w:trHeight w:val="0" w:hRule="atLeast"/>
+          <w:trHeight w:val="0"/>
           <w:jc w:val="center"/>
         </w:trPr>
         <w:tc>
@@ -1199,10 +1159,10 @@
               <w:suppressLineNumbers w:val="0"/>
               <w:snapToGrid w:val="0"/>
               <w:spacing w:line="240" w:lineRule="auto"/>
-              <w:ind w:left="0" w:leftChars="0" w:right="0" w:rightChars="0" w:firstLine="0" w:firstLineChars="0"/>
+              <w:ind w:left="0" w:right="0" w:firstLine="0" w:leftChars="0" w:rightChars="0" w:firstLineChars="0"/>
               <w:jc w:val="center"/>
               <w:rPr>
-                <w:rFonts w:hint="default" w:ascii="Segoe UI" w:hAnsi="Segoe UI" w:eastAsia="Segoe UI" w:cs="Segoe UI"/>
+                <w:rFonts w:ascii="Segoe UI" w:eastAsia="Segoe UI" w:hAnsi="Segoe UI" w:cs="Segoe UI" w:hint="default"/>
                 <w:i w:val="0"/>
                 <w:iCs w:val="0"/>
                 <w:caps w:val="0"/>
@@ -1214,8 +1174,8 @@
             </w:pPr>
             <w:r>
               <w:rPr>
-                <w:rStyle w:val="4"/>
-                <w:rFonts w:hint="default" w:ascii="Segoe UI" w:hAnsi="Segoe UI" w:eastAsia="Segoe UI" w:cs="Segoe UI"/>
+                <w:rStyle w:val="Strong"/>
+                <w:rFonts w:ascii="Segoe UI" w:eastAsia="Segoe UI" w:hAnsi="Segoe UI" w:cs="Segoe UI" w:hint="default"/>
                 <w:b/>
                 <w:bCs/>
                 <w:i w:val="0"/>
@@ -1227,8 +1187,8 @@
                 <w:kern w:val="0"/>
                 <w:sz w:val="18"/>
                 <w:szCs w:val="18"/>
-                <w:bdr w:val="none" w:color="auto" w:sz="0" w:space="0"/>
-                <w:lang w:val="en-US" w:eastAsia="zh-CN" w:bidi="ar"/>
+                <w:bdr w:val="nil"/>
+                <w:lang w:val="en-US" w:eastAsia="zh-CN"/>
               </w:rPr>
               <w:t>事件描述</w:t>
             </w:r>
@@ -1254,10 +1214,10 @@
               <w:suppressLineNumbers w:val="0"/>
               <w:snapToGrid w:val="0"/>
               <w:spacing w:line="240" w:lineRule="auto"/>
-              <w:ind w:left="0" w:leftChars="0" w:right="0" w:rightChars="0" w:firstLine="0" w:firstLineChars="0"/>
+              <w:ind w:left="0" w:right="0" w:firstLine="0" w:leftChars="0" w:rightChars="0" w:firstLineChars="0"/>
               <w:jc w:val="both"/>
               <w:rPr>
-                <w:rFonts w:hint="default" w:ascii="Segoe UI" w:hAnsi="Segoe UI" w:eastAsia="Segoe UI" w:cs="Segoe UI"/>
+                <w:rFonts w:ascii="Segoe UI" w:eastAsia="Segoe UI" w:hAnsi="Segoe UI" w:cs="Segoe UI" w:hint="default"/>
                 <w:i w:val="0"/>
                 <w:iCs w:val="0"/>
                 <w:caps w:val="0"/>
@@ -1269,25 +1229,25 @@
             </w:pPr>
             <w:r>
               <w:rPr>
-                <w:rFonts w:hint="default" w:ascii="Segoe UI" w:hAnsi="Segoe UI" w:eastAsia="Segoe UI" w:cs="Segoe UI"/>
-                <w:i w:val="0"/>
-                <w:iCs w:val="0"/>
-                <w:caps w:val="0"/>
-                <w:snapToGrid w:val="0"/>
-                <w:color w:val="000000"/>
-                <w:spacing w:val="0"/>
-                <w:kern w:val="0"/>
-                <w:sz w:val="18"/>
-                <w:szCs w:val="18"/>
-                <w:bdr w:val="none" w:color="auto" w:sz="0" w:space="0"/>
-                <w:lang w:val="en-US" w:eastAsia="zh-CN" w:bidi="ar"/>
+                <w:rFonts w:ascii="Segoe UI" w:eastAsia="Segoe UI" w:hAnsi="Segoe UI" w:cs="Segoe UI" w:hint="default"/>
+                <w:i w:val="0"/>
+                <w:iCs w:val="0"/>
+                <w:caps w:val="0"/>
+                <w:snapToGrid w:val="0"/>
+                <w:color w:val="000000"/>
+                <w:spacing w:val="0"/>
+                <w:kern w:val="0"/>
+                <w:sz w:val="18"/>
+                <w:szCs w:val="18"/>
+                <w:bdr w:val="nil"/>
+                <w:lang w:val="en-US" w:eastAsia="zh-CN"/>
               </w:rPr>
               <w:t>1. </w:t>
             </w:r>
             <w:r>
               <w:rPr>
-                <w:rStyle w:val="4"/>
-                <w:rFonts w:hint="default" w:ascii="Segoe UI" w:hAnsi="Segoe UI" w:eastAsia="Segoe UI" w:cs="Segoe UI"/>
+                <w:rStyle w:val="Strong"/>
+                <w:rFonts w:ascii="Segoe UI" w:eastAsia="Segoe UI" w:hAnsi="Segoe UI" w:cs="Segoe UI" w:hint="default"/>
                 <w:b/>
                 <w:bCs/>
                 <w:i w:val="0"/>
@@ -1299,66 +1259,66 @@
                 <w:kern w:val="0"/>
                 <w:sz w:val="18"/>
                 <w:szCs w:val="18"/>
-                <w:bdr w:val="none" w:color="auto" w:sz="0" w:space="0"/>
-                <w:lang w:val="en-US" w:eastAsia="zh-CN" w:bidi="ar"/>
+                <w:bdr w:val="nil"/>
+                <w:lang w:val="en-US" w:eastAsia="zh-CN"/>
               </w:rPr>
               <w:t>业务场景：</w:t>
             </w:r>
             <w:r>
               <w:rPr>
-                <w:rFonts w:hint="default" w:ascii="Segoe UI" w:hAnsi="Segoe UI" w:eastAsia="Segoe UI" w:cs="Segoe UI"/>
-                <w:i w:val="0"/>
-                <w:iCs w:val="0"/>
-                <w:caps w:val="0"/>
-                <w:snapToGrid w:val="0"/>
-                <w:color w:val="000000"/>
-                <w:spacing w:val="0"/>
-                <w:kern w:val="0"/>
-                <w:sz w:val="18"/>
-                <w:szCs w:val="18"/>
-                <w:bdr w:val="none" w:color="auto" w:sz="0" w:space="0"/>
-                <w:lang w:val="en-US" w:eastAsia="zh-CN" w:bidi="ar"/>
+                <w:rFonts w:ascii="Segoe UI" w:eastAsia="Segoe UI" w:hAnsi="Segoe UI" w:cs="Segoe UI" w:hint="default"/>
+                <w:i w:val="0"/>
+                <w:iCs w:val="0"/>
+                <w:caps w:val="0"/>
+                <w:snapToGrid w:val="0"/>
+                <w:color w:val="000000"/>
+                <w:spacing w:val="0"/>
+                <w:kern w:val="0"/>
+                <w:sz w:val="18"/>
+                <w:szCs w:val="18"/>
+                <w:bdr w:val="nil"/>
+                <w:lang w:val="en-US" w:eastAsia="zh-CN"/>
               </w:rPr>
               <w:t> 项目经理想完成项目最终结项，在系统中提交“业务关闭”申请。</w:t>
             </w:r>
             <w:r>
               <w:rPr>
-                <w:rFonts w:hint="default" w:ascii="Segoe UI" w:hAnsi="Segoe UI" w:eastAsia="Segoe UI" w:cs="Segoe UI"/>
-                <w:i w:val="0"/>
-                <w:iCs w:val="0"/>
-                <w:caps w:val="0"/>
-                <w:snapToGrid w:val="0"/>
-                <w:color w:val="000000"/>
-                <w:spacing w:val="0"/>
-                <w:kern w:val="0"/>
-                <w:sz w:val="18"/>
-                <w:szCs w:val="18"/>
-                <w:bdr w:val="none" w:color="auto" w:sz="0" w:space="0"/>
-                <w:lang w:val="en-US" w:eastAsia="zh-CN" w:bidi="ar"/>
-              </w:rPr>
-              <w:br w:type="textWrapping"/>
-            </w:r>
-            <w:r>
-              <w:rPr>
-                <w:rFonts w:hint="default" w:ascii="Segoe UI" w:hAnsi="Segoe UI" w:eastAsia="Segoe UI" w:cs="Segoe UI"/>
-                <w:i w:val="0"/>
-                <w:iCs w:val="0"/>
-                <w:caps w:val="0"/>
-                <w:snapToGrid w:val="0"/>
-                <w:color w:val="000000"/>
-                <w:spacing w:val="0"/>
-                <w:kern w:val="0"/>
-                <w:sz w:val="18"/>
-                <w:szCs w:val="18"/>
-                <w:bdr w:val="none" w:color="auto" w:sz="0" w:space="0"/>
-                <w:lang w:val="en-US" w:eastAsia="zh-CN" w:bidi="ar"/>
+                <w:rFonts w:ascii="Segoe UI" w:eastAsia="Segoe UI" w:hAnsi="Segoe UI" w:cs="Segoe UI" w:hint="default"/>
+                <w:i w:val="0"/>
+                <w:iCs w:val="0"/>
+                <w:caps w:val="0"/>
+                <w:snapToGrid w:val="0"/>
+                <w:color w:val="000000"/>
+                <w:spacing w:val="0"/>
+                <w:kern w:val="0"/>
+                <w:sz w:val="18"/>
+                <w:szCs w:val="18"/>
+                <w:bdr w:val="nil"/>
+                <w:lang w:val="en-US" w:eastAsia="zh-CN"/>
+              </w:rPr>
+              <w:br/>
+            </w:r>
+            <w:r>
+              <w:rPr>
+                <w:rFonts w:ascii="Segoe UI" w:eastAsia="Segoe UI" w:hAnsi="Segoe UI" w:cs="Segoe UI" w:hint="default"/>
+                <w:i w:val="0"/>
+                <w:iCs w:val="0"/>
+                <w:caps w:val="0"/>
+                <w:snapToGrid w:val="0"/>
+                <w:color w:val="000000"/>
+                <w:spacing w:val="0"/>
+                <w:kern w:val="0"/>
+                <w:sz w:val="18"/>
+                <w:szCs w:val="18"/>
+                <w:bdr w:val="nil"/>
+                <w:lang w:val="en-US" w:eastAsia="zh-CN"/>
               </w:rPr>
               <w:t>2. </w:t>
             </w:r>
             <w:r>
               <w:rPr>
-                <w:rStyle w:val="4"/>
-                <w:rFonts w:hint="default" w:ascii="Segoe UI" w:hAnsi="Segoe UI" w:eastAsia="Segoe UI" w:cs="Segoe UI"/>
+                <w:rStyle w:val="Strong"/>
+                <w:rFonts w:ascii="Segoe UI" w:eastAsia="Segoe UI" w:hAnsi="Segoe UI" w:cs="Segoe UI" w:hint="default"/>
                 <w:b/>
                 <w:bCs/>
                 <w:i w:val="0"/>
@@ -1370,66 +1330,66 @@
                 <w:kern w:val="0"/>
                 <w:sz w:val="18"/>
                 <w:szCs w:val="18"/>
-                <w:bdr w:val="none" w:color="auto" w:sz="0" w:space="0"/>
-                <w:lang w:val="en-US" w:eastAsia="zh-CN" w:bidi="ar"/>
+                <w:bdr w:val="nil"/>
+                <w:lang w:val="en-US" w:eastAsia="zh-CN"/>
               </w:rPr>
               <w:t>遇到问题：</w:t>
             </w:r>
             <w:r>
               <w:rPr>
-                <w:rFonts w:hint="default" w:ascii="Segoe UI" w:hAnsi="Segoe UI" w:eastAsia="Segoe UI" w:cs="Segoe UI"/>
-                <w:i w:val="0"/>
-                <w:iCs w:val="0"/>
-                <w:caps w:val="0"/>
-                <w:snapToGrid w:val="0"/>
-                <w:color w:val="000000"/>
-                <w:spacing w:val="0"/>
-                <w:kern w:val="0"/>
-                <w:sz w:val="18"/>
-                <w:szCs w:val="18"/>
-                <w:bdr w:val="none" w:color="auto" w:sz="0" w:space="0"/>
-                <w:lang w:val="en-US" w:eastAsia="zh-CN" w:bidi="ar"/>
+                <w:rFonts w:ascii="Segoe UI" w:eastAsia="Segoe UI" w:hAnsi="Segoe UI" w:cs="Segoe UI" w:hint="default"/>
+                <w:i w:val="0"/>
+                <w:iCs w:val="0"/>
+                <w:caps w:val="0"/>
+                <w:snapToGrid w:val="0"/>
+                <w:color w:val="000000"/>
+                <w:spacing w:val="0"/>
+                <w:kern w:val="0"/>
+                <w:sz w:val="18"/>
+                <w:szCs w:val="18"/>
+                <w:bdr w:val="nil"/>
+                <w:lang w:val="en-US" w:eastAsia="zh-CN"/>
               </w:rPr>
               <w:t> 点击提交后，操作被系统阻止，并弹窗提示“存在关联的采购订单不是最后收票状态”。</w:t>
             </w:r>
             <w:r>
               <w:rPr>
-                <w:rFonts w:hint="default" w:ascii="Segoe UI" w:hAnsi="Segoe UI" w:eastAsia="Segoe UI" w:cs="Segoe UI"/>
-                <w:i w:val="0"/>
-                <w:iCs w:val="0"/>
-                <w:caps w:val="0"/>
-                <w:snapToGrid w:val="0"/>
-                <w:color w:val="000000"/>
-                <w:spacing w:val="0"/>
-                <w:kern w:val="0"/>
-                <w:sz w:val="18"/>
-                <w:szCs w:val="18"/>
-                <w:bdr w:val="none" w:color="auto" w:sz="0" w:space="0"/>
-                <w:lang w:val="en-US" w:eastAsia="zh-CN" w:bidi="ar"/>
-              </w:rPr>
-              <w:br w:type="textWrapping"/>
-            </w:r>
-            <w:r>
-              <w:rPr>
-                <w:rFonts w:hint="default" w:ascii="Segoe UI" w:hAnsi="Segoe UI" w:eastAsia="Segoe UI" w:cs="Segoe UI"/>
-                <w:i w:val="0"/>
-                <w:iCs w:val="0"/>
-                <w:caps w:val="0"/>
-                <w:snapToGrid w:val="0"/>
-                <w:color w:val="000000"/>
-                <w:spacing w:val="0"/>
-                <w:kern w:val="0"/>
-                <w:sz w:val="18"/>
-                <w:szCs w:val="18"/>
-                <w:bdr w:val="none" w:color="auto" w:sz="0" w:space="0"/>
-                <w:lang w:val="en-US" w:eastAsia="zh-CN" w:bidi="ar"/>
+                <w:rFonts w:ascii="Segoe UI" w:eastAsia="Segoe UI" w:hAnsi="Segoe UI" w:cs="Segoe UI" w:hint="default"/>
+                <w:i w:val="0"/>
+                <w:iCs w:val="0"/>
+                <w:caps w:val="0"/>
+                <w:snapToGrid w:val="0"/>
+                <w:color w:val="000000"/>
+                <w:spacing w:val="0"/>
+                <w:kern w:val="0"/>
+                <w:sz w:val="18"/>
+                <w:szCs w:val="18"/>
+                <w:bdr w:val="nil"/>
+                <w:lang w:val="en-US" w:eastAsia="zh-CN"/>
+              </w:rPr>
+              <w:br/>
+            </w:r>
+            <w:r>
+              <w:rPr>
+                <w:rFonts w:ascii="Segoe UI" w:eastAsia="Segoe UI" w:hAnsi="Segoe UI" w:cs="Segoe UI" w:hint="default"/>
+                <w:i w:val="0"/>
+                <w:iCs w:val="0"/>
+                <w:caps w:val="0"/>
+                <w:snapToGrid w:val="0"/>
+                <w:color w:val="000000"/>
+                <w:spacing w:val="0"/>
+                <w:kern w:val="0"/>
+                <w:sz w:val="18"/>
+                <w:szCs w:val="18"/>
+                <w:bdr w:val="nil"/>
+                <w:lang w:val="en-US" w:eastAsia="zh-CN"/>
               </w:rPr>
               <w:t>3. </w:t>
             </w:r>
             <w:r>
               <w:rPr>
-                <w:rStyle w:val="4"/>
-                <w:rFonts w:hint="default" w:ascii="Segoe UI" w:hAnsi="Segoe UI" w:eastAsia="Segoe UI" w:cs="Segoe UI"/>
+                <w:rStyle w:val="Strong"/>
+                <w:rFonts w:ascii="Segoe UI" w:eastAsia="Segoe UI" w:hAnsi="Segoe UI" w:cs="Segoe UI" w:hint="default"/>
                 <w:b/>
                 <w:bCs/>
                 <w:i w:val="0"/>
@@ -1441,99 +1401,99 @@
                 <w:kern w:val="0"/>
                 <w:sz w:val="18"/>
                 <w:szCs w:val="18"/>
-                <w:bdr w:val="none" w:color="auto" w:sz="0" w:space="0"/>
-                <w:lang w:val="en-US" w:eastAsia="zh-CN" w:bidi="ar"/>
+                <w:bdr w:val="nil"/>
+                <w:lang w:val="en-US" w:eastAsia="zh-CN"/>
               </w:rPr>
               <w:t>用户操作：</w:t>
             </w:r>
             <w:r>
               <w:rPr>
-                <w:rFonts w:hint="default" w:ascii="Segoe UI" w:hAnsi="Segoe UI" w:eastAsia="Segoe UI" w:cs="Segoe UI"/>
-                <w:i w:val="0"/>
-                <w:iCs w:val="0"/>
-                <w:caps w:val="0"/>
-                <w:snapToGrid w:val="0"/>
-                <w:color w:val="000000"/>
-                <w:spacing w:val="0"/>
-                <w:kern w:val="0"/>
-                <w:sz w:val="18"/>
-                <w:szCs w:val="18"/>
-                <w:bdr w:val="none" w:color="auto" w:sz="0" w:space="0"/>
-                <w:lang w:val="en-US" w:eastAsia="zh-CN" w:bidi="ar"/>
+                <w:rFonts w:ascii="Segoe UI" w:eastAsia="Segoe UI" w:hAnsi="Segoe UI" w:cs="Segoe UI" w:hint="default"/>
+                <w:i w:val="0"/>
+                <w:iCs w:val="0"/>
+                <w:caps w:val="0"/>
+                <w:snapToGrid w:val="0"/>
+                <w:color w:val="000000"/>
+                <w:spacing w:val="0"/>
+                <w:kern w:val="0"/>
+                <w:sz w:val="18"/>
+                <w:szCs w:val="18"/>
+                <w:bdr w:val="nil"/>
+                <w:lang w:val="en-US" w:eastAsia="zh-CN"/>
               </w:rPr>
               <w:t> 根据提示</w:t>
             </w:r>
             <w:r>
               <w:rPr>
-                <w:rFonts w:hint="default" w:ascii="Segoe UI" w:hAnsi="Segoe UI" w:eastAsia="Segoe UI" w:cs="Segoe UI"/>
-                <w:i w:val="0"/>
-                <w:iCs w:val="0"/>
-                <w:caps w:val="0"/>
-                <w:snapToGrid w:val="0"/>
-                <w:color w:val="000000"/>
-                <w:spacing w:val="0"/>
-                <w:kern w:val="0"/>
-                <w:sz w:val="18"/>
-                <w:szCs w:val="18"/>
-                <w:lang w:val="en-US" w:eastAsia="zh-CN" w:bidi="ar"/>
+                <w:rFonts w:ascii="Segoe UI" w:eastAsia="Segoe UI" w:hAnsi="Segoe UI" w:cs="Segoe UI" w:hint="default"/>
+                <w:i w:val="0"/>
+                <w:iCs w:val="0"/>
+                <w:caps w:val="0"/>
+                <w:snapToGrid w:val="0"/>
+                <w:color w:val="000000"/>
+                <w:spacing w:val="0"/>
+                <w:kern w:val="0"/>
+                <w:sz w:val="18"/>
+                <w:szCs w:val="18"/>
+                <w:lang w:val="en-US" w:eastAsia="zh-CN"/>
               </w:rPr>
               <w:t>检查了名为 PO11909872 的采购订单</w:t>
             </w:r>
             <w:r>
               <w:rPr>
-                <w:rFonts w:hint="default" w:ascii="Segoe UI" w:hAnsi="Segoe UI" w:eastAsia="Segoe UI" w:cs="Segoe UI"/>
-                <w:i w:val="0"/>
-                <w:iCs w:val="0"/>
-                <w:caps w:val="0"/>
-                <w:snapToGrid w:val="0"/>
-                <w:color w:val="000000"/>
-                <w:spacing w:val="0"/>
-                <w:kern w:val="0"/>
-                <w:sz w:val="18"/>
-                <w:szCs w:val="18"/>
-                <w:bdr w:val="none" w:color="auto" w:sz="0" w:space="0"/>
-                <w:lang w:val="en-US" w:eastAsia="zh-CN" w:bidi="ar"/>
+                <w:rFonts w:ascii="Segoe UI" w:eastAsia="Segoe UI" w:hAnsi="Segoe UI" w:cs="Segoe UI" w:hint="default"/>
+                <w:i w:val="0"/>
+                <w:iCs w:val="0"/>
+                <w:caps w:val="0"/>
+                <w:snapToGrid w:val="0"/>
+                <w:color w:val="000000"/>
+                <w:spacing w:val="0"/>
+                <w:kern w:val="0"/>
+                <w:sz w:val="18"/>
+                <w:szCs w:val="18"/>
+                <w:bdr w:val="nil"/>
+                <w:lang w:val="en-US" w:eastAsia="zh-CN"/>
               </w:rPr>
               <w:t>，其总状态显示正常，但系统仍报错。</w:t>
             </w:r>
             <w:r>
               <w:rPr>
-                <w:rFonts w:hint="default" w:ascii="Segoe UI" w:hAnsi="Segoe UI" w:eastAsia="Segoe UI" w:cs="Segoe UI"/>
-                <w:i w:val="0"/>
-                <w:iCs w:val="0"/>
-                <w:caps w:val="0"/>
-                <w:snapToGrid w:val="0"/>
-                <w:color w:val="000000"/>
-                <w:spacing w:val="0"/>
-                <w:kern w:val="0"/>
-                <w:sz w:val="18"/>
-                <w:szCs w:val="18"/>
-                <w:bdr w:val="none" w:color="auto" w:sz="0" w:space="0"/>
-                <w:lang w:val="en-US" w:eastAsia="zh-CN" w:bidi="ar"/>
-              </w:rPr>
-              <w:br w:type="textWrapping"/>
-            </w:r>
-            <w:r>
-              <w:rPr>
-                <w:rFonts w:hint="default" w:ascii="Segoe UI" w:hAnsi="Segoe UI" w:eastAsia="Segoe UI" w:cs="Segoe UI"/>
-                <w:i w:val="0"/>
-                <w:iCs w:val="0"/>
-                <w:caps w:val="0"/>
-                <w:snapToGrid w:val="0"/>
-                <w:color w:val="000000"/>
-                <w:spacing w:val="0"/>
-                <w:kern w:val="0"/>
-                <w:sz w:val="18"/>
-                <w:szCs w:val="18"/>
-                <w:bdr w:val="none" w:color="auto" w:sz="0" w:space="0"/>
-                <w:lang w:val="en-US" w:eastAsia="zh-CN" w:bidi="ar"/>
+                <w:rFonts w:ascii="Segoe UI" w:eastAsia="Segoe UI" w:hAnsi="Segoe UI" w:cs="Segoe UI" w:hint="default"/>
+                <w:i w:val="0"/>
+                <w:iCs w:val="0"/>
+                <w:caps w:val="0"/>
+                <w:snapToGrid w:val="0"/>
+                <w:color w:val="000000"/>
+                <w:spacing w:val="0"/>
+                <w:kern w:val="0"/>
+                <w:sz w:val="18"/>
+                <w:szCs w:val="18"/>
+                <w:bdr w:val="nil"/>
+                <w:lang w:val="en-US" w:eastAsia="zh-CN"/>
+              </w:rPr>
+              <w:br/>
+            </w:r>
+            <w:r>
+              <w:rPr>
+                <w:rFonts w:ascii="Segoe UI" w:eastAsia="Segoe UI" w:hAnsi="Segoe UI" w:cs="Segoe UI" w:hint="default"/>
+                <w:i w:val="0"/>
+                <w:iCs w:val="0"/>
+                <w:caps w:val="0"/>
+                <w:snapToGrid w:val="0"/>
+                <w:color w:val="000000"/>
+                <w:spacing w:val="0"/>
+                <w:kern w:val="0"/>
+                <w:sz w:val="18"/>
+                <w:szCs w:val="18"/>
+                <w:bdr w:val="nil"/>
+                <w:lang w:val="en-US" w:eastAsia="zh-CN"/>
               </w:rPr>
               <w:t>4. </w:t>
             </w:r>
             <w:r>
               <w:rPr>
-                <w:rStyle w:val="4"/>
-                <w:rFonts w:hint="default" w:ascii="Segoe UI" w:hAnsi="Segoe UI" w:eastAsia="Segoe UI" w:cs="Segoe UI"/>
+                <w:rStyle w:val="Strong"/>
+                <w:rFonts w:ascii="Segoe UI" w:eastAsia="Segoe UI" w:hAnsi="Segoe UI" w:cs="Segoe UI" w:hint="default"/>
                 <w:b/>
                 <w:bCs/>
                 <w:i w:val="0"/>
@@ -1545,25 +1505,25 @@
                 <w:kern w:val="0"/>
                 <w:sz w:val="18"/>
                 <w:szCs w:val="18"/>
-                <w:bdr w:val="none" w:color="auto" w:sz="0" w:space="0"/>
-                <w:lang w:val="en-US" w:eastAsia="zh-CN" w:bidi="ar"/>
+                <w:bdr w:val="nil"/>
+                <w:lang w:val="en-US" w:eastAsia="zh-CN"/>
               </w:rPr>
               <w:t>业务影响：</w:t>
             </w:r>
             <w:r>
               <w:rPr>
-                <w:rFonts w:hint="default" w:ascii="Segoe UI" w:hAnsi="Segoe UI" w:eastAsia="Segoe UI" w:cs="Segoe UI"/>
-                <w:i w:val="0"/>
-                <w:iCs w:val="0"/>
-                <w:caps w:val="0"/>
-                <w:snapToGrid w:val="0"/>
-                <w:color w:val="000000"/>
-                <w:spacing w:val="0"/>
-                <w:kern w:val="0"/>
-                <w:sz w:val="18"/>
-                <w:szCs w:val="18"/>
-                <w:bdr w:val="none" w:color="auto" w:sz="0" w:space="0"/>
-                <w:lang w:val="en-US" w:eastAsia="zh-CN" w:bidi="ar"/>
+                <w:rFonts w:ascii="Segoe UI" w:eastAsia="Segoe UI" w:hAnsi="Segoe UI" w:cs="Segoe UI" w:hint="default"/>
+                <w:i w:val="0"/>
+                <w:iCs w:val="0"/>
+                <w:caps w:val="0"/>
+                <w:snapToGrid w:val="0"/>
+                <w:color w:val="000000"/>
+                <w:spacing w:val="0"/>
+                <w:kern w:val="0"/>
+                <w:sz w:val="18"/>
+                <w:szCs w:val="18"/>
+                <w:bdr w:val="nil"/>
+                <w:lang w:val="en-US" w:eastAsia="zh-CN"/>
               </w:rPr>
               <w:t> 项目无法关闭，导致后续的财务结算、审计工作全部受阻，影响季度报告。</w:t>
             </w:r>
@@ -1572,14 +1532,9 @@
       </w:tr>
       <w:tr>
         <w:tblPrEx>
-          <w:tblBorders>
-            <w:top w:val="single" w:color="auto" w:sz="4" w:space="0"/>
-            <w:left w:val="single" w:color="auto" w:sz="4" w:space="0"/>
-            <w:bottom w:val="single" w:color="auto" w:sz="4" w:space="0"/>
-            <w:right w:val="single" w:color="auto" w:sz="4" w:space="0"/>
-            <w:insideH w:val="single" w:color="auto" w:sz="4" w:space="0"/>
-            <w:insideV w:val="single" w:color="auto" w:sz="4" w:space="0"/>
-          </w:tblBorders>
+          <w:tblW w:w="8506" w:type="dxa"/>
+          <w:jc w:val="center"/>
+          <w:shd w:val="clear" w:color="auto" w:fill="auto"/>
           <w:tblCellMar>
             <w:top w:w="15" w:type="dxa"/>
             <w:left w:w="15" w:type="dxa"/>
@@ -1588,7 +1543,7 @@
           </w:tblCellMar>
         </w:tblPrEx>
         <w:trPr>
-          <w:trHeight w:val="0" w:hRule="atLeast"/>
+          <w:trHeight w:val="0"/>
           <w:jc w:val="center"/>
         </w:trPr>
         <w:tc>
@@ -1611,10 +1566,10 @@
               <w:suppressLineNumbers w:val="0"/>
               <w:snapToGrid w:val="0"/>
               <w:spacing w:line="240" w:lineRule="auto"/>
-              <w:ind w:left="0" w:leftChars="0" w:right="0" w:rightChars="0" w:firstLine="0" w:firstLineChars="0"/>
+              <w:ind w:left="0" w:right="0" w:firstLine="0" w:leftChars="0" w:rightChars="0" w:firstLineChars="0"/>
               <w:jc w:val="left"/>
               <w:rPr>
-                <w:rFonts w:hint="default" w:ascii="Segoe UI" w:hAnsi="Segoe UI" w:eastAsia="Segoe UI" w:cs="Segoe UI"/>
+                <w:rFonts w:ascii="Segoe UI" w:eastAsia="Segoe UI" w:hAnsi="Segoe UI" w:cs="Segoe UI" w:hint="default"/>
                 <w:i w:val="0"/>
                 <w:iCs w:val="0"/>
                 <w:caps w:val="0"/>
@@ -1626,8 +1581,8 @@
             </w:pPr>
             <w:r>
               <w:rPr>
-                <w:rStyle w:val="4"/>
-                <w:rFonts w:hint="default" w:ascii="Segoe UI" w:hAnsi="Segoe UI" w:eastAsia="Segoe UI" w:cs="Segoe UI"/>
+                <w:rStyle w:val="Strong"/>
+                <w:rFonts w:ascii="Segoe UI" w:eastAsia="Segoe UI" w:hAnsi="Segoe UI" w:cs="Segoe UI" w:hint="default"/>
                 <w:b/>
                 <w:bCs/>
                 <w:i w:val="0"/>
@@ -1639,8 +1594,8 @@
                 <w:kern w:val="0"/>
                 <w:sz w:val="18"/>
                 <w:szCs w:val="18"/>
-                <w:bdr w:val="none" w:color="auto" w:sz="0" w:space="0"/>
-                <w:lang w:val="en-US" w:eastAsia="zh-CN" w:bidi="ar"/>
+                <w:bdr w:val="nil"/>
+                <w:lang w:val="en-US" w:eastAsia="zh-CN"/>
               </w:rPr>
               <w:t>服务台初步诊断</w:t>
             </w:r>
@@ -1666,10 +1621,10 @@
               <w:suppressLineNumbers w:val="0"/>
               <w:snapToGrid w:val="0"/>
               <w:spacing w:line="240" w:lineRule="auto"/>
-              <w:ind w:left="0" w:leftChars="0" w:right="0" w:rightChars="0" w:firstLine="0" w:firstLineChars="0"/>
+              <w:ind w:left="0" w:right="0" w:firstLine="0" w:leftChars="0" w:rightChars="0" w:firstLineChars="0"/>
               <w:jc w:val="left"/>
               <w:rPr>
-                <w:rFonts w:hint="default" w:ascii="Segoe UI" w:hAnsi="Segoe UI" w:eastAsia="Segoe UI" w:cs="Segoe UI"/>
+                <w:rFonts w:ascii="Segoe UI" w:eastAsia="Segoe UI" w:hAnsi="Segoe UI" w:cs="Segoe UI" w:hint="default"/>
                 <w:i w:val="0"/>
                 <w:iCs w:val="0"/>
                 <w:caps w:val="0"/>
@@ -1681,18 +1636,18 @@
             </w:pPr>
             <w:r>
               <w:rPr>
-                <w:rFonts w:hint="default" w:ascii="Segoe UI" w:hAnsi="Segoe UI" w:eastAsia="Segoe UI" w:cs="Segoe UI"/>
-                <w:i w:val="0"/>
-                <w:iCs w:val="0"/>
-                <w:caps w:val="0"/>
-                <w:snapToGrid w:val="0"/>
-                <w:color w:val="000000"/>
-                <w:spacing w:val="0"/>
-                <w:kern w:val="0"/>
-                <w:sz w:val="18"/>
-                <w:szCs w:val="18"/>
-                <w:bdr w:val="none" w:color="auto" w:sz="0" w:space="0"/>
-                <w:lang w:val="en-US" w:eastAsia="zh-CN" w:bidi="ar"/>
+                <w:rFonts w:ascii="Segoe UI" w:eastAsia="Segoe UI" w:hAnsi="Segoe UI" w:cs="Segoe UI" w:hint="default"/>
+                <w:i w:val="0"/>
+                <w:iCs w:val="0"/>
+                <w:caps w:val="0"/>
+                <w:snapToGrid w:val="0"/>
+                <w:color w:val="000000"/>
+                <w:spacing w:val="0"/>
+                <w:kern w:val="0"/>
+                <w:sz w:val="18"/>
+                <w:szCs w:val="18"/>
+                <w:bdr w:val="nil"/>
+                <w:lang w:val="en-US" w:eastAsia="zh-CN"/>
               </w:rPr>
               <w:t>根据知识库，此提示通常意味着采购订单的细部状态（如“是否最后收票”）与项目关闭逻辑冲突。需要检查订单行项目的详细配置与业务完成情况。转二线专家处理。</w:t>
             </w:r>
@@ -1701,14 +1656,9 @@
       </w:tr>
       <w:tr>
         <w:tblPrEx>
-          <w:tblBorders>
-            <w:top w:val="single" w:color="auto" w:sz="4" w:space="0"/>
-            <w:left w:val="single" w:color="auto" w:sz="4" w:space="0"/>
-            <w:bottom w:val="single" w:color="auto" w:sz="4" w:space="0"/>
-            <w:right w:val="single" w:color="auto" w:sz="4" w:space="0"/>
-            <w:insideH w:val="single" w:color="auto" w:sz="4" w:space="0"/>
-            <w:insideV w:val="single" w:color="auto" w:sz="4" w:space="0"/>
-          </w:tblBorders>
+          <w:tblW w:w="8506" w:type="dxa"/>
+          <w:jc w:val="center"/>
+          <w:shd w:val="clear" w:color="auto" w:fill="auto"/>
           <w:tblCellMar>
             <w:top w:w="15" w:type="dxa"/>
             <w:left w:w="15" w:type="dxa"/>
@@ -1717,7 +1667,7 @@
           </w:tblCellMar>
         </w:tblPrEx>
         <w:trPr>
-          <w:trHeight w:val="0" w:hRule="atLeast"/>
+          <w:trHeight w:val="0"/>
           <w:jc w:val="center"/>
         </w:trPr>
         <w:tc>
@@ -1740,10 +1690,10 @@
               <w:suppressLineNumbers w:val="0"/>
               <w:snapToGrid w:val="0"/>
               <w:spacing w:line="240" w:lineRule="auto"/>
-              <w:ind w:left="0" w:leftChars="0" w:right="0" w:rightChars="0" w:firstLine="0" w:firstLineChars="0"/>
+              <w:ind w:left="0" w:right="0" w:firstLine="0" w:leftChars="0" w:rightChars="0" w:firstLineChars="0"/>
               <w:jc w:val="left"/>
               <w:rPr>
-                <w:rFonts w:hint="default" w:ascii="Segoe UI" w:hAnsi="Segoe UI" w:eastAsia="Segoe UI" w:cs="Segoe UI"/>
+                <w:rFonts w:ascii="Segoe UI" w:eastAsia="Segoe UI" w:hAnsi="Segoe UI" w:cs="Segoe UI" w:hint="default"/>
                 <w:i w:val="0"/>
                 <w:iCs w:val="0"/>
                 <w:caps w:val="0"/>
@@ -1755,8 +1705,8 @@
             </w:pPr>
             <w:r>
               <w:rPr>
-                <w:rStyle w:val="4"/>
-                <w:rFonts w:hint="default" w:ascii="Segoe UI" w:hAnsi="Segoe UI" w:eastAsia="Segoe UI" w:cs="Segoe UI"/>
+                <w:rStyle w:val="Strong"/>
+                <w:rFonts w:ascii="Segoe UI" w:eastAsia="Segoe UI" w:hAnsi="Segoe UI" w:cs="Segoe UI" w:hint="default"/>
                 <w:b/>
                 <w:bCs/>
                 <w:i w:val="0"/>
@@ -1768,8 +1718,8 @@
                 <w:kern w:val="0"/>
                 <w:sz w:val="18"/>
                 <w:szCs w:val="18"/>
-                <w:bdr w:val="none" w:color="auto" w:sz="0" w:space="0"/>
-                <w:lang w:val="en-US" w:eastAsia="zh-CN" w:bidi="ar"/>
+                <w:bdr w:val="nil"/>
+                <w:lang w:val="en-US" w:eastAsia="zh-CN"/>
               </w:rPr>
               <w:t>指派对象</w:t>
             </w:r>
@@ -1795,10 +1745,10 @@
               <w:suppressLineNumbers w:val="0"/>
               <w:snapToGrid w:val="0"/>
               <w:spacing w:line="240" w:lineRule="auto"/>
-              <w:ind w:left="0" w:leftChars="0" w:right="0" w:rightChars="0" w:firstLine="0" w:firstLineChars="0"/>
+              <w:ind w:left="0" w:right="0" w:firstLine="0" w:leftChars="0" w:rightChars="0" w:firstLineChars="0"/>
               <w:jc w:val="left"/>
               <w:rPr>
-                <w:rFonts w:hint="default" w:ascii="Segoe UI" w:hAnsi="Segoe UI" w:eastAsia="Segoe UI" w:cs="Segoe UI"/>
+                <w:rFonts w:ascii="Segoe UI" w:eastAsia="Segoe UI" w:hAnsi="Segoe UI" w:cs="Segoe UI" w:hint="default"/>
                 <w:i w:val="0"/>
                 <w:iCs w:val="0"/>
                 <w:caps w:val="0"/>
@@ -1811,35 +1761,35 @@
             </w:pPr>
             <w:r>
               <w:rPr>
-                <w:rFonts w:hint="default" w:ascii="Segoe UI" w:hAnsi="Segoe UI" w:eastAsia="Segoe UI" w:cs="Segoe UI"/>
-                <w:i w:val="0"/>
-                <w:iCs w:val="0"/>
-                <w:caps w:val="0"/>
-                <w:snapToGrid w:val="0"/>
-                <w:color w:val="000000"/>
-                <w:spacing w:val="0"/>
-                <w:kern w:val="0"/>
-                <w:sz w:val="18"/>
-                <w:szCs w:val="18"/>
-                <w:bdr w:val="none" w:color="auto" w:sz="0" w:space="0"/>
-                <w:lang w:val="en-US" w:eastAsia="zh-CN" w:bidi="ar"/>
+                <w:rFonts w:ascii="Segoe UI" w:eastAsia="Segoe UI" w:hAnsi="Segoe UI" w:cs="Segoe UI" w:hint="default"/>
+                <w:i w:val="0"/>
+                <w:iCs w:val="0"/>
+                <w:caps w:val="0"/>
+                <w:snapToGrid w:val="0"/>
+                <w:color w:val="000000"/>
+                <w:spacing w:val="0"/>
+                <w:kern w:val="0"/>
+                <w:sz w:val="18"/>
+                <w:szCs w:val="18"/>
+                <w:bdr w:val="nil"/>
+                <w:lang w:val="en-US" w:eastAsia="zh-CN"/>
               </w:rPr>
               <w:t xml:space="preserve">二线应用运维专家 - </w:t>
             </w:r>
             <w:r>
               <w:rPr>
-                <w:rFonts w:hint="eastAsia" w:ascii="Segoe UI" w:hAnsi="Segoe UI" w:eastAsia="Segoe UI" w:cs="Segoe UI"/>
-                <w:i w:val="0"/>
-                <w:iCs w:val="0"/>
-                <w:caps w:val="0"/>
-                <w:snapToGrid w:val="0"/>
-                <w:color w:val="000000"/>
-                <w:spacing w:val="0"/>
-                <w:kern w:val="0"/>
-                <w:sz w:val="18"/>
-                <w:szCs w:val="18"/>
-                <w:bdr w:val="none" w:color="auto" w:sz="0" w:space="0"/>
-                <w:lang w:val="en-US" w:eastAsia="zh-CN" w:bidi="ar"/>
+                <w:rFonts w:ascii="Segoe UI" w:eastAsia="Segoe UI" w:hAnsi="Segoe UI" w:cs="Segoe UI" w:hint="eastAsia"/>
+                <w:i w:val="0"/>
+                <w:iCs w:val="0"/>
+                <w:caps w:val="0"/>
+                <w:snapToGrid w:val="0"/>
+                <w:color w:val="000000"/>
+                <w:spacing w:val="0"/>
+                <w:kern w:val="0"/>
+                <w:sz w:val="18"/>
+                <w:szCs w:val="18"/>
+                <w:bdr w:val="nil"/>
+                <w:lang w:val="en-US" w:eastAsia="zh-CN"/>
               </w:rPr>
               <w:t>赵殿伟</w:t>
             </w:r>
@@ -1848,14 +1798,9 @@
       </w:tr>
       <w:tr>
         <w:tblPrEx>
-          <w:tblBorders>
-            <w:top w:val="single" w:color="auto" w:sz="4" w:space="0"/>
-            <w:left w:val="single" w:color="auto" w:sz="4" w:space="0"/>
-            <w:bottom w:val="single" w:color="auto" w:sz="4" w:space="0"/>
-            <w:right w:val="single" w:color="auto" w:sz="4" w:space="0"/>
-            <w:insideH w:val="single" w:color="auto" w:sz="4" w:space="0"/>
-            <w:insideV w:val="single" w:color="auto" w:sz="4" w:space="0"/>
-          </w:tblBorders>
+          <w:tblW w:w="8506" w:type="dxa"/>
+          <w:jc w:val="center"/>
+          <w:shd w:val="clear" w:color="auto" w:fill="auto"/>
           <w:tblCellMar>
             <w:top w:w="15" w:type="dxa"/>
             <w:left w:w="15" w:type="dxa"/>
@@ -1864,7 +1809,7 @@
           </w:tblCellMar>
         </w:tblPrEx>
         <w:trPr>
-          <w:trHeight w:val="0" w:hRule="atLeast"/>
+          <w:trHeight w:val="0"/>
           <w:jc w:val="center"/>
         </w:trPr>
         <w:tc>
@@ -1887,10 +1832,10 @@
               <w:suppressLineNumbers w:val="0"/>
               <w:snapToGrid w:val="0"/>
               <w:spacing w:line="240" w:lineRule="auto"/>
-              <w:ind w:left="0" w:leftChars="0" w:right="0" w:rightChars="0" w:firstLine="0" w:firstLineChars="0"/>
+              <w:ind w:left="0" w:right="0" w:firstLine="0" w:leftChars="0" w:rightChars="0" w:firstLineChars="0"/>
               <w:jc w:val="center"/>
               <w:rPr>
-                <w:rFonts w:hint="default" w:ascii="Segoe UI" w:hAnsi="Segoe UI" w:eastAsia="Segoe UI" w:cs="Segoe UI"/>
+                <w:rFonts w:ascii="Segoe UI" w:eastAsia="Segoe UI" w:hAnsi="Segoe UI" w:cs="Segoe UI" w:hint="default"/>
                 <w:i w:val="0"/>
                 <w:iCs w:val="0"/>
                 <w:caps w:val="0"/>
@@ -1902,8 +1847,8 @@
             </w:pPr>
             <w:r>
               <w:rPr>
-                <w:rStyle w:val="4"/>
-                <w:rFonts w:hint="default" w:ascii="Segoe UI" w:hAnsi="Segoe UI" w:eastAsia="Segoe UI" w:cs="Segoe UI"/>
+                <w:rStyle w:val="Strong"/>
+                <w:rFonts w:ascii="Segoe UI" w:eastAsia="Segoe UI" w:hAnsi="Segoe UI" w:cs="Segoe UI" w:hint="default"/>
                 <w:b/>
                 <w:bCs/>
                 <w:i w:val="0"/>
@@ -1915,8 +1860,8 @@
                 <w:kern w:val="0"/>
                 <w:sz w:val="18"/>
                 <w:szCs w:val="18"/>
-                <w:bdr w:val="none" w:color="auto" w:sz="0" w:space="0"/>
-                <w:lang w:val="en-US" w:eastAsia="zh-CN" w:bidi="ar"/>
+                <w:bdr w:val="nil"/>
+                <w:lang w:val="en-US" w:eastAsia="zh-CN"/>
               </w:rPr>
               <w:t>处理过程记录</w:t>
             </w:r>
@@ -1942,10 +1887,10 @@
               <w:suppressLineNumbers w:val="0"/>
               <w:snapToGrid w:val="0"/>
               <w:spacing w:line="240" w:lineRule="auto"/>
-              <w:ind w:left="0" w:leftChars="0" w:right="0" w:rightChars="0" w:firstLine="0" w:firstLineChars="0"/>
+              <w:ind w:left="0" w:right="0" w:firstLine="0" w:leftChars="0" w:rightChars="0" w:firstLineChars="0"/>
               <w:jc w:val="left"/>
               <w:rPr>
-                <w:rFonts w:hint="default" w:ascii="Segoe UI" w:hAnsi="Segoe UI" w:eastAsia="Segoe UI" w:cs="Segoe UI"/>
+                <w:rFonts w:ascii="Segoe UI" w:eastAsia="Segoe UI" w:hAnsi="Segoe UI" w:cs="Segoe UI" w:hint="default"/>
                 <w:i w:val="0"/>
                 <w:iCs w:val="0"/>
                 <w:caps w:val="0"/>
@@ -1957,8 +1902,8 @@
             </w:pPr>
             <w:r>
               <w:rPr>
-                <w:rStyle w:val="4"/>
-                <w:rFonts w:hint="default" w:ascii="Segoe UI" w:hAnsi="Segoe UI" w:eastAsia="Segoe UI" w:cs="Segoe UI"/>
+                <w:rStyle w:val="Strong"/>
+                <w:rFonts w:ascii="Segoe UI" w:eastAsia="Segoe UI" w:hAnsi="Segoe UI" w:cs="Segoe UI" w:hint="default"/>
                 <w:b/>
                 <w:bCs/>
                 <w:i w:val="0"/>
@@ -1970,49 +1915,49 @@
                 <w:kern w:val="0"/>
                 <w:sz w:val="18"/>
                 <w:szCs w:val="18"/>
-                <w:bdr w:val="none" w:color="auto" w:sz="0" w:space="0"/>
-                <w:lang w:val="en-US" w:eastAsia="zh-CN" w:bidi="ar"/>
+                <w:bdr w:val="nil"/>
+                <w:lang w:val="en-US" w:eastAsia="zh-CN"/>
               </w:rPr>
               <w:t>【10:18 升级】</w:t>
             </w:r>
             <w:r>
               <w:rPr>
-                <w:rFonts w:hint="default" w:ascii="Segoe UI" w:hAnsi="Segoe UI" w:eastAsia="Segoe UI" w:cs="Segoe UI"/>
-                <w:i w:val="0"/>
-                <w:iCs w:val="0"/>
-                <w:caps w:val="0"/>
-                <w:snapToGrid w:val="0"/>
-                <w:color w:val="000000"/>
-                <w:spacing w:val="0"/>
-                <w:kern w:val="0"/>
-                <w:sz w:val="18"/>
-                <w:szCs w:val="18"/>
-                <w:bdr w:val="none" w:color="auto" w:sz="0" w:space="0"/>
-                <w:lang w:val="en-US" w:eastAsia="zh-CN" w:bidi="ar"/>
+                <w:rFonts w:ascii="Segoe UI" w:eastAsia="Segoe UI" w:hAnsi="Segoe UI" w:cs="Segoe UI" w:hint="default"/>
+                <w:i w:val="0"/>
+                <w:iCs w:val="0"/>
+                <w:caps w:val="0"/>
+                <w:snapToGrid w:val="0"/>
+                <w:color w:val="000000"/>
+                <w:spacing w:val="0"/>
+                <w:kern w:val="0"/>
+                <w:sz w:val="18"/>
+                <w:szCs w:val="18"/>
+                <w:bdr w:val="nil"/>
+                <w:lang w:val="en-US" w:eastAsia="zh-CN"/>
               </w:rPr>
               <w:t> 服务台将工单升级至二线。</w:t>
             </w:r>
             <w:r>
               <w:rPr>
-                <w:rFonts w:hint="default" w:ascii="Segoe UI" w:hAnsi="Segoe UI" w:eastAsia="Segoe UI" w:cs="Segoe UI"/>
-                <w:i w:val="0"/>
-                <w:iCs w:val="0"/>
-                <w:caps w:val="0"/>
-                <w:snapToGrid w:val="0"/>
-                <w:color w:val="000000"/>
-                <w:spacing w:val="0"/>
-                <w:kern w:val="0"/>
-                <w:sz w:val="18"/>
-                <w:szCs w:val="18"/>
-                <w:bdr w:val="none" w:color="auto" w:sz="0" w:space="0"/>
-                <w:lang w:val="en-US" w:eastAsia="zh-CN" w:bidi="ar"/>
-              </w:rPr>
-              <w:br w:type="textWrapping"/>
-            </w:r>
-            <w:r>
-              <w:rPr>
-                <w:rStyle w:val="4"/>
-                <w:rFonts w:hint="default" w:ascii="Segoe UI" w:hAnsi="Segoe UI" w:eastAsia="Segoe UI" w:cs="Segoe UI"/>
+                <w:rFonts w:ascii="Segoe UI" w:eastAsia="Segoe UI" w:hAnsi="Segoe UI" w:cs="Segoe UI" w:hint="default"/>
+                <w:i w:val="0"/>
+                <w:iCs w:val="0"/>
+                <w:caps w:val="0"/>
+                <w:snapToGrid w:val="0"/>
+                <w:color w:val="000000"/>
+                <w:spacing w:val="0"/>
+                <w:kern w:val="0"/>
+                <w:sz w:val="18"/>
+                <w:szCs w:val="18"/>
+                <w:bdr w:val="nil"/>
+                <w:lang w:val="en-US" w:eastAsia="zh-CN"/>
+              </w:rPr>
+              <w:br/>
+            </w:r>
+            <w:r>
+              <w:rPr>
+                <w:rStyle w:val="Strong"/>
+                <w:rFonts w:ascii="Segoe UI" w:eastAsia="Segoe UI" w:hAnsi="Segoe UI" w:cs="Segoe UI" w:hint="default"/>
                 <w:b/>
                 <w:bCs/>
                 <w:i w:val="0"/>
@@ -2024,82 +1969,82 @@
                 <w:kern w:val="0"/>
                 <w:sz w:val="18"/>
                 <w:szCs w:val="18"/>
-                <w:bdr w:val="none" w:color="auto" w:sz="0" w:space="0"/>
-                <w:lang w:val="en-US" w:eastAsia="zh-CN" w:bidi="ar"/>
+                <w:bdr w:val="nil"/>
+                <w:lang w:val="en-US" w:eastAsia="zh-CN"/>
               </w:rPr>
               <w:t>【10:25 受理与分析】</w:t>
             </w:r>
             <w:r>
               <w:rPr>
-                <w:rFonts w:hint="default" w:ascii="Segoe UI" w:hAnsi="Segoe UI" w:eastAsia="Segoe UI" w:cs="Segoe UI"/>
-                <w:i w:val="0"/>
-                <w:iCs w:val="0"/>
-                <w:caps w:val="0"/>
-                <w:snapToGrid w:val="0"/>
-                <w:color w:val="000000"/>
-                <w:spacing w:val="0"/>
-                <w:kern w:val="0"/>
-                <w:sz w:val="18"/>
-                <w:szCs w:val="18"/>
-                <w:bdr w:val="none" w:color="auto" w:sz="0" w:space="0"/>
-                <w:lang w:val="en-US" w:eastAsia="zh-CN" w:bidi="ar"/>
+                <w:rFonts w:ascii="Segoe UI" w:eastAsia="Segoe UI" w:hAnsi="Segoe UI" w:cs="Segoe UI" w:hint="default"/>
+                <w:i w:val="0"/>
+                <w:iCs w:val="0"/>
+                <w:caps w:val="0"/>
+                <w:snapToGrid w:val="0"/>
+                <w:color w:val="000000"/>
+                <w:spacing w:val="0"/>
+                <w:kern w:val="0"/>
+                <w:sz w:val="18"/>
+                <w:szCs w:val="18"/>
+                <w:bdr w:val="nil"/>
+                <w:lang w:val="en-US" w:eastAsia="zh-CN"/>
               </w:rPr>
               <w:t> 赵工接手。经查</w:t>
             </w:r>
             <w:r>
               <w:rPr>
-                <w:rFonts w:hint="default" w:ascii="Segoe UI" w:hAnsi="Segoe UI" w:eastAsia="Segoe UI" w:cs="Segoe UI"/>
-                <w:i w:val="0"/>
-                <w:iCs w:val="0"/>
-                <w:caps w:val="0"/>
-                <w:snapToGrid w:val="0"/>
-                <w:color w:val="000000"/>
-                <w:spacing w:val="0"/>
-                <w:kern w:val="0"/>
-                <w:sz w:val="18"/>
-                <w:szCs w:val="18"/>
-                <w:lang w:val="en-US" w:eastAsia="zh-CN" w:bidi="ar"/>
+                <w:rFonts w:ascii="Segoe UI" w:eastAsia="Segoe UI" w:hAnsi="Segoe UI" w:cs="Segoe UI" w:hint="default"/>
+                <w:i w:val="0"/>
+                <w:iCs w:val="0"/>
+                <w:caps w:val="0"/>
+                <w:snapToGrid w:val="0"/>
+                <w:color w:val="000000"/>
+                <w:spacing w:val="0"/>
+                <w:kern w:val="0"/>
+                <w:sz w:val="18"/>
+                <w:szCs w:val="18"/>
+                <w:lang w:val="en-US" w:eastAsia="zh-CN"/>
               </w:rPr>
               <w:t>询，订单 PO11909872 下有</w:t>
             </w:r>
             <w:r>
               <w:rPr>
-                <w:rFonts w:hint="default" w:ascii="Segoe UI" w:hAnsi="Segoe UI" w:eastAsia="Segoe UI" w:cs="Segoe UI"/>
-                <w:i w:val="0"/>
-                <w:iCs w:val="0"/>
-                <w:caps w:val="0"/>
-                <w:snapToGrid w:val="0"/>
-                <w:color w:val="000000"/>
-                <w:spacing w:val="0"/>
-                <w:kern w:val="0"/>
-                <w:sz w:val="18"/>
-                <w:szCs w:val="18"/>
-                <w:bdr w:val="none" w:color="auto" w:sz="0" w:space="0"/>
-                <w:lang w:val="en-US" w:eastAsia="zh-CN" w:bidi="ar"/>
+                <w:rFonts w:ascii="Segoe UI" w:eastAsia="Segoe UI" w:hAnsi="Segoe UI" w:cs="Segoe UI" w:hint="default"/>
+                <w:i w:val="0"/>
+                <w:iCs w:val="0"/>
+                <w:caps w:val="0"/>
+                <w:snapToGrid w:val="0"/>
+                <w:color w:val="000000"/>
+                <w:spacing w:val="0"/>
+                <w:kern w:val="0"/>
+                <w:sz w:val="18"/>
+                <w:szCs w:val="18"/>
+                <w:bdr w:val="nil"/>
+                <w:lang w:val="en-US" w:eastAsia="zh-CN"/>
               </w:rPr>
               <w:t>两个子项，其中一个子项（对应部分工作内容）的“是否最后收票”标识被系统记录为“否”。</w:t>
             </w:r>
             <w:r>
               <w:rPr>
-                <w:rFonts w:hint="default" w:ascii="Segoe UI" w:hAnsi="Segoe UI" w:eastAsia="Segoe UI" w:cs="Segoe UI"/>
-                <w:i w:val="0"/>
-                <w:iCs w:val="0"/>
-                <w:caps w:val="0"/>
-                <w:snapToGrid w:val="0"/>
-                <w:color w:val="000000"/>
-                <w:spacing w:val="0"/>
-                <w:kern w:val="0"/>
-                <w:sz w:val="18"/>
-                <w:szCs w:val="18"/>
-                <w:bdr w:val="none" w:color="auto" w:sz="0" w:space="0"/>
-                <w:lang w:val="en-US" w:eastAsia="zh-CN" w:bidi="ar"/>
-              </w:rPr>
-              <w:br w:type="textWrapping"/>
-            </w:r>
-            <w:r>
-              <w:rPr>
-                <w:rStyle w:val="4"/>
-                <w:rFonts w:hint="default" w:ascii="Segoe UI" w:hAnsi="Segoe UI" w:eastAsia="Segoe UI" w:cs="Segoe UI"/>
+                <w:rFonts w:ascii="Segoe UI" w:eastAsia="Segoe UI" w:hAnsi="Segoe UI" w:cs="Segoe UI" w:hint="default"/>
+                <w:i w:val="0"/>
+                <w:iCs w:val="0"/>
+                <w:caps w:val="0"/>
+                <w:snapToGrid w:val="0"/>
+                <w:color w:val="000000"/>
+                <w:spacing w:val="0"/>
+                <w:kern w:val="0"/>
+                <w:sz w:val="18"/>
+                <w:szCs w:val="18"/>
+                <w:bdr w:val="nil"/>
+                <w:lang w:val="en-US" w:eastAsia="zh-CN"/>
+              </w:rPr>
+              <w:br/>
+            </w:r>
+            <w:r>
+              <w:rPr>
+                <w:rStyle w:val="Strong"/>
+                <w:rFonts w:ascii="Segoe UI" w:eastAsia="Segoe UI" w:hAnsi="Segoe UI" w:cs="Segoe UI" w:hint="default"/>
                 <w:b/>
                 <w:bCs/>
                 <w:i w:val="0"/>
@@ -2111,49 +2056,49 @@
                 <w:kern w:val="0"/>
                 <w:sz w:val="18"/>
                 <w:szCs w:val="18"/>
-                <w:bdr w:val="none" w:color="auto" w:sz="0" w:space="0"/>
-                <w:lang w:val="en-US" w:eastAsia="zh-CN" w:bidi="ar"/>
+                <w:bdr w:val="nil"/>
+                <w:lang w:val="en-US" w:eastAsia="zh-CN"/>
               </w:rPr>
               <w:t>【10:40 定位原因】</w:t>
             </w:r>
             <w:r>
               <w:rPr>
-                <w:rFonts w:hint="default" w:ascii="Segoe UI" w:hAnsi="Segoe UI" w:eastAsia="Segoe UI" w:cs="Segoe UI"/>
-                <w:i w:val="0"/>
-                <w:iCs w:val="0"/>
-                <w:caps w:val="0"/>
-                <w:snapToGrid w:val="0"/>
-                <w:color w:val="000000"/>
-                <w:spacing w:val="0"/>
-                <w:kern w:val="0"/>
-                <w:sz w:val="18"/>
-                <w:szCs w:val="18"/>
-                <w:bdr w:val="none" w:color="auto" w:sz="0" w:space="0"/>
-                <w:lang w:val="en-US" w:eastAsia="zh-CN" w:bidi="ar"/>
+                <w:rFonts w:ascii="Segoe UI" w:eastAsia="Segoe UI" w:hAnsi="Segoe UI" w:cs="Segoe UI" w:hint="default"/>
+                <w:i w:val="0"/>
+                <w:iCs w:val="0"/>
+                <w:caps w:val="0"/>
+                <w:snapToGrid w:val="0"/>
+                <w:color w:val="000000"/>
+                <w:spacing w:val="0"/>
+                <w:kern w:val="0"/>
+                <w:sz w:val="18"/>
+                <w:szCs w:val="18"/>
+                <w:bdr w:val="nil"/>
+                <w:lang w:val="en-US" w:eastAsia="zh-CN"/>
               </w:rPr>
               <w:t> 与业务人员核对后确认，该子项对应的所有供应商发票实际均已收到并完成付款，但历史上次操作时可能遗漏了更新此标识。</w:t>
             </w:r>
             <w:r>
               <w:rPr>
-                <w:rFonts w:hint="default" w:ascii="Segoe UI" w:hAnsi="Segoe UI" w:eastAsia="Segoe UI" w:cs="Segoe UI"/>
-                <w:i w:val="0"/>
-                <w:iCs w:val="0"/>
-                <w:caps w:val="0"/>
-                <w:snapToGrid w:val="0"/>
-                <w:color w:val="000000"/>
-                <w:spacing w:val="0"/>
-                <w:kern w:val="0"/>
-                <w:sz w:val="18"/>
-                <w:szCs w:val="18"/>
-                <w:bdr w:val="none" w:color="auto" w:sz="0" w:space="0"/>
-                <w:lang w:val="en-US" w:eastAsia="zh-CN" w:bidi="ar"/>
-              </w:rPr>
-              <w:br w:type="textWrapping"/>
-            </w:r>
-            <w:r>
-              <w:rPr>
-                <w:rStyle w:val="4"/>
-                <w:rFonts w:hint="default" w:ascii="Segoe UI" w:hAnsi="Segoe UI" w:eastAsia="Segoe UI" w:cs="Segoe UI"/>
+                <w:rFonts w:ascii="Segoe UI" w:eastAsia="Segoe UI" w:hAnsi="Segoe UI" w:cs="Segoe UI" w:hint="default"/>
+                <w:i w:val="0"/>
+                <w:iCs w:val="0"/>
+                <w:caps w:val="0"/>
+                <w:snapToGrid w:val="0"/>
+                <w:color w:val="000000"/>
+                <w:spacing w:val="0"/>
+                <w:kern w:val="0"/>
+                <w:sz w:val="18"/>
+                <w:szCs w:val="18"/>
+                <w:bdr w:val="nil"/>
+                <w:lang w:val="en-US" w:eastAsia="zh-CN"/>
+              </w:rPr>
+              <w:br/>
+            </w:r>
+            <w:r>
+              <w:rPr>
+                <w:rStyle w:val="Strong"/>
+                <w:rFonts w:ascii="Segoe UI" w:eastAsia="Segoe UI" w:hAnsi="Segoe UI" w:cs="Segoe UI" w:hint="default"/>
                 <w:b/>
                 <w:bCs/>
                 <w:i w:val="0"/>
@@ -2165,49 +2110,49 @@
                 <w:kern w:val="0"/>
                 <w:sz w:val="18"/>
                 <w:szCs w:val="18"/>
-                <w:bdr w:val="none" w:color="auto" w:sz="0" w:space="0"/>
-                <w:lang w:val="en-US" w:eastAsia="zh-CN" w:bidi="ar"/>
+                <w:bdr w:val="nil"/>
+                <w:lang w:val="en-US" w:eastAsia="zh-CN"/>
               </w:rPr>
               <w:t>【11:00 协调处理】</w:t>
             </w:r>
             <w:r>
               <w:rPr>
-                <w:rFonts w:hint="default" w:ascii="Segoe UI" w:hAnsi="Segoe UI" w:eastAsia="Segoe UI" w:cs="Segoe UI"/>
-                <w:i w:val="0"/>
-                <w:iCs w:val="0"/>
-                <w:caps w:val="0"/>
-                <w:snapToGrid w:val="0"/>
-                <w:color w:val="000000"/>
-                <w:spacing w:val="0"/>
-                <w:kern w:val="0"/>
-                <w:sz w:val="18"/>
-                <w:szCs w:val="18"/>
-                <w:bdr w:val="none" w:color="auto" w:sz="0" w:space="0"/>
-                <w:lang w:val="en-US" w:eastAsia="zh-CN" w:bidi="ar"/>
+                <w:rFonts w:ascii="Segoe UI" w:eastAsia="Segoe UI" w:hAnsi="Segoe UI" w:cs="Segoe UI" w:hint="default"/>
+                <w:i w:val="0"/>
+                <w:iCs w:val="0"/>
+                <w:caps w:val="0"/>
+                <w:snapToGrid w:val="0"/>
+                <w:color w:val="000000"/>
+                <w:spacing w:val="0"/>
+                <w:kern w:val="0"/>
+                <w:sz w:val="18"/>
+                <w:szCs w:val="18"/>
+                <w:bdr w:val="nil"/>
+                <w:lang w:val="en-US" w:eastAsia="zh-CN"/>
               </w:rPr>
               <w:t> 指导业务负责人在“采购订单修改”页面，找到对应的行项目，将“是否最后收票”手动更新为“是”，并提交修改流程。</w:t>
             </w:r>
             <w:r>
               <w:rPr>
-                <w:rFonts w:hint="default" w:ascii="Segoe UI" w:hAnsi="Segoe UI" w:eastAsia="Segoe UI" w:cs="Segoe UI"/>
-                <w:i w:val="0"/>
-                <w:iCs w:val="0"/>
-                <w:caps w:val="0"/>
-                <w:snapToGrid w:val="0"/>
-                <w:color w:val="000000"/>
-                <w:spacing w:val="0"/>
-                <w:kern w:val="0"/>
-                <w:sz w:val="18"/>
-                <w:szCs w:val="18"/>
-                <w:bdr w:val="none" w:color="auto" w:sz="0" w:space="0"/>
-                <w:lang w:val="en-US" w:eastAsia="zh-CN" w:bidi="ar"/>
-              </w:rPr>
-              <w:br w:type="textWrapping"/>
-            </w:r>
-            <w:r>
-              <w:rPr>
-                <w:rStyle w:val="4"/>
-                <w:rFonts w:hint="default" w:ascii="Segoe UI" w:hAnsi="Segoe UI" w:eastAsia="Segoe UI" w:cs="Segoe UI"/>
+                <w:rFonts w:ascii="Segoe UI" w:eastAsia="Segoe UI" w:hAnsi="Segoe UI" w:cs="Segoe UI" w:hint="default"/>
+                <w:i w:val="0"/>
+                <w:iCs w:val="0"/>
+                <w:caps w:val="0"/>
+                <w:snapToGrid w:val="0"/>
+                <w:color w:val="000000"/>
+                <w:spacing w:val="0"/>
+                <w:kern w:val="0"/>
+                <w:sz w:val="18"/>
+                <w:szCs w:val="18"/>
+                <w:bdr w:val="nil"/>
+                <w:lang w:val="en-US" w:eastAsia="zh-CN"/>
+              </w:rPr>
+              <w:br/>
+            </w:r>
+            <w:r>
+              <w:rPr>
+                <w:rStyle w:val="Strong"/>
+                <w:rFonts w:ascii="Segoe UI" w:eastAsia="Segoe UI" w:hAnsi="Segoe UI" w:cs="Segoe UI" w:hint="default"/>
                 <w:b/>
                 <w:bCs/>
                 <w:i w:val="0"/>
@@ -2219,49 +2164,49 @@
                 <w:kern w:val="0"/>
                 <w:sz w:val="18"/>
                 <w:szCs w:val="18"/>
-                <w:bdr w:val="none" w:color="auto" w:sz="0" w:space="0"/>
-                <w:lang w:val="en-US" w:eastAsia="zh-CN" w:bidi="ar"/>
+                <w:bdr w:val="nil"/>
+                <w:lang w:val="en-US" w:eastAsia="zh-CN"/>
               </w:rPr>
               <w:t>【11:30 验证】</w:t>
             </w:r>
             <w:r>
               <w:rPr>
-                <w:rFonts w:hint="default" w:ascii="Segoe UI" w:hAnsi="Segoe UI" w:eastAsia="Segoe UI" w:cs="Segoe UI"/>
-                <w:i w:val="0"/>
-                <w:iCs w:val="0"/>
-                <w:caps w:val="0"/>
-                <w:snapToGrid w:val="0"/>
-                <w:color w:val="000000"/>
-                <w:spacing w:val="0"/>
-                <w:kern w:val="0"/>
-                <w:sz w:val="18"/>
-                <w:szCs w:val="18"/>
-                <w:bdr w:val="none" w:color="auto" w:sz="0" w:space="0"/>
-                <w:lang w:val="en-US" w:eastAsia="zh-CN" w:bidi="ar"/>
+                <w:rFonts w:ascii="Segoe UI" w:eastAsia="Segoe UI" w:hAnsi="Segoe UI" w:cs="Segoe UI" w:hint="default"/>
+                <w:i w:val="0"/>
+                <w:iCs w:val="0"/>
+                <w:caps w:val="0"/>
+                <w:snapToGrid w:val="0"/>
+                <w:color w:val="000000"/>
+                <w:spacing w:val="0"/>
+                <w:kern w:val="0"/>
+                <w:sz w:val="18"/>
+                <w:szCs w:val="18"/>
+                <w:bdr w:val="nil"/>
+                <w:lang w:val="en-US" w:eastAsia="zh-CN"/>
               </w:rPr>
               <w:t> 系统同步完成后，通知用户重新尝试“业务关闭”操作，成功通过校验，流程进入审批环节。</w:t>
             </w:r>
             <w:r>
               <w:rPr>
-                <w:rFonts w:hint="default" w:ascii="Segoe UI" w:hAnsi="Segoe UI" w:eastAsia="Segoe UI" w:cs="Segoe UI"/>
-                <w:i w:val="0"/>
-                <w:iCs w:val="0"/>
-                <w:caps w:val="0"/>
-                <w:snapToGrid w:val="0"/>
-                <w:color w:val="000000"/>
-                <w:spacing w:val="0"/>
-                <w:kern w:val="0"/>
-                <w:sz w:val="18"/>
-                <w:szCs w:val="18"/>
-                <w:bdr w:val="none" w:color="auto" w:sz="0" w:space="0"/>
-                <w:lang w:val="en-US" w:eastAsia="zh-CN" w:bidi="ar"/>
-              </w:rPr>
-              <w:br w:type="textWrapping"/>
-            </w:r>
-            <w:r>
-              <w:rPr>
-                <w:rStyle w:val="4"/>
-                <w:rFonts w:hint="default" w:ascii="Segoe UI" w:hAnsi="Segoe UI" w:eastAsia="Segoe UI" w:cs="Segoe UI"/>
+                <w:rFonts w:ascii="Segoe UI" w:eastAsia="Segoe UI" w:hAnsi="Segoe UI" w:cs="Segoe UI" w:hint="default"/>
+                <w:i w:val="0"/>
+                <w:iCs w:val="0"/>
+                <w:caps w:val="0"/>
+                <w:snapToGrid w:val="0"/>
+                <w:color w:val="000000"/>
+                <w:spacing w:val="0"/>
+                <w:kern w:val="0"/>
+                <w:sz w:val="18"/>
+                <w:szCs w:val="18"/>
+                <w:bdr w:val="nil"/>
+                <w:lang w:val="en-US" w:eastAsia="zh-CN"/>
+              </w:rPr>
+              <w:br/>
+            </w:r>
+            <w:r>
+              <w:rPr>
+                <w:rStyle w:val="Strong"/>
+                <w:rFonts w:ascii="Segoe UI" w:eastAsia="Segoe UI" w:hAnsi="Segoe UI" w:cs="Segoe UI" w:hint="default"/>
                 <w:b/>
                 <w:bCs/>
                 <w:i w:val="0"/>
@@ -2273,25 +2218,25 @@
                 <w:kern w:val="0"/>
                 <w:sz w:val="18"/>
                 <w:szCs w:val="18"/>
-                <w:bdr w:val="none" w:color="auto" w:sz="0" w:space="0"/>
-                <w:lang w:val="en-US" w:eastAsia="zh-CN" w:bidi="ar"/>
+                <w:bdr w:val="nil"/>
+                <w:lang w:val="en-US" w:eastAsia="zh-CN"/>
               </w:rPr>
               <w:t>【11:45 解决】</w:t>
             </w:r>
             <w:r>
               <w:rPr>
-                <w:rFonts w:hint="default" w:ascii="Segoe UI" w:hAnsi="Segoe UI" w:eastAsia="Segoe UI" w:cs="Segoe UI"/>
-                <w:i w:val="0"/>
-                <w:iCs w:val="0"/>
-                <w:caps w:val="0"/>
-                <w:snapToGrid w:val="0"/>
-                <w:color w:val="000000"/>
-                <w:spacing w:val="0"/>
-                <w:kern w:val="0"/>
-                <w:sz w:val="18"/>
-                <w:szCs w:val="18"/>
-                <w:bdr w:val="none" w:color="auto" w:sz="0" w:space="0"/>
-                <w:lang w:val="en-US" w:eastAsia="zh-CN" w:bidi="ar"/>
+                <w:rFonts w:ascii="Segoe UI" w:eastAsia="Segoe UI" w:hAnsi="Segoe UI" w:cs="Segoe UI" w:hint="default"/>
+                <w:i w:val="0"/>
+                <w:iCs w:val="0"/>
+                <w:caps w:val="0"/>
+                <w:snapToGrid w:val="0"/>
+                <w:color w:val="000000"/>
+                <w:spacing w:val="0"/>
+                <w:kern w:val="0"/>
+                <w:sz w:val="18"/>
+                <w:szCs w:val="18"/>
+                <w:bdr w:val="nil"/>
+                <w:lang w:val="en-US" w:eastAsia="zh-CN"/>
               </w:rPr>
               <w:t> 事件解决，告知用户后续可关注流程审批进度。</w:t>
             </w:r>
@@ -2300,14 +2245,9 @@
       </w:tr>
       <w:tr>
         <w:tblPrEx>
-          <w:tblBorders>
-            <w:top w:val="single" w:color="auto" w:sz="4" w:space="0"/>
-            <w:left w:val="single" w:color="auto" w:sz="4" w:space="0"/>
-            <w:bottom w:val="single" w:color="auto" w:sz="4" w:space="0"/>
-            <w:right w:val="single" w:color="auto" w:sz="4" w:space="0"/>
-            <w:insideH w:val="single" w:color="auto" w:sz="4" w:space="0"/>
-            <w:insideV w:val="single" w:color="auto" w:sz="4" w:space="0"/>
-          </w:tblBorders>
+          <w:tblW w:w="8506" w:type="dxa"/>
+          <w:jc w:val="center"/>
+          <w:shd w:val="clear" w:color="auto" w:fill="auto"/>
           <w:tblCellMar>
             <w:top w:w="15" w:type="dxa"/>
             <w:left w:w="15" w:type="dxa"/>
@@ -2316,7 +2256,7 @@
           </w:tblCellMar>
         </w:tblPrEx>
         <w:trPr>
-          <w:trHeight w:val="600" w:hRule="atLeast"/>
+          <w:trHeight w:val="600"/>
           <w:jc w:val="center"/>
         </w:trPr>
         <w:tc>
@@ -2339,10 +2279,10 @@
               <w:suppressLineNumbers w:val="0"/>
               <w:snapToGrid w:val="0"/>
               <w:spacing w:line="240" w:lineRule="auto"/>
-              <w:ind w:left="0" w:leftChars="0" w:right="0" w:rightChars="0" w:firstLine="0" w:firstLineChars="0"/>
+              <w:ind w:left="0" w:right="0" w:firstLine="0" w:leftChars="0" w:rightChars="0" w:firstLineChars="0"/>
               <w:jc w:val="center"/>
               <w:rPr>
-                <w:rFonts w:hint="default" w:ascii="Segoe UI" w:hAnsi="Segoe UI" w:eastAsia="Segoe UI" w:cs="Segoe UI"/>
+                <w:rFonts w:ascii="Segoe UI" w:eastAsia="Segoe UI" w:hAnsi="Segoe UI" w:cs="Segoe UI" w:hint="default"/>
                 <w:i w:val="0"/>
                 <w:iCs w:val="0"/>
                 <w:caps w:val="0"/>
@@ -2354,8 +2294,8 @@
             </w:pPr>
             <w:r>
               <w:rPr>
-                <w:rStyle w:val="4"/>
-                <w:rFonts w:hint="default" w:ascii="Segoe UI" w:hAnsi="Segoe UI" w:eastAsia="Segoe UI" w:cs="Segoe UI"/>
+                <w:rStyle w:val="Strong"/>
+                <w:rFonts w:ascii="Segoe UI" w:eastAsia="Segoe UI" w:hAnsi="Segoe UI" w:cs="Segoe UI" w:hint="default"/>
                 <w:b/>
                 <w:bCs/>
                 <w:i w:val="0"/>
@@ -2367,8 +2307,8 @@
                 <w:kern w:val="0"/>
                 <w:sz w:val="18"/>
                 <w:szCs w:val="18"/>
-                <w:bdr w:val="none" w:color="auto" w:sz="0" w:space="0"/>
-                <w:lang w:val="en-US" w:eastAsia="zh-CN" w:bidi="ar"/>
+                <w:bdr w:val="nil"/>
+                <w:lang w:val="en-US" w:eastAsia="zh-CN"/>
               </w:rPr>
               <w:t>根本原因</w:t>
             </w:r>
@@ -2394,10 +2334,10 @@
               <w:suppressLineNumbers w:val="0"/>
               <w:snapToGrid w:val="0"/>
               <w:spacing w:line="240" w:lineRule="auto"/>
-              <w:ind w:left="0" w:leftChars="0" w:right="0" w:rightChars="0" w:firstLine="0" w:firstLineChars="0"/>
+              <w:ind w:left="0" w:right="0" w:firstLine="0" w:leftChars="0" w:rightChars="0" w:firstLineChars="0"/>
               <w:jc w:val="left"/>
               <w:rPr>
-                <w:rFonts w:hint="default" w:ascii="Segoe UI" w:hAnsi="Segoe UI" w:eastAsia="Segoe UI" w:cs="Segoe UI"/>
+                <w:rFonts w:ascii="Segoe UI" w:eastAsia="Segoe UI" w:hAnsi="Segoe UI" w:cs="Segoe UI" w:hint="default"/>
                 <w:i w:val="0"/>
                 <w:iCs w:val="0"/>
                 <w:caps w:val="0"/>
@@ -2409,18 +2349,18 @@
             </w:pPr>
             <w:r>
               <w:rPr>
-                <w:rFonts w:hint="default" w:ascii="Segoe UI" w:hAnsi="Segoe UI" w:eastAsia="Segoe UI" w:cs="Segoe UI"/>
-                <w:i w:val="0"/>
-                <w:iCs w:val="0"/>
-                <w:caps w:val="0"/>
-                <w:snapToGrid w:val="0"/>
-                <w:color w:val="000000"/>
-                <w:spacing w:val="0"/>
-                <w:kern w:val="0"/>
-                <w:sz w:val="18"/>
-                <w:szCs w:val="18"/>
-                <w:bdr w:val="none" w:color="auto" w:sz="0" w:space="0"/>
-                <w:lang w:val="en-US" w:eastAsia="zh-CN" w:bidi="ar"/>
+                <w:rFonts w:ascii="Segoe UI" w:eastAsia="Segoe UI" w:hAnsi="Segoe UI" w:cs="Segoe UI" w:hint="default"/>
+                <w:i w:val="0"/>
+                <w:iCs w:val="0"/>
+                <w:caps w:val="0"/>
+                <w:snapToGrid w:val="0"/>
+                <w:color w:val="000000"/>
+                <w:spacing w:val="0"/>
+                <w:kern w:val="0"/>
+                <w:sz w:val="18"/>
+                <w:szCs w:val="18"/>
+                <w:bdr w:val="nil"/>
+                <w:lang w:val="en-US" w:eastAsia="zh-CN"/>
               </w:rPr>
               <w:t>采购订单行项目的业务完成标识（是否最后收票）未与实际业务状态同步更新，导致系统逻辑校验失败。</w:t>
             </w:r>
@@ -2429,14 +2369,9 @@
       </w:tr>
       <w:tr>
         <w:tblPrEx>
-          <w:tblBorders>
-            <w:top w:val="single" w:color="auto" w:sz="4" w:space="0"/>
-            <w:left w:val="single" w:color="auto" w:sz="4" w:space="0"/>
-            <w:bottom w:val="single" w:color="auto" w:sz="4" w:space="0"/>
-            <w:right w:val="single" w:color="auto" w:sz="4" w:space="0"/>
-            <w:insideH w:val="single" w:color="auto" w:sz="4" w:space="0"/>
-            <w:insideV w:val="single" w:color="auto" w:sz="4" w:space="0"/>
-          </w:tblBorders>
+          <w:tblW w:w="8506" w:type="dxa"/>
+          <w:jc w:val="center"/>
+          <w:shd w:val="clear" w:color="auto" w:fill="auto"/>
           <w:tblCellMar>
             <w:top w:w="15" w:type="dxa"/>
             <w:left w:w="15" w:type="dxa"/>
@@ -2445,7 +2380,7 @@
           </w:tblCellMar>
         </w:tblPrEx>
         <w:trPr>
-          <w:trHeight w:val="0" w:hRule="atLeast"/>
+          <w:trHeight w:val="0"/>
           <w:jc w:val="center"/>
         </w:trPr>
         <w:tc>
@@ -2468,10 +2403,10 @@
               <w:suppressLineNumbers w:val="0"/>
               <w:snapToGrid w:val="0"/>
               <w:spacing w:line="240" w:lineRule="auto"/>
-              <w:ind w:left="0" w:leftChars="0" w:right="0" w:rightChars="0" w:firstLine="0" w:firstLineChars="0"/>
+              <w:ind w:left="0" w:right="0" w:firstLine="0" w:leftChars="0" w:rightChars="0" w:firstLineChars="0"/>
               <w:jc w:val="left"/>
               <w:rPr>
-                <w:rFonts w:hint="default" w:ascii="Segoe UI" w:hAnsi="Segoe UI" w:eastAsia="Segoe UI" w:cs="Segoe UI"/>
+                <w:rFonts w:ascii="Segoe UI" w:eastAsia="Segoe UI" w:hAnsi="Segoe UI" w:cs="Segoe UI" w:hint="default"/>
                 <w:i w:val="0"/>
                 <w:iCs w:val="0"/>
                 <w:caps w:val="0"/>
@@ -2483,8 +2418,8 @@
             </w:pPr>
             <w:r>
               <w:rPr>
-                <w:rStyle w:val="4"/>
-                <w:rFonts w:hint="default" w:ascii="Segoe UI" w:hAnsi="Segoe UI" w:eastAsia="Segoe UI" w:cs="Segoe UI"/>
+                <w:rStyle w:val="Strong"/>
+                <w:rFonts w:ascii="Segoe UI" w:eastAsia="Segoe UI" w:hAnsi="Segoe UI" w:cs="Segoe UI" w:hint="default"/>
                 <w:b/>
                 <w:bCs/>
                 <w:i w:val="0"/>
@@ -2496,8 +2431,8 @@
                 <w:kern w:val="0"/>
                 <w:sz w:val="18"/>
                 <w:szCs w:val="18"/>
-                <w:bdr w:val="none" w:color="auto" w:sz="0" w:space="0"/>
-                <w:lang w:val="en-US" w:eastAsia="zh-CN" w:bidi="ar"/>
+                <w:bdr w:val="nil"/>
+                <w:lang w:val="en-US" w:eastAsia="zh-CN"/>
               </w:rPr>
               <w:t>解决方案</w:t>
             </w:r>
@@ -2523,10 +2458,10 @@
               <w:suppressLineNumbers w:val="0"/>
               <w:snapToGrid w:val="0"/>
               <w:spacing w:line="240" w:lineRule="auto"/>
-              <w:ind w:left="0" w:leftChars="0" w:right="0" w:rightChars="0" w:firstLine="0" w:firstLineChars="0"/>
+              <w:ind w:left="0" w:right="0" w:firstLine="0" w:leftChars="0" w:rightChars="0" w:firstLineChars="0"/>
               <w:jc w:val="left"/>
               <w:rPr>
-                <w:rFonts w:hint="default" w:ascii="Segoe UI" w:hAnsi="Segoe UI" w:eastAsia="Segoe UI" w:cs="Segoe UI"/>
+                <w:rFonts w:ascii="Segoe UI" w:eastAsia="Segoe UI" w:hAnsi="Segoe UI" w:cs="Segoe UI" w:hint="default"/>
                 <w:i w:val="0"/>
                 <w:iCs w:val="0"/>
                 <w:caps w:val="0"/>
@@ -2538,18 +2473,18 @@
             </w:pPr>
             <w:r>
               <w:rPr>
-                <w:rFonts w:hint="default" w:ascii="Segoe UI" w:hAnsi="Segoe UI" w:eastAsia="Segoe UI" w:cs="Segoe UI"/>
-                <w:i w:val="0"/>
-                <w:iCs w:val="0"/>
-                <w:caps w:val="0"/>
-                <w:snapToGrid w:val="0"/>
-                <w:color w:val="000000"/>
-                <w:spacing w:val="0"/>
-                <w:kern w:val="0"/>
-                <w:sz w:val="18"/>
-                <w:szCs w:val="18"/>
-                <w:bdr w:val="none" w:color="auto" w:sz="0" w:space="0"/>
-                <w:lang w:val="en-US" w:eastAsia="zh-CN" w:bidi="ar"/>
+                <w:rFonts w:ascii="Segoe UI" w:eastAsia="Segoe UI" w:hAnsi="Segoe UI" w:cs="Segoe UI" w:hint="default"/>
+                <w:i w:val="0"/>
+                <w:iCs w:val="0"/>
+                <w:caps w:val="0"/>
+                <w:snapToGrid w:val="0"/>
+                <w:color w:val="000000"/>
+                <w:spacing w:val="0"/>
+                <w:kern w:val="0"/>
+                <w:sz w:val="18"/>
+                <w:szCs w:val="18"/>
+                <w:bdr w:val="nil"/>
+                <w:lang w:val="en-US" w:eastAsia="zh-CN"/>
               </w:rPr>
               <w:t>在采购订单管理中更新对应行项目的“是否最后收票”业务标识为“是”。（此操作方案已补充至知识库对应条目）</w:t>
             </w:r>
@@ -2558,14 +2493,8 @@
       </w:tr>
       <w:tr>
         <w:tblPrEx>
-          <w:tblBorders>
-            <w:top w:val="single" w:color="auto" w:sz="4" w:space="0"/>
-            <w:left w:val="single" w:color="auto" w:sz="4" w:space="0"/>
-            <w:bottom w:val="single" w:color="auto" w:sz="4" w:space="0"/>
-            <w:right w:val="single" w:color="auto" w:sz="4" w:space="0"/>
-            <w:insideH w:val="single" w:color="auto" w:sz="4" w:space="0"/>
-            <w:insideV w:val="single" w:color="auto" w:sz="4" w:space="0"/>
-          </w:tblBorders>
+          <w:tblW w:w="8506" w:type="dxa"/>
+          <w:jc w:val="center"/>
           <w:shd w:val="clear" w:color="auto" w:fill="auto"/>
           <w:tblCellMar>
             <w:top w:w="15" w:type="dxa"/>
@@ -2575,7 +2504,7 @@
           </w:tblCellMar>
         </w:tblPrEx>
         <w:trPr>
-          <w:trHeight w:val="0" w:hRule="atLeast"/>
+          <w:trHeight w:val="0"/>
           <w:jc w:val="center"/>
         </w:trPr>
         <w:tc>
@@ -2598,10 +2527,10 @@
               <w:suppressLineNumbers w:val="0"/>
               <w:snapToGrid w:val="0"/>
               <w:spacing w:line="240" w:lineRule="auto"/>
-              <w:ind w:left="0" w:leftChars="0" w:right="0" w:rightChars="0" w:firstLine="0" w:firstLineChars="0"/>
+              <w:ind w:left="0" w:right="0" w:firstLine="0" w:leftChars="0" w:rightChars="0" w:firstLineChars="0"/>
               <w:jc w:val="left"/>
               <w:rPr>
-                <w:rFonts w:hint="default" w:ascii="Segoe UI" w:hAnsi="Segoe UI" w:eastAsia="Segoe UI" w:cs="Segoe UI"/>
+                <w:rFonts w:ascii="Segoe UI" w:eastAsia="Segoe UI" w:hAnsi="Segoe UI" w:cs="Segoe UI" w:hint="default"/>
                 <w:i w:val="0"/>
                 <w:iCs w:val="0"/>
                 <w:caps w:val="0"/>
@@ -2613,8 +2542,8 @@
             </w:pPr>
             <w:r>
               <w:rPr>
-                <w:rStyle w:val="4"/>
-                <w:rFonts w:hint="default" w:ascii="Segoe UI" w:hAnsi="Segoe UI" w:eastAsia="Segoe UI" w:cs="Segoe UI"/>
+                <w:rStyle w:val="Strong"/>
+                <w:rFonts w:ascii="Segoe UI" w:eastAsia="Segoe UI" w:hAnsi="Segoe UI" w:cs="Segoe UI" w:hint="default"/>
                 <w:b/>
                 <w:bCs/>
                 <w:i w:val="0"/>
@@ -2626,8 +2555,8 @@
                 <w:kern w:val="0"/>
                 <w:sz w:val="18"/>
                 <w:szCs w:val="18"/>
-                <w:bdr w:val="none" w:color="auto" w:sz="0" w:space="0"/>
-                <w:lang w:val="en-US" w:eastAsia="zh-CN" w:bidi="ar"/>
+                <w:bdr w:val="nil"/>
+                <w:lang w:val="en-US" w:eastAsia="zh-CN"/>
               </w:rPr>
               <w:t>关闭代码</w:t>
             </w:r>
@@ -2653,10 +2582,10 @@
               <w:suppressLineNumbers w:val="0"/>
               <w:snapToGrid w:val="0"/>
               <w:spacing w:line="240" w:lineRule="auto"/>
-              <w:ind w:left="0" w:leftChars="0" w:right="0" w:rightChars="0" w:firstLine="0" w:firstLineChars="0"/>
+              <w:ind w:left="0" w:right="0" w:firstLine="0" w:leftChars="0" w:rightChars="0" w:firstLineChars="0"/>
               <w:jc w:val="left"/>
               <w:rPr>
-                <w:rFonts w:hint="default" w:ascii="Segoe UI" w:hAnsi="Segoe UI" w:eastAsia="Segoe UI" w:cs="Segoe UI"/>
+                <w:rFonts w:ascii="Segoe UI" w:eastAsia="Segoe UI" w:hAnsi="Segoe UI" w:cs="Segoe UI" w:hint="default"/>
                 <w:i w:val="0"/>
                 <w:iCs w:val="0"/>
                 <w:caps w:val="0"/>
@@ -2668,18 +2597,18 @@
             </w:pPr>
             <w:r>
               <w:rPr>
-                <w:rFonts w:hint="default" w:ascii="Segoe UI" w:hAnsi="Segoe UI" w:eastAsia="Segoe UI" w:cs="Segoe UI"/>
-                <w:i w:val="0"/>
-                <w:iCs w:val="0"/>
-                <w:caps w:val="0"/>
-                <w:snapToGrid w:val="0"/>
-                <w:color w:val="000000"/>
-                <w:spacing w:val="0"/>
-                <w:kern w:val="0"/>
-                <w:sz w:val="18"/>
-                <w:szCs w:val="18"/>
-                <w:bdr w:val="none" w:color="auto" w:sz="0" w:space="0"/>
-                <w:lang w:val="en-US" w:eastAsia="zh-CN" w:bidi="ar"/>
+                <w:rFonts w:ascii="Segoe UI" w:eastAsia="Segoe UI" w:hAnsi="Segoe UI" w:cs="Segoe UI" w:hint="default"/>
+                <w:i w:val="0"/>
+                <w:iCs w:val="0"/>
+                <w:caps w:val="0"/>
+                <w:snapToGrid w:val="0"/>
+                <w:color w:val="000000"/>
+                <w:spacing w:val="0"/>
+                <w:kern w:val="0"/>
+                <w:sz w:val="18"/>
+                <w:szCs w:val="18"/>
+                <w:bdr w:val="nil"/>
+                <w:lang w:val="en-US" w:eastAsia="zh-CN"/>
               </w:rPr>
               <w:t xml:space="preserve">☑ 已解决 </w:t>
             </w:r>
@@ -2687,35 +2616,35 @@
             <w:bookmarkEnd w:id="0"/>
             <w:r>
               <w:rPr>
-                <w:rFonts w:hint="eastAsia" w:ascii="Segoe UI" w:hAnsi="Segoe UI" w:eastAsia="Segoe UI" w:cs="Segoe UI"/>
-                <w:i w:val="0"/>
-                <w:iCs w:val="0"/>
-                <w:caps w:val="0"/>
-                <w:snapToGrid w:val="0"/>
-                <w:color w:val="000000"/>
-                <w:spacing w:val="0"/>
-                <w:kern w:val="0"/>
-                <w:sz w:val="18"/>
-                <w:szCs w:val="18"/>
-                <w:bdr w:val="none" w:color="auto" w:sz="0" w:space="0"/>
-                <w:lang w:val="en-US" w:eastAsia="zh-CN" w:bidi="ar"/>
+                <w:rFonts w:ascii="Segoe UI" w:eastAsia="Segoe UI" w:hAnsi="Segoe UI" w:cs="Segoe UI" w:hint="eastAsia"/>
+                <w:i w:val="0"/>
+                <w:iCs w:val="0"/>
+                <w:caps w:val="0"/>
+                <w:snapToGrid w:val="0"/>
+                <w:color w:val="000000"/>
+                <w:spacing w:val="0"/>
+                <w:kern w:val="0"/>
+                <w:sz w:val="18"/>
+                <w:szCs w:val="18"/>
+                <w:bdr w:val="nil"/>
+                <w:lang w:val="en-US" w:eastAsia="zh-CN"/>
               </w:rPr>
               <w:t>□</w:t>
             </w:r>
             <w:r>
               <w:rPr>
-                <w:rFonts w:hint="default" w:ascii="Segoe UI" w:hAnsi="Segoe UI" w:eastAsia="Segoe UI" w:cs="Segoe UI"/>
-                <w:i w:val="0"/>
-                <w:iCs w:val="0"/>
-                <w:caps w:val="0"/>
-                <w:snapToGrid w:val="0"/>
-                <w:color w:val="000000"/>
-                <w:spacing w:val="0"/>
-                <w:kern w:val="0"/>
-                <w:sz w:val="18"/>
-                <w:szCs w:val="18"/>
-                <w:bdr w:val="none" w:color="auto" w:sz="0" w:space="0"/>
-                <w:lang w:val="en-US" w:eastAsia="zh-CN" w:bidi="ar"/>
+                <w:rFonts w:ascii="Segoe UI" w:eastAsia="Segoe UI" w:hAnsi="Segoe UI" w:cs="Segoe UI" w:hint="default"/>
+                <w:i w:val="0"/>
+                <w:iCs w:val="0"/>
+                <w:caps w:val="0"/>
+                <w:snapToGrid w:val="0"/>
+                <w:color w:val="000000"/>
+                <w:spacing w:val="0"/>
+                <w:kern w:val="0"/>
+                <w:sz w:val="18"/>
+                <w:szCs w:val="18"/>
+                <w:bdr w:val="nil"/>
+                <w:lang w:val="en-US" w:eastAsia="zh-CN"/>
               </w:rPr>
               <w:t xml:space="preserve"> 误报 □ 重复报障 □ 无法重现 □ 转问题管理</w:t>
             </w:r>
@@ -2724,14 +2653,9 @@
       </w:tr>
       <w:tr>
         <w:tblPrEx>
-          <w:tblBorders>
-            <w:top w:val="single" w:color="auto" w:sz="4" w:space="0"/>
-            <w:left w:val="single" w:color="auto" w:sz="4" w:space="0"/>
-            <w:bottom w:val="single" w:color="auto" w:sz="4" w:space="0"/>
-            <w:right w:val="single" w:color="auto" w:sz="4" w:space="0"/>
-            <w:insideH w:val="single" w:color="auto" w:sz="4" w:space="0"/>
-            <w:insideV w:val="single" w:color="auto" w:sz="4" w:space="0"/>
-          </w:tblBorders>
+          <w:tblW w:w="8506" w:type="dxa"/>
+          <w:jc w:val="center"/>
+          <w:shd w:val="clear" w:color="auto" w:fill="auto"/>
           <w:tblCellMar>
             <w:top w:w="15" w:type="dxa"/>
             <w:left w:w="15" w:type="dxa"/>
@@ -2740,7 +2664,7 @@
           </w:tblCellMar>
         </w:tblPrEx>
         <w:trPr>
-          <w:trHeight w:val="0" w:hRule="atLeast"/>
+          <w:trHeight w:val="0"/>
           <w:jc w:val="center"/>
         </w:trPr>
         <w:tc>
@@ -2763,10 +2687,10 @@
               <w:suppressLineNumbers w:val="0"/>
               <w:snapToGrid w:val="0"/>
               <w:spacing w:line="240" w:lineRule="auto"/>
-              <w:ind w:left="0" w:leftChars="0" w:right="0" w:rightChars="0" w:firstLine="0" w:firstLineChars="0"/>
+              <w:ind w:left="0" w:right="0" w:firstLine="0" w:leftChars="0" w:rightChars="0" w:firstLineChars="0"/>
               <w:jc w:val="left"/>
               <w:rPr>
-                <w:rFonts w:hint="default" w:ascii="Segoe UI" w:hAnsi="Segoe UI" w:eastAsia="Segoe UI" w:cs="Segoe UI"/>
+                <w:rFonts w:ascii="Segoe UI" w:eastAsia="Segoe UI" w:hAnsi="Segoe UI" w:cs="Segoe UI" w:hint="default"/>
                 <w:i w:val="0"/>
                 <w:iCs w:val="0"/>
                 <w:caps w:val="0"/>
@@ -2778,8 +2702,8 @@
             </w:pPr>
             <w:r>
               <w:rPr>
-                <w:rStyle w:val="4"/>
-                <w:rFonts w:hint="default" w:ascii="Segoe UI" w:hAnsi="Segoe UI" w:eastAsia="Segoe UI" w:cs="Segoe UI"/>
+                <w:rStyle w:val="Strong"/>
+                <w:rFonts w:ascii="Segoe UI" w:eastAsia="Segoe UI" w:hAnsi="Segoe UI" w:cs="Segoe UI" w:hint="default"/>
                 <w:b/>
                 <w:bCs/>
                 <w:i w:val="0"/>
@@ -2791,8 +2715,8 @@
                 <w:kern w:val="0"/>
                 <w:sz w:val="18"/>
                 <w:szCs w:val="18"/>
-                <w:bdr w:val="none" w:color="auto" w:sz="0" w:space="0"/>
-                <w:lang w:val="en-US" w:eastAsia="zh-CN" w:bidi="ar"/>
+                <w:bdr w:val="nil"/>
+                <w:lang w:val="en-US" w:eastAsia="zh-CN"/>
               </w:rPr>
               <w:t>用户确认</w:t>
             </w:r>
@@ -2818,10 +2742,10 @@
               <w:suppressLineNumbers w:val="0"/>
               <w:snapToGrid w:val="0"/>
               <w:spacing w:line="240" w:lineRule="auto"/>
-              <w:ind w:left="0" w:leftChars="0" w:right="0" w:rightChars="0" w:firstLine="0" w:firstLineChars="0"/>
+              <w:ind w:left="0" w:right="0" w:firstLine="0" w:leftChars="0" w:rightChars="0" w:firstLineChars="0"/>
               <w:jc w:val="left"/>
               <w:rPr>
-                <w:rFonts w:hint="default" w:ascii="Segoe UI" w:hAnsi="Segoe UI" w:eastAsia="Segoe UI" w:cs="Segoe UI"/>
+                <w:rFonts w:ascii="Segoe UI" w:eastAsia="Segoe UI" w:hAnsi="Segoe UI" w:cs="Segoe UI" w:hint="default"/>
                 <w:i w:val="0"/>
                 <w:iCs w:val="0"/>
                 <w:caps w:val="0"/>
@@ -2833,102 +2757,102 @@
             </w:pPr>
             <w:r>
               <w:rPr>
-                <w:rFonts w:hint="default" w:ascii="Segoe UI" w:hAnsi="Segoe UI" w:eastAsia="Segoe UI" w:cs="Segoe UI"/>
-                <w:i w:val="0"/>
-                <w:iCs w:val="0"/>
-                <w:caps w:val="0"/>
-                <w:snapToGrid w:val="0"/>
-                <w:color w:val="000000"/>
-                <w:spacing w:val="0"/>
-                <w:kern w:val="0"/>
-                <w:sz w:val="18"/>
-                <w:szCs w:val="18"/>
-                <w:bdr w:val="none" w:color="auto" w:sz="0" w:space="0"/>
-                <w:lang w:val="en-US" w:eastAsia="zh-CN" w:bidi="ar"/>
+                <w:rFonts w:ascii="Segoe UI" w:eastAsia="Segoe UI" w:hAnsi="Segoe UI" w:cs="Segoe UI" w:hint="default"/>
+                <w:i w:val="0"/>
+                <w:iCs w:val="0"/>
+                <w:caps w:val="0"/>
+                <w:snapToGrid w:val="0"/>
+                <w:color w:val="000000"/>
+                <w:spacing w:val="0"/>
+                <w:kern w:val="0"/>
+                <w:sz w:val="18"/>
+                <w:szCs w:val="18"/>
+                <w:bdr w:val="nil"/>
+                <w:lang w:val="en-US" w:eastAsia="zh-CN"/>
               </w:rPr>
               <w:t>刘芳 / 202</w:t>
             </w:r>
             <w:r>
               <w:rPr>
-                <w:rFonts w:hint="eastAsia" w:ascii="Segoe UI" w:hAnsi="Segoe UI" w:eastAsia="Segoe UI" w:cs="Segoe UI"/>
-                <w:i w:val="0"/>
-                <w:iCs w:val="0"/>
-                <w:caps w:val="0"/>
-                <w:snapToGrid w:val="0"/>
-                <w:color w:val="000000"/>
-                <w:spacing w:val="0"/>
-                <w:kern w:val="0"/>
-                <w:sz w:val="18"/>
-                <w:szCs w:val="18"/>
-                <w:bdr w:val="none" w:color="auto" w:sz="0" w:space="0"/>
-                <w:lang w:val="en-US" w:eastAsia="zh-CN" w:bidi="ar"/>
+                <w:rFonts w:ascii="Segoe UI" w:eastAsia="Segoe UI" w:hAnsi="Segoe UI" w:cs="Segoe UI" w:hint="eastAsia"/>
+                <w:i w:val="0"/>
+                <w:iCs w:val="0"/>
+                <w:caps w:val="0"/>
+                <w:snapToGrid w:val="0"/>
+                <w:color w:val="000000"/>
+                <w:spacing w:val="0"/>
+                <w:kern w:val="0"/>
+                <w:sz w:val="18"/>
+                <w:szCs w:val="18"/>
+                <w:bdr w:val="nil"/>
+                <w:lang w:val="en-US" w:eastAsia="zh-CN"/>
               </w:rPr>
               <w:t>5</w:t>
             </w:r>
             <w:r>
               <w:rPr>
-                <w:rFonts w:hint="default" w:ascii="Segoe UI" w:hAnsi="Segoe UI" w:eastAsia="Segoe UI" w:cs="Segoe UI"/>
-                <w:i w:val="0"/>
-                <w:iCs w:val="0"/>
-                <w:caps w:val="0"/>
-                <w:snapToGrid w:val="0"/>
-                <w:color w:val="000000"/>
-                <w:spacing w:val="0"/>
-                <w:kern w:val="0"/>
-                <w:sz w:val="18"/>
-                <w:szCs w:val="18"/>
-                <w:bdr w:val="none" w:color="auto" w:sz="0" w:space="0"/>
-                <w:lang w:val="en-US" w:eastAsia="zh-CN" w:bidi="ar"/>
+                <w:rFonts w:ascii="Segoe UI" w:eastAsia="Segoe UI" w:hAnsi="Segoe UI" w:cs="Segoe UI" w:hint="default"/>
+                <w:i w:val="0"/>
+                <w:iCs w:val="0"/>
+                <w:caps w:val="0"/>
+                <w:snapToGrid w:val="0"/>
+                <w:color w:val="000000"/>
+                <w:spacing w:val="0"/>
+                <w:kern w:val="0"/>
+                <w:sz w:val="18"/>
+                <w:szCs w:val="18"/>
+                <w:bdr w:val="nil"/>
+                <w:lang w:val="en-US" w:eastAsia="zh-CN"/>
               </w:rPr>
               <w:t>年10月28日</w:t>
             </w:r>
             <w:r>
               <w:rPr>
-                <w:rFonts w:hint="eastAsia" w:ascii="Segoe UI" w:hAnsi="Segoe UI" w:eastAsia="Segoe UI" w:cs="Segoe UI"/>
-                <w:i w:val="0"/>
-                <w:iCs w:val="0"/>
-                <w:caps w:val="0"/>
-                <w:snapToGrid w:val="0"/>
-                <w:color w:val="000000"/>
-                <w:spacing w:val="0"/>
-                <w:kern w:val="0"/>
-                <w:sz w:val="18"/>
-                <w:szCs w:val="18"/>
-                <w:bdr w:val="none" w:color="auto" w:sz="0" w:space="0"/>
-                <w:lang w:val="en-US" w:eastAsia="zh-CN" w:bidi="ar"/>
+                <w:rFonts w:ascii="Segoe UI" w:eastAsia="Segoe UI" w:hAnsi="Segoe UI" w:cs="Segoe UI" w:hint="eastAsia"/>
+                <w:i w:val="0"/>
+                <w:iCs w:val="0"/>
+                <w:caps w:val="0"/>
+                <w:snapToGrid w:val="0"/>
+                <w:color w:val="000000"/>
+                <w:spacing w:val="0"/>
+                <w:kern w:val="0"/>
+                <w:sz w:val="18"/>
+                <w:szCs w:val="18"/>
+                <w:bdr w:val="nil"/>
+                <w:lang w:val="en-US" w:eastAsia="zh-CN"/>
               </w:rPr>
               <w:t xml:space="preserve">  </w:t>
             </w:r>
             <w:r>
               <w:rPr>
-                <w:rFonts w:hint="default" w:ascii="Segoe UI" w:hAnsi="Segoe UI" w:eastAsia="Segoe UI" w:cs="Segoe UI"/>
-                <w:i w:val="0"/>
-                <w:iCs w:val="0"/>
-                <w:caps w:val="0"/>
-                <w:snapToGrid w:val="0"/>
-                <w:color w:val="000000"/>
-                <w:spacing w:val="0"/>
-                <w:kern w:val="0"/>
-                <w:sz w:val="18"/>
-                <w:szCs w:val="18"/>
-                <w:lang w:val="en-US" w:eastAsia="zh-CN" w:bidi="ar"/>
+                <w:rFonts w:ascii="Segoe UI" w:eastAsia="Segoe UI" w:hAnsi="Segoe UI" w:cs="Segoe UI" w:hint="default"/>
+                <w:i w:val="0"/>
+                <w:iCs w:val="0"/>
+                <w:caps w:val="0"/>
+                <w:snapToGrid w:val="0"/>
+                <w:color w:val="000000"/>
+                <w:spacing w:val="0"/>
+                <w:kern w:val="0"/>
+                <w:sz w:val="18"/>
+                <w:szCs w:val="18"/>
+                <w:lang w:val="en-US" w:eastAsia="zh-CN"/>
               </w:rPr>
               <w:t>业务关闭流程已成功提交，问题解决，感谢支持</w:t>
             </w:r>
             <w:r>
               <w:rPr>
-                <w:rFonts w:hint="default" w:ascii="Segoe UI" w:hAnsi="Segoe UI" w:eastAsia="Segoe UI" w:cs="Segoe UI"/>
-                <w:i w:val="0"/>
-                <w:iCs w:val="0"/>
-                <w:caps w:val="0"/>
-                <w:snapToGrid w:val="0"/>
-                <w:color w:val="000000"/>
-                <w:spacing w:val="0"/>
-                <w:kern w:val="0"/>
-                <w:sz w:val="18"/>
-                <w:szCs w:val="18"/>
-                <w:bdr w:val="none" w:color="auto" w:sz="0" w:space="0"/>
-                <w:lang w:val="en-US" w:eastAsia="zh-CN" w:bidi="ar"/>
+                <w:rFonts w:ascii="Segoe UI" w:eastAsia="Segoe UI" w:hAnsi="Segoe UI" w:cs="Segoe UI" w:hint="default"/>
+                <w:i w:val="0"/>
+                <w:iCs w:val="0"/>
+                <w:caps w:val="0"/>
+                <w:snapToGrid w:val="0"/>
+                <w:color w:val="000000"/>
+                <w:spacing w:val="0"/>
+                <w:kern w:val="0"/>
+                <w:sz w:val="18"/>
+                <w:szCs w:val="18"/>
+                <w:bdr w:val="nil"/>
+                <w:lang w:val="en-US" w:eastAsia="zh-CN"/>
               </w:rPr>
               <w:t>。</w:t>
             </w:r>
@@ -2937,14 +2861,9 @@
       </w:tr>
       <w:tr>
         <w:tblPrEx>
-          <w:tblBorders>
-            <w:top w:val="single" w:color="auto" w:sz="4" w:space="0"/>
-            <w:left w:val="single" w:color="auto" w:sz="4" w:space="0"/>
-            <w:bottom w:val="single" w:color="auto" w:sz="4" w:space="0"/>
-            <w:right w:val="single" w:color="auto" w:sz="4" w:space="0"/>
-            <w:insideH w:val="single" w:color="auto" w:sz="4" w:space="0"/>
-            <w:insideV w:val="single" w:color="auto" w:sz="4" w:space="0"/>
-          </w:tblBorders>
+          <w:tblW w:w="8506" w:type="dxa"/>
+          <w:jc w:val="center"/>
+          <w:shd w:val="clear" w:color="auto" w:fill="auto"/>
           <w:tblCellMar>
             <w:top w:w="15" w:type="dxa"/>
             <w:left w:w="15" w:type="dxa"/>
@@ -2953,7 +2872,7 @@
           </w:tblCellMar>
         </w:tblPrEx>
         <w:trPr>
-          <w:trHeight w:val="308" w:hRule="atLeast"/>
+          <w:trHeight w:val="308"/>
           <w:jc w:val="center"/>
         </w:trPr>
         <w:tc>
@@ -2976,10 +2895,10 @@
               <w:suppressLineNumbers w:val="0"/>
               <w:snapToGrid w:val="0"/>
               <w:spacing w:line="240" w:lineRule="auto"/>
-              <w:ind w:left="0" w:leftChars="0" w:right="0" w:rightChars="0" w:firstLine="0" w:firstLineChars="0"/>
+              <w:ind w:left="0" w:right="0" w:firstLine="0" w:leftChars="0" w:rightChars="0" w:firstLineChars="0"/>
               <w:jc w:val="left"/>
               <w:rPr>
-                <w:rFonts w:hint="default" w:ascii="Segoe UI" w:hAnsi="Segoe UI" w:eastAsia="Segoe UI" w:cs="Segoe UI"/>
+                <w:rFonts w:ascii="Segoe UI" w:eastAsia="Segoe UI" w:hAnsi="Segoe UI" w:cs="Segoe UI" w:hint="default"/>
                 <w:i w:val="0"/>
                 <w:iCs w:val="0"/>
                 <w:caps w:val="0"/>
@@ -2991,8 +2910,8 @@
             </w:pPr>
             <w:r>
               <w:rPr>
-                <w:rStyle w:val="4"/>
-                <w:rFonts w:hint="default" w:ascii="Segoe UI" w:hAnsi="Segoe UI" w:eastAsia="Segoe UI" w:cs="Segoe UI"/>
+                <w:rStyle w:val="Strong"/>
+                <w:rFonts w:ascii="Segoe UI" w:eastAsia="Segoe UI" w:hAnsi="Segoe UI" w:cs="Segoe UI" w:hint="default"/>
                 <w:b/>
                 <w:bCs/>
                 <w:i w:val="0"/>
@@ -3004,8 +2923,8 @@
                 <w:kern w:val="0"/>
                 <w:sz w:val="18"/>
                 <w:szCs w:val="18"/>
-                <w:bdr w:val="none" w:color="auto" w:sz="0" w:space="0"/>
-                <w:lang w:val="en-US" w:eastAsia="zh-CN" w:bidi="ar"/>
+                <w:bdr w:val="nil"/>
+                <w:lang w:val="en-US" w:eastAsia="zh-CN"/>
               </w:rPr>
               <w:t>关闭时间</w:t>
             </w:r>
@@ -3031,10 +2950,10 @@
               <w:suppressLineNumbers w:val="0"/>
               <w:snapToGrid w:val="0"/>
               <w:spacing w:line="240" w:lineRule="auto"/>
-              <w:ind w:left="0" w:leftChars="0" w:right="0" w:rightChars="0" w:firstLine="0" w:firstLineChars="0"/>
+              <w:ind w:left="0" w:right="0" w:firstLine="0" w:leftChars="0" w:rightChars="0" w:firstLineChars="0"/>
               <w:jc w:val="left"/>
               <w:rPr>
-                <w:rFonts w:hint="default" w:ascii="Segoe UI" w:hAnsi="Segoe UI" w:eastAsia="Segoe UI" w:cs="Segoe UI"/>
+                <w:rFonts w:ascii="Segoe UI" w:eastAsia="Segoe UI" w:hAnsi="Segoe UI" w:cs="Segoe UI" w:hint="default"/>
                 <w:i w:val="0"/>
                 <w:iCs w:val="0"/>
                 <w:caps w:val="0"/>
@@ -3046,69 +2965,69 @@
             </w:pPr>
             <w:r>
               <w:rPr>
-                <w:rFonts w:hint="default" w:ascii="Segoe UI" w:hAnsi="Segoe UI" w:eastAsia="Segoe UI" w:cs="Segoe UI"/>
-                <w:i w:val="0"/>
-                <w:iCs w:val="0"/>
-                <w:caps w:val="0"/>
-                <w:snapToGrid w:val="0"/>
-                <w:color w:val="000000"/>
-                <w:spacing w:val="0"/>
-                <w:kern w:val="0"/>
-                <w:sz w:val="18"/>
-                <w:szCs w:val="18"/>
-                <w:bdr w:val="none" w:color="auto" w:sz="0" w:space="0"/>
-                <w:lang w:val="en-US" w:eastAsia="zh-CN" w:bidi="ar"/>
+                <w:rFonts w:ascii="Segoe UI" w:eastAsia="Segoe UI" w:hAnsi="Segoe UI" w:cs="Segoe UI" w:hint="default"/>
+                <w:i w:val="0"/>
+                <w:iCs w:val="0"/>
+                <w:caps w:val="0"/>
+                <w:snapToGrid w:val="0"/>
+                <w:color w:val="000000"/>
+                <w:spacing w:val="0"/>
+                <w:kern w:val="0"/>
+                <w:sz w:val="18"/>
+                <w:szCs w:val="18"/>
+                <w:bdr w:val="nil"/>
+                <w:lang w:val="en-US" w:eastAsia="zh-CN"/>
               </w:rPr>
               <w:t>202</w:t>
             </w:r>
             <w:r>
               <w:rPr>
-                <w:rFonts w:hint="eastAsia" w:ascii="Segoe UI" w:hAnsi="Segoe UI" w:eastAsia="Segoe UI" w:cs="Segoe UI"/>
-                <w:i w:val="0"/>
-                <w:iCs w:val="0"/>
-                <w:caps w:val="0"/>
-                <w:snapToGrid w:val="0"/>
-                <w:color w:val="000000"/>
-                <w:spacing w:val="0"/>
-                <w:kern w:val="0"/>
-                <w:sz w:val="18"/>
-                <w:szCs w:val="18"/>
-                <w:bdr w:val="none" w:color="auto" w:sz="0" w:space="0"/>
-                <w:lang w:val="en-US" w:eastAsia="zh-CN" w:bidi="ar"/>
+                <w:rFonts w:ascii="Segoe UI" w:eastAsia="Segoe UI" w:hAnsi="Segoe UI" w:cs="Segoe UI" w:hint="eastAsia"/>
+                <w:i w:val="0"/>
+                <w:iCs w:val="0"/>
+                <w:caps w:val="0"/>
+                <w:snapToGrid w:val="0"/>
+                <w:color w:val="000000"/>
+                <w:spacing w:val="0"/>
+                <w:kern w:val="0"/>
+                <w:sz w:val="18"/>
+                <w:szCs w:val="18"/>
+                <w:bdr w:val="nil"/>
+                <w:lang w:val="en-US" w:eastAsia="zh-CN"/>
               </w:rPr>
               <w:t>5</w:t>
             </w:r>
             <w:r>
               <w:rPr>
-                <w:rFonts w:hint="default" w:ascii="Segoe UI" w:hAnsi="Segoe UI" w:eastAsia="Segoe UI" w:cs="Segoe UI"/>
-                <w:i w:val="0"/>
-                <w:iCs w:val="0"/>
-                <w:caps w:val="0"/>
-                <w:snapToGrid w:val="0"/>
-                <w:color w:val="000000"/>
-                <w:spacing w:val="0"/>
-                <w:kern w:val="0"/>
-                <w:sz w:val="18"/>
-                <w:szCs w:val="18"/>
-                <w:bdr w:val="none" w:color="auto" w:sz="0" w:space="0"/>
-                <w:lang w:val="en-US" w:eastAsia="zh-CN" w:bidi="ar"/>
+                <w:rFonts w:ascii="Segoe UI" w:eastAsia="Segoe UI" w:hAnsi="Segoe UI" w:cs="Segoe UI" w:hint="default"/>
+                <w:i w:val="0"/>
+                <w:iCs w:val="0"/>
+                <w:caps w:val="0"/>
+                <w:snapToGrid w:val="0"/>
+                <w:color w:val="000000"/>
+                <w:spacing w:val="0"/>
+                <w:kern w:val="0"/>
+                <w:sz w:val="18"/>
+                <w:szCs w:val="18"/>
+                <w:bdr w:val="nil"/>
+                <w:lang w:val="en-US" w:eastAsia="zh-CN"/>
               </w:rPr>
               <w:t>年10月28日</w:t>
             </w:r>
             <w:r>
               <w:rPr>
-                <w:rFonts w:hint="eastAsia" w:ascii="Segoe UI" w:hAnsi="Segoe UI" w:eastAsia="Segoe UI" w:cs="Segoe UI"/>
-                <w:i w:val="0"/>
-                <w:iCs w:val="0"/>
-                <w:caps w:val="0"/>
-                <w:snapToGrid w:val="0"/>
-                <w:color w:val="000000"/>
-                <w:spacing w:val="0"/>
-                <w:kern w:val="0"/>
-                <w:sz w:val="18"/>
-                <w:szCs w:val="18"/>
-                <w:bdr w:val="none" w:color="auto" w:sz="0" w:space="0"/>
-                <w:lang w:val="en-US" w:eastAsia="zh-CN" w:bidi="ar"/>
+                <w:rFonts w:ascii="Segoe UI" w:eastAsia="Segoe UI" w:hAnsi="Segoe UI" w:cs="Segoe UI" w:hint="eastAsia"/>
+                <w:i w:val="0"/>
+                <w:iCs w:val="0"/>
+                <w:caps w:val="0"/>
+                <w:snapToGrid w:val="0"/>
+                <w:color w:val="000000"/>
+                <w:spacing w:val="0"/>
+                <w:kern w:val="0"/>
+                <w:sz w:val="18"/>
+                <w:szCs w:val="18"/>
+                <w:bdr w:val="nil"/>
+                <w:lang w:val="en-US" w:eastAsia="zh-CN"/>
               </w:rPr>
               <w:t xml:space="preserve"> </w:t>
             </w:r>
@@ -3117,14 +3036,8 @@
       </w:tr>
       <w:tr>
         <w:tblPrEx>
-          <w:tblBorders>
-            <w:top w:val="single" w:color="auto" w:sz="4" w:space="0"/>
-            <w:left w:val="single" w:color="auto" w:sz="4" w:space="0"/>
-            <w:bottom w:val="single" w:color="auto" w:sz="4" w:space="0"/>
-            <w:right w:val="single" w:color="auto" w:sz="4" w:space="0"/>
-            <w:insideH w:val="single" w:color="auto" w:sz="4" w:space="0"/>
-            <w:insideV w:val="single" w:color="auto" w:sz="4" w:space="0"/>
-          </w:tblBorders>
+          <w:tblW w:w="8506" w:type="dxa"/>
+          <w:jc w:val="center"/>
           <w:shd w:val="clear" w:color="auto" w:fill="auto"/>
           <w:tblCellMar>
             <w:top w:w="15" w:type="dxa"/>
@@ -3134,7 +3047,7 @@
           </w:tblCellMar>
         </w:tblPrEx>
         <w:trPr>
-          <w:trHeight w:val="0" w:hRule="atLeast"/>
+          <w:trHeight w:val="0"/>
           <w:jc w:val="center"/>
         </w:trPr>
         <w:tc>
@@ -3157,10 +3070,10 @@
               <w:suppressLineNumbers w:val="0"/>
               <w:snapToGrid w:val="0"/>
               <w:spacing w:line="240" w:lineRule="auto"/>
-              <w:ind w:left="0" w:leftChars="0" w:right="0" w:rightChars="0" w:firstLine="0" w:firstLineChars="0"/>
+              <w:ind w:left="0" w:right="0" w:firstLine="0" w:leftChars="0" w:rightChars="0" w:firstLineChars="0"/>
               <w:jc w:val="left"/>
               <w:rPr>
-                <w:rFonts w:hint="default" w:ascii="Segoe UI" w:hAnsi="Segoe UI" w:eastAsia="Segoe UI" w:cs="Segoe UI"/>
+                <w:rFonts w:ascii="Segoe UI" w:eastAsia="Segoe UI" w:hAnsi="Segoe UI" w:cs="Segoe UI" w:hint="default"/>
                 <w:i w:val="0"/>
                 <w:iCs w:val="0"/>
                 <w:caps w:val="0"/>
@@ -3172,8 +3085,8 @@
             </w:pPr>
             <w:r>
               <w:rPr>
-                <w:rStyle w:val="4"/>
-                <w:rFonts w:hint="default" w:ascii="Segoe UI" w:hAnsi="Segoe UI" w:eastAsia="Segoe UI" w:cs="Segoe UI"/>
+                <w:rStyle w:val="Strong"/>
+                <w:rFonts w:ascii="Segoe UI" w:eastAsia="Segoe UI" w:hAnsi="Segoe UI" w:cs="Segoe UI" w:hint="default"/>
                 <w:b/>
                 <w:bCs/>
                 <w:i w:val="0"/>
@@ -3185,8 +3098,8 @@
                 <w:kern w:val="0"/>
                 <w:sz w:val="18"/>
                 <w:szCs w:val="18"/>
-                <w:bdr w:val="none" w:color="auto" w:sz="0" w:space="0"/>
-                <w:lang w:val="en-US" w:eastAsia="zh-CN" w:bidi="ar"/>
+                <w:bdr w:val="nil"/>
+                <w:lang w:val="en-US" w:eastAsia="zh-CN"/>
               </w:rPr>
               <w:t>关联知识</w:t>
             </w:r>
@@ -3212,10 +3125,10 @@
               <w:suppressLineNumbers w:val="0"/>
               <w:snapToGrid w:val="0"/>
               <w:spacing w:line="240" w:lineRule="auto"/>
-              <w:ind w:left="0" w:leftChars="0" w:right="0" w:rightChars="0" w:firstLine="0" w:firstLineChars="0"/>
+              <w:ind w:left="0" w:right="0" w:firstLine="0" w:leftChars="0" w:rightChars="0" w:firstLineChars="0"/>
               <w:jc w:val="left"/>
               <w:rPr>
-                <w:rFonts w:hint="default" w:ascii="Segoe UI" w:hAnsi="Segoe UI" w:eastAsia="Segoe UI" w:cs="Segoe UI"/>
+                <w:rFonts w:ascii="Segoe UI" w:eastAsia="Segoe UI" w:hAnsi="Segoe UI" w:cs="Segoe UI" w:hint="default"/>
                 <w:i w:val="0"/>
                 <w:iCs w:val="0"/>
                 <w:caps w:val="0"/>
@@ -3227,18 +3140,18 @@
             </w:pPr>
             <w:r>
               <w:rPr>
-                <w:rFonts w:hint="default" w:ascii="Segoe UI" w:hAnsi="Segoe UI" w:eastAsia="Segoe UI" w:cs="Segoe UI"/>
-                <w:i w:val="0"/>
-                <w:iCs w:val="0"/>
-                <w:caps w:val="0"/>
-                <w:snapToGrid w:val="0"/>
-                <w:color w:val="000000"/>
-                <w:spacing w:val="0"/>
-                <w:kern w:val="0"/>
-                <w:sz w:val="18"/>
-                <w:szCs w:val="18"/>
-                <w:bdr w:val="none" w:color="auto" w:sz="0" w:space="0"/>
-                <w:lang w:val="en-US" w:eastAsia="zh-CN" w:bidi="ar"/>
+                <w:rFonts w:ascii="Segoe UI" w:eastAsia="Segoe UI" w:hAnsi="Segoe UI" w:cs="Segoe UI" w:hint="default"/>
+                <w:i w:val="0"/>
+                <w:iCs w:val="0"/>
+                <w:caps w:val="0"/>
+                <w:snapToGrid w:val="0"/>
+                <w:color w:val="000000"/>
+                <w:spacing w:val="0"/>
+                <w:kern w:val="0"/>
+                <w:sz w:val="18"/>
+                <w:szCs w:val="18"/>
+                <w:bdr w:val="nil"/>
+                <w:lang w:val="en-US" w:eastAsia="zh-CN"/>
               </w:rPr>
               <w:t>《翔云系统常见问题处理运维专用》 - “项目业务关闭提示：采购订单不是最后收票状态”条</w:t>
             </w:r>
@@ -3252,338 +3165,282 @@
         <w:keepLines w:val="0"/>
         <w:widowControl/>
         <w:suppressLineNumbers w:val="0"/>
-        <w:ind w:left="0" w:leftChars="0" w:firstLine="0" w:firstLineChars="0"/>
+        <w:ind w:left="0" w:firstLine="0" w:leftChars="0" w:firstLineChars="0"/>
         <w:jc w:val="left"/>
       </w:pPr>
     </w:p>
     <w:sectPr>
       <w:pgSz w:w="11906" w:h="16838"/>
       <w:pgMar w:top="1440" w:right="1800" w:bottom="1440" w:left="1800" w:header="851" w:footer="992" w:gutter="0"/>
-      <w:cols w:space="425" w:num="1"/>
+      <w:cols w:num="1" w:space="425"/>
       <w:docGrid w:type="lines" w:linePitch="312" w:charSpace="0"/>
     </w:sectPr>
   </w:body>
 </w:document>
 </file>
 
-<file path=word/endnotes.xml><?xml version="1.0" encoding="utf-8"?>
-<w:endnotes xmlns:wpc="http://schemas.microsoft.com/office/word/2010/wordprocessingCanvas" xmlns:mc="http://schemas.openxmlformats.org/markup-compatibility/2006" xmlns:o="urn:schemas-microsoft-com:office:office" xmlns:r="http://schemas.openxmlformats.org/officeDocument/2006/relationships" xmlns:m="http://schemas.openxmlformats.org/officeDocument/2006/math" xmlns:v="urn:schemas-microsoft-com:vml" xmlns:wp14="http://schemas.microsoft.com/office/word/2010/wordprocessingDrawing" xmlns:wp="http://schemas.openxmlformats.org/drawingml/2006/wordprocessingDrawing" xmlns:w="http://schemas.openxmlformats.org/wordprocessingml/2006/main" xmlns:w14="http://schemas.microsoft.com/office/word/2010/wordml" xmlns:w15="http://schemas.microsoft.com/office/word/2012/wordml" xmlns:w10="urn:schemas-microsoft-com:office:word" xmlns:wpg="http://schemas.microsoft.com/office/word/2010/wordprocessingGroup" xmlns:wpi="http://schemas.microsoft.com/office/word/2010/wordprocessingInk" xmlns:wne="http://schemas.microsoft.com/office/word/2006/wordml" xmlns:wps="http://schemas.microsoft.com/office/word/2010/wordprocessingShape" xmlns:wpsCustomData="http://www.wps.cn/officeDocument/2013/wpsCustomData" mc:Ignorable="w14 w15 wp14">
-  <w:endnote w:type="separator" w:id="0">
-    <w:p>
-      <w:pPr>
-        <w:spacing w:line="240" w:lineRule="auto"/>
-        <w:ind w:firstLine="480"/>
-      </w:pPr>
-      <w:r>
-        <w:separator/>
-      </w:r>
-    </w:p>
-  </w:endnote>
-  <w:endnote w:type="continuationSeparator" w:id="1">
-    <w:p>
-      <w:pPr>
-        <w:spacing w:line="240" w:lineRule="auto"/>
-        <w:ind w:firstLine="480"/>
-      </w:pPr>
-      <w:r>
-        <w:continuationSeparator/>
-      </w:r>
-    </w:p>
-  </w:endnote>
-</w:endnotes>
-</file>
-
-<file path=word/footnotes.xml><?xml version="1.0" encoding="utf-8"?>
-<w:footnotes xmlns:wpc="http://schemas.microsoft.com/office/word/2010/wordprocessingCanvas" xmlns:mc="http://schemas.openxmlformats.org/markup-compatibility/2006" xmlns:o="urn:schemas-microsoft-com:office:office" xmlns:r="http://schemas.openxmlformats.org/officeDocument/2006/relationships" xmlns:m="http://schemas.openxmlformats.org/officeDocument/2006/math" xmlns:v="urn:schemas-microsoft-com:vml" xmlns:wp14="http://schemas.microsoft.com/office/word/2010/wordprocessingDrawing" xmlns:wp="http://schemas.openxmlformats.org/drawingml/2006/wordprocessingDrawing" xmlns:w="http://schemas.openxmlformats.org/wordprocessingml/2006/main" xmlns:w14="http://schemas.microsoft.com/office/word/2010/wordml" xmlns:w15="http://schemas.microsoft.com/office/word/2012/wordml" xmlns:w10="urn:schemas-microsoft-com:office:word" xmlns:wpg="http://schemas.microsoft.com/office/word/2010/wordprocessingGroup" xmlns:wpi="http://schemas.microsoft.com/office/word/2010/wordprocessingInk" xmlns:wne="http://schemas.microsoft.com/office/word/2006/wordml" xmlns:wps="http://schemas.microsoft.com/office/word/2010/wordprocessingShape" xmlns:wpsCustomData="http://www.wps.cn/officeDocument/2013/wpsCustomData" mc:Ignorable="w14 w15 wp14">
-  <w:footnote w:type="separator" w:id="0">
-    <w:p>
-      <w:pPr>
-        <w:spacing w:line="360" w:lineRule="auto"/>
-        <w:ind w:firstLine="480"/>
-      </w:pPr>
-      <w:r>
-        <w:separator/>
-      </w:r>
-    </w:p>
-  </w:footnote>
-  <w:footnote w:type="continuationSeparator" w:id="1">
-    <w:p>
-      <w:pPr>
-        <w:spacing w:line="360" w:lineRule="auto"/>
-        <w:ind w:firstLine="480"/>
-      </w:pPr>
-      <w:r>
-        <w:continuationSeparator/>
-      </w:r>
-    </w:p>
-  </w:footnote>
-</w:footnotes>
-</file>
-
 <file path=word/styles.xml><?xml version="1.0" encoding="utf-8"?>
-<w:styles xmlns:mc="http://schemas.openxmlformats.org/markup-compatibility/2006" xmlns:o="urn:schemas-microsoft-com:office:office" xmlns:r="http://schemas.openxmlformats.org/officeDocument/2006/relationships" xmlns:m="http://schemas.openxmlformats.org/officeDocument/2006/math" xmlns:v="urn:schemas-microsoft-com:vml" xmlns:w="http://schemas.openxmlformats.org/wordprocessingml/2006/main" xmlns:w14="http://schemas.microsoft.com/office/word/2010/wordml" xmlns:w10="urn:schemas-microsoft-com:office:word" xmlns:sl="http://schemas.openxmlformats.org/schemaLibrary/2006/main" xmlns:wpsCustomData="http://www.wps.cn/officeDocument/2013/wpsCustomData" mc:Ignorable="w14">
+<w:styles xmlns:mc="http://schemas.openxmlformats.org/markup-compatibility/2006" xmlns:r="http://schemas.openxmlformats.org/officeDocument/2006/relationships" xmlns:w="http://schemas.openxmlformats.org/wordprocessingml/2006/main" xmlns:w14="http://schemas.microsoft.com/office/word/2010/wordml" xmlns:w15="http://schemas.microsoft.com/office/word/2012/wordml" mc:Ignorable="w14 w15">
   <w:docDefaults>
     <w:rPrDefault>
       <w:rPr>
-        <w:rFonts w:ascii="Times New Roman" w:hAnsi="Times New Roman" w:eastAsia="宋体" w:cs="Times New Roman"/>
+        <w:rFonts w:ascii="Times New Roman" w:eastAsia="宋体" w:hAnsi="Times New Roman" w:cs="Times New Roman"/>
       </w:rPr>
     </w:rPrDefault>
     <w:pPrDefault/>
   </w:docDefaults>
-  <w:latentStyles w:count="260" w:defQFormat="0" w:defUnhideWhenUsed="1" w:defSemiHidden="1" w:defUIPriority="99" w:defLockedState="0">
-    <w:lsdException w:qFormat="1" w:unhideWhenUsed="0" w:uiPriority="0" w:semiHidden="0" w:name="Normal"/>
-    <w:lsdException w:qFormat="1" w:unhideWhenUsed="0" w:uiPriority="0" w:semiHidden="0" w:name="heading 1"/>
-    <w:lsdException w:qFormat="1" w:uiPriority="0" w:name="heading 2"/>
-    <w:lsdException w:qFormat="1" w:uiPriority="0" w:name="heading 3"/>
-    <w:lsdException w:qFormat="1" w:uiPriority="0" w:name="heading 4"/>
-    <w:lsdException w:qFormat="1" w:uiPriority="0" w:name="heading 5"/>
-    <w:lsdException w:qFormat="1" w:uiPriority="0" w:name="heading 6"/>
-    <w:lsdException w:qFormat="1" w:uiPriority="0" w:name="heading 7"/>
-    <w:lsdException w:qFormat="1" w:uiPriority="0" w:name="heading 8"/>
-    <w:lsdException w:qFormat="1" w:uiPriority="0" w:name="heading 9"/>
-    <w:lsdException w:unhideWhenUsed="0" w:uiPriority="0" w:semiHidden="0" w:name="index 1"/>
-    <w:lsdException w:unhideWhenUsed="0" w:uiPriority="0" w:semiHidden="0" w:name="index 2"/>
-    <w:lsdException w:unhideWhenUsed="0" w:uiPriority="0" w:semiHidden="0" w:name="index 3"/>
-    <w:lsdException w:unhideWhenUsed="0" w:uiPriority="0" w:semiHidden="0" w:name="index 4"/>
-    <w:lsdException w:unhideWhenUsed="0" w:uiPriority="0" w:semiHidden="0" w:name="index 5"/>
-    <w:lsdException w:unhideWhenUsed="0" w:uiPriority="0" w:semiHidden="0" w:name="index 6"/>
-    <w:lsdException w:unhideWhenUsed="0" w:uiPriority="0" w:semiHidden="0" w:name="index 7"/>
-    <w:lsdException w:unhideWhenUsed="0" w:uiPriority="0" w:semiHidden="0" w:name="index 8"/>
-    <w:lsdException w:unhideWhenUsed="0" w:uiPriority="0" w:semiHidden="0" w:name="index 9"/>
-    <w:lsdException w:unhideWhenUsed="0" w:uiPriority="0" w:semiHidden="0" w:name="toc 1"/>
-    <w:lsdException w:unhideWhenUsed="0" w:uiPriority="0" w:semiHidden="0" w:name="toc 2"/>
-    <w:lsdException w:unhideWhenUsed="0" w:uiPriority="0" w:semiHidden="0" w:name="toc 3"/>
-    <w:lsdException w:unhideWhenUsed="0" w:uiPriority="0" w:semiHidden="0" w:name="toc 4"/>
-    <w:lsdException w:unhideWhenUsed="0" w:uiPriority="0" w:semiHidden="0" w:name="toc 5"/>
-    <w:lsdException w:unhideWhenUsed="0" w:uiPriority="0" w:semiHidden="0" w:name="toc 6"/>
-    <w:lsdException w:unhideWhenUsed="0" w:uiPriority="0" w:semiHidden="0" w:name="toc 7"/>
-    <w:lsdException w:unhideWhenUsed="0" w:uiPriority="0" w:semiHidden="0" w:name="toc 8"/>
-    <w:lsdException w:unhideWhenUsed="0" w:uiPriority="0" w:semiHidden="0" w:name="toc 9"/>
-    <w:lsdException w:unhideWhenUsed="0" w:uiPriority="0" w:semiHidden="0" w:name="Normal Indent"/>
-    <w:lsdException w:unhideWhenUsed="0" w:uiPriority="0" w:semiHidden="0" w:name="footnote text"/>
-    <w:lsdException w:unhideWhenUsed="0" w:uiPriority="0" w:semiHidden="0" w:name="annotation text"/>
-    <w:lsdException w:unhideWhenUsed="0" w:uiPriority="0" w:semiHidden="0" w:name="header"/>
-    <w:lsdException w:unhideWhenUsed="0" w:uiPriority="0" w:semiHidden="0" w:name="footer"/>
-    <w:lsdException w:unhideWhenUsed="0" w:uiPriority="0" w:semiHidden="0" w:name="index heading"/>
-    <w:lsdException w:qFormat="1" w:uiPriority="0" w:name="caption"/>
-    <w:lsdException w:unhideWhenUsed="0" w:uiPriority="0" w:semiHidden="0" w:name="table of figures"/>
-    <w:lsdException w:unhideWhenUsed="0" w:uiPriority="0" w:semiHidden="0" w:name="envelope address"/>
-    <w:lsdException w:unhideWhenUsed="0" w:uiPriority="0" w:semiHidden="0" w:name="envelope return"/>
-    <w:lsdException w:unhideWhenUsed="0" w:uiPriority="0" w:semiHidden="0" w:name="footnote reference"/>
-    <w:lsdException w:unhideWhenUsed="0" w:uiPriority="0" w:semiHidden="0" w:name="annotation reference"/>
-    <w:lsdException w:unhideWhenUsed="0" w:uiPriority="0" w:semiHidden="0" w:name="line number"/>
-    <w:lsdException w:unhideWhenUsed="0" w:uiPriority="0" w:semiHidden="0" w:name="page number"/>
-    <w:lsdException w:unhideWhenUsed="0" w:uiPriority="0" w:semiHidden="0" w:name="endnote reference"/>
-    <w:lsdException w:unhideWhenUsed="0" w:uiPriority="0" w:semiHidden="0" w:name="endnote text"/>
-    <w:lsdException w:unhideWhenUsed="0" w:uiPriority="0" w:semiHidden="0" w:name="table of authorities"/>
-    <w:lsdException w:unhideWhenUsed="0" w:uiPriority="0" w:semiHidden="0" w:name="macro"/>
-    <w:lsdException w:unhideWhenUsed="0" w:uiPriority="0" w:semiHidden="0" w:name="toa heading"/>
-    <w:lsdException w:unhideWhenUsed="0" w:uiPriority="0" w:semiHidden="0" w:name="List"/>
-    <w:lsdException w:unhideWhenUsed="0" w:uiPriority="0" w:semiHidden="0" w:name="List Bullet"/>
-    <w:lsdException w:unhideWhenUsed="0" w:uiPriority="0" w:semiHidden="0" w:name="List Number"/>
-    <w:lsdException w:unhideWhenUsed="0" w:uiPriority="0" w:semiHidden="0" w:name="List 2"/>
-    <w:lsdException w:unhideWhenUsed="0" w:uiPriority="0" w:semiHidden="0" w:name="List 3"/>
-    <w:lsdException w:unhideWhenUsed="0" w:uiPriority="0" w:semiHidden="0" w:name="List 4"/>
-    <w:lsdException w:unhideWhenUsed="0" w:uiPriority="0" w:semiHidden="0" w:name="List 5"/>
-    <w:lsdException w:unhideWhenUsed="0" w:uiPriority="0" w:semiHidden="0" w:name="List Bullet 2"/>
-    <w:lsdException w:unhideWhenUsed="0" w:uiPriority="0" w:semiHidden="0" w:name="List Bullet 3"/>
-    <w:lsdException w:unhideWhenUsed="0" w:uiPriority="0" w:semiHidden="0" w:name="List Bullet 4"/>
-    <w:lsdException w:unhideWhenUsed="0" w:uiPriority="0" w:semiHidden="0" w:name="List Bullet 5"/>
-    <w:lsdException w:unhideWhenUsed="0" w:uiPriority="0" w:semiHidden="0" w:name="List Number 2"/>
-    <w:lsdException w:unhideWhenUsed="0" w:uiPriority="0" w:semiHidden="0" w:name="List Number 3"/>
-    <w:lsdException w:unhideWhenUsed="0" w:uiPriority="0" w:semiHidden="0" w:name="List Number 4"/>
-    <w:lsdException w:unhideWhenUsed="0" w:uiPriority="0" w:semiHidden="0" w:name="List Number 5"/>
-    <w:lsdException w:qFormat="1" w:unhideWhenUsed="0" w:uiPriority="0" w:semiHidden="0" w:name="Title"/>
-    <w:lsdException w:unhideWhenUsed="0" w:uiPriority="0" w:semiHidden="0" w:name="Closing"/>
-    <w:lsdException w:unhideWhenUsed="0" w:uiPriority="0" w:semiHidden="0" w:name="Signature"/>
-    <w:lsdException w:qFormat="1" w:unhideWhenUsed="0" w:uiPriority="0" w:name="Default Paragraph Font"/>
-    <w:lsdException w:unhideWhenUsed="0" w:uiPriority="0" w:semiHidden="0" w:name="Body Text"/>
-    <w:lsdException w:unhideWhenUsed="0" w:uiPriority="0" w:semiHidden="0" w:name="Body Text Indent"/>
-    <w:lsdException w:unhideWhenUsed="0" w:uiPriority="0" w:semiHidden="0" w:name="List Continue"/>
-    <w:lsdException w:unhideWhenUsed="0" w:uiPriority="0" w:semiHidden="0" w:name="List Continue 2"/>
-    <w:lsdException w:unhideWhenUsed="0" w:uiPriority="0" w:semiHidden="0" w:name="List Continue 3"/>
-    <w:lsdException w:unhideWhenUsed="0" w:uiPriority="0" w:semiHidden="0" w:name="List Continue 4"/>
-    <w:lsdException w:unhideWhenUsed="0" w:uiPriority="0" w:semiHidden="0" w:name="List Continue 5"/>
-    <w:lsdException w:unhideWhenUsed="0" w:uiPriority="0" w:semiHidden="0" w:name="Message Header"/>
-    <w:lsdException w:qFormat="1" w:unhideWhenUsed="0" w:uiPriority="0" w:semiHidden="0" w:name="Subtitle"/>
-    <w:lsdException w:unhideWhenUsed="0" w:uiPriority="0" w:semiHidden="0" w:name="Salutation"/>
-    <w:lsdException w:unhideWhenUsed="0" w:uiPriority="0" w:semiHidden="0" w:name="Date"/>
-    <w:lsdException w:unhideWhenUsed="0" w:uiPriority="0" w:semiHidden="0" w:name="Body Text First Indent"/>
-    <w:lsdException w:unhideWhenUsed="0" w:uiPriority="0" w:semiHidden="0" w:name="Body Text First Indent 2"/>
-    <w:lsdException w:unhideWhenUsed="0" w:uiPriority="0" w:semiHidden="0" w:name="Note Heading"/>
-    <w:lsdException w:unhideWhenUsed="0" w:uiPriority="0" w:semiHidden="0" w:name="Body Text 2"/>
-    <w:lsdException w:unhideWhenUsed="0" w:uiPriority="0" w:semiHidden="0" w:name="Body Text 3"/>
-    <w:lsdException w:unhideWhenUsed="0" w:uiPriority="0" w:semiHidden="0" w:name="Body Text Indent 2"/>
-    <w:lsdException w:unhideWhenUsed="0" w:uiPriority="0" w:semiHidden="0" w:name="Body Text Indent 3"/>
-    <w:lsdException w:unhideWhenUsed="0" w:uiPriority="0" w:semiHidden="0" w:name="Block Text"/>
-    <w:lsdException w:unhideWhenUsed="0" w:uiPriority="0" w:semiHidden="0" w:name="Hyperlink"/>
-    <w:lsdException w:unhideWhenUsed="0" w:uiPriority="0" w:semiHidden="0" w:name="FollowedHyperlink"/>
-    <w:lsdException w:qFormat="1" w:unhideWhenUsed="0" w:uiPriority="0" w:semiHidden="0" w:name="Strong"/>
-    <w:lsdException w:qFormat="1" w:unhideWhenUsed="0" w:uiPriority="0" w:semiHidden="0" w:name="Emphasis"/>
-    <w:lsdException w:unhideWhenUsed="0" w:uiPriority="0" w:semiHidden="0" w:name="Document Map"/>
-    <w:lsdException w:unhideWhenUsed="0" w:uiPriority="0" w:semiHidden="0" w:name="Plain Text"/>
-    <w:lsdException w:unhideWhenUsed="0" w:uiPriority="0" w:semiHidden="0" w:name="E-mail Signature"/>
-    <w:lsdException w:unhideWhenUsed="0" w:uiPriority="0" w:semiHidden="0" w:name="Normal (Web)"/>
-    <w:lsdException w:unhideWhenUsed="0" w:uiPriority="0" w:semiHidden="0" w:name="HTML Acronym"/>
-    <w:lsdException w:unhideWhenUsed="0" w:uiPriority="0" w:semiHidden="0" w:name="HTML Address"/>
-    <w:lsdException w:unhideWhenUsed="0" w:uiPriority="0" w:semiHidden="0" w:name="HTML Cite"/>
-    <w:lsdException w:unhideWhenUsed="0" w:uiPriority="0" w:semiHidden="0" w:name="HTML Code"/>
-    <w:lsdException w:unhideWhenUsed="0" w:uiPriority="0" w:semiHidden="0" w:name="HTML Definition"/>
-    <w:lsdException w:unhideWhenUsed="0" w:uiPriority="0" w:semiHidden="0" w:name="HTML Keyboard"/>
-    <w:lsdException w:unhideWhenUsed="0" w:uiPriority="0" w:semiHidden="0" w:name="HTML Preformatted"/>
-    <w:lsdException w:unhideWhenUsed="0" w:uiPriority="0" w:semiHidden="0" w:name="HTML Sample"/>
-    <w:lsdException w:unhideWhenUsed="0" w:uiPriority="0" w:semiHidden="0" w:name="HTML Typewriter"/>
-    <w:lsdException w:unhideWhenUsed="0" w:uiPriority="0" w:semiHidden="0" w:name="HTML Variable"/>
-    <w:lsdException w:qFormat="1" w:unhideWhenUsed="0" w:uiPriority="0" w:name="Normal Table"/>
-    <w:lsdException w:unhideWhenUsed="0" w:uiPriority="0" w:semiHidden="0" w:name="annotation subject"/>
-    <w:lsdException w:unhideWhenUsed="0" w:uiPriority="0" w:semiHidden="0" w:name="Table Simple 1"/>
-    <w:lsdException w:unhideWhenUsed="0" w:uiPriority="0" w:semiHidden="0" w:name="Table Simple 2"/>
-    <w:lsdException w:unhideWhenUsed="0" w:uiPriority="0" w:semiHidden="0" w:name="Table Simple 3"/>
-    <w:lsdException w:unhideWhenUsed="0" w:uiPriority="0" w:semiHidden="0" w:name="Table Classic 1"/>
-    <w:lsdException w:unhideWhenUsed="0" w:uiPriority="0" w:semiHidden="0" w:name="Table Classic 2"/>
-    <w:lsdException w:unhideWhenUsed="0" w:uiPriority="0" w:semiHidden="0" w:name="Table Classic 3"/>
-    <w:lsdException w:unhideWhenUsed="0" w:uiPriority="0" w:semiHidden="0" w:name="Table Classic 4"/>
-    <w:lsdException w:unhideWhenUsed="0" w:uiPriority="0" w:semiHidden="0" w:name="Table Colorful 1"/>
-    <w:lsdException w:unhideWhenUsed="0" w:uiPriority="0" w:semiHidden="0" w:name="Table Colorful 2"/>
-    <w:lsdException w:unhideWhenUsed="0" w:uiPriority="0" w:semiHidden="0" w:name="Table Colorful 3"/>
-    <w:lsdException w:unhideWhenUsed="0" w:uiPriority="0" w:semiHidden="0" w:name="Table Columns 1"/>
-    <w:lsdException w:unhideWhenUsed="0" w:uiPriority="0" w:semiHidden="0" w:name="Table Columns 2"/>
-    <w:lsdException w:unhideWhenUsed="0" w:uiPriority="0" w:semiHidden="0" w:name="Table Columns 3"/>
-    <w:lsdException w:unhideWhenUsed="0" w:uiPriority="0" w:semiHidden="0" w:name="Table Columns 4"/>
-    <w:lsdException w:unhideWhenUsed="0" w:uiPriority="0" w:semiHidden="0" w:name="Table Columns 5"/>
-    <w:lsdException w:unhideWhenUsed="0" w:uiPriority="0" w:semiHidden="0" w:name="Table Grid 1"/>
-    <w:lsdException w:unhideWhenUsed="0" w:uiPriority="0" w:semiHidden="0" w:name="Table Grid 2"/>
-    <w:lsdException w:unhideWhenUsed="0" w:uiPriority="0" w:semiHidden="0" w:name="Table Grid 3"/>
-    <w:lsdException w:unhideWhenUsed="0" w:uiPriority="0" w:semiHidden="0" w:name="Table Grid 4"/>
-    <w:lsdException w:unhideWhenUsed="0" w:uiPriority="0" w:semiHidden="0" w:name="Table Grid 5"/>
-    <w:lsdException w:unhideWhenUsed="0" w:uiPriority="0" w:semiHidden="0" w:name="Table Grid 6"/>
-    <w:lsdException w:unhideWhenUsed="0" w:uiPriority="0" w:semiHidden="0" w:name="Table Grid 7"/>
-    <w:lsdException w:unhideWhenUsed="0" w:uiPriority="0" w:semiHidden="0" w:name="Table Grid 8"/>
-    <w:lsdException w:unhideWhenUsed="0" w:uiPriority="0" w:semiHidden="0" w:name="Table List 1"/>
-    <w:lsdException w:unhideWhenUsed="0" w:uiPriority="0" w:semiHidden="0" w:name="Table List 2"/>
-    <w:lsdException w:unhideWhenUsed="0" w:uiPriority="0" w:semiHidden="0" w:name="Table List 3"/>
-    <w:lsdException w:unhideWhenUsed="0" w:uiPriority="0" w:semiHidden="0" w:name="Table List 4"/>
-    <w:lsdException w:unhideWhenUsed="0" w:uiPriority="0" w:semiHidden="0" w:name="Table List 5"/>
-    <w:lsdException w:unhideWhenUsed="0" w:uiPriority="0" w:semiHidden="0" w:name="Table List 6"/>
-    <w:lsdException w:unhideWhenUsed="0" w:uiPriority="0" w:semiHidden="0" w:name="Table List 7"/>
-    <w:lsdException w:unhideWhenUsed="0" w:uiPriority="0" w:semiHidden="0" w:name="Table List 8"/>
-    <w:lsdException w:unhideWhenUsed="0" w:uiPriority="0" w:semiHidden="0" w:name="Table 3D effects 1"/>
-    <w:lsdException w:unhideWhenUsed="0" w:uiPriority="0" w:semiHidden="0" w:name="Table 3D effects 2"/>
-    <w:lsdException w:unhideWhenUsed="0" w:uiPriority="0" w:semiHidden="0" w:name="Table 3D effects 3"/>
-    <w:lsdException w:unhideWhenUsed="0" w:uiPriority="0" w:semiHidden="0" w:name="Table Contemporary"/>
-    <w:lsdException w:unhideWhenUsed="0" w:uiPriority="0" w:semiHidden="0" w:name="Table Elegant"/>
-    <w:lsdException w:unhideWhenUsed="0" w:uiPriority="0" w:semiHidden="0" w:name="Table Professional"/>
-    <w:lsdException w:unhideWhenUsed="0" w:uiPriority="0" w:semiHidden="0" w:name="Table Subtle 1"/>
-    <w:lsdException w:unhideWhenUsed="0" w:uiPriority="0" w:semiHidden="0" w:name="Table Subtle 2"/>
-    <w:lsdException w:unhideWhenUsed="0" w:uiPriority="0" w:semiHidden="0" w:name="Table Web 1"/>
-    <w:lsdException w:unhideWhenUsed="0" w:uiPriority="0" w:semiHidden="0" w:name="Table Web 2"/>
-    <w:lsdException w:unhideWhenUsed="0" w:uiPriority="0" w:semiHidden="0" w:name="Table Web 3"/>
-    <w:lsdException w:unhideWhenUsed="0" w:uiPriority="0" w:semiHidden="0" w:name="Balloon Text"/>
-    <w:lsdException w:unhideWhenUsed="0" w:uiPriority="0" w:semiHidden="0" w:name="Table Grid"/>
-    <w:lsdException w:unhideWhenUsed="0" w:uiPriority="0" w:semiHidden="0" w:name="Table Theme"/>
-    <w:lsdException w:unhideWhenUsed="0" w:uiPriority="60" w:semiHidden="0" w:name="Light Shading"/>
-    <w:lsdException w:unhideWhenUsed="0" w:uiPriority="61" w:semiHidden="0" w:name="Light List"/>
-    <w:lsdException w:unhideWhenUsed="0" w:uiPriority="62" w:semiHidden="0" w:name="Light Grid"/>
-    <w:lsdException w:unhideWhenUsed="0" w:uiPriority="63" w:semiHidden="0" w:name="Medium Shading 1"/>
-    <w:lsdException w:unhideWhenUsed="0" w:uiPriority="64" w:semiHidden="0" w:name="Medium Shading 2"/>
-    <w:lsdException w:unhideWhenUsed="0" w:uiPriority="65" w:semiHidden="0" w:name="Medium List 1"/>
-    <w:lsdException w:unhideWhenUsed="0" w:uiPriority="66" w:semiHidden="0" w:name="Medium List 2"/>
-    <w:lsdException w:unhideWhenUsed="0" w:uiPriority="67" w:semiHidden="0" w:name="Medium Grid 1"/>
-    <w:lsdException w:unhideWhenUsed="0" w:uiPriority="68" w:semiHidden="0" w:name="Medium Grid 2"/>
-    <w:lsdException w:unhideWhenUsed="0" w:uiPriority="69" w:semiHidden="0" w:name="Medium Grid 3"/>
-    <w:lsdException w:unhideWhenUsed="0" w:uiPriority="70" w:semiHidden="0" w:name="Dark List"/>
-    <w:lsdException w:unhideWhenUsed="0" w:uiPriority="71" w:semiHidden="0" w:name="Colorful Shading"/>
-    <w:lsdException w:unhideWhenUsed="0" w:uiPriority="72" w:semiHidden="0" w:name="Colorful List"/>
-    <w:lsdException w:unhideWhenUsed="0" w:uiPriority="73" w:semiHidden="0" w:name="Colorful Grid"/>
-    <w:lsdException w:unhideWhenUsed="0" w:uiPriority="60" w:semiHidden="0" w:name="Light Shading Accent 1"/>
-    <w:lsdException w:unhideWhenUsed="0" w:uiPriority="61" w:semiHidden="0" w:name="Light List Accent 1"/>
-    <w:lsdException w:unhideWhenUsed="0" w:uiPriority="62" w:semiHidden="0" w:name="Light Grid Accent 1"/>
-    <w:lsdException w:unhideWhenUsed="0" w:uiPriority="63" w:semiHidden="0" w:name="Medium Shading 1 Accent 1"/>
-    <w:lsdException w:unhideWhenUsed="0" w:uiPriority="64" w:semiHidden="0" w:name="Medium Shading 2 Accent 1"/>
-    <w:lsdException w:unhideWhenUsed="0" w:uiPriority="65" w:semiHidden="0" w:name="Medium List 1 Accent 1"/>
-    <w:lsdException w:unhideWhenUsed="0" w:uiPriority="66" w:semiHidden="0" w:name="Medium List 2 Accent 1"/>
-    <w:lsdException w:unhideWhenUsed="0" w:uiPriority="67" w:semiHidden="0" w:name="Medium Grid 1 Accent 1"/>
-    <w:lsdException w:unhideWhenUsed="0" w:uiPriority="68" w:semiHidden="0" w:name="Medium Grid 2 Accent 1"/>
-    <w:lsdException w:unhideWhenUsed="0" w:uiPriority="69" w:semiHidden="0" w:name="Medium Grid 3 Accent 1"/>
-    <w:lsdException w:unhideWhenUsed="0" w:uiPriority="70" w:semiHidden="0" w:name="Dark List Accent 1"/>
-    <w:lsdException w:unhideWhenUsed="0" w:uiPriority="71" w:semiHidden="0" w:name="Colorful Shading Accent 1"/>
-    <w:lsdException w:unhideWhenUsed="0" w:uiPriority="72" w:semiHidden="0" w:name="Colorful List Accent 1"/>
-    <w:lsdException w:unhideWhenUsed="0" w:uiPriority="73" w:semiHidden="0" w:name="Colorful Grid Accent 1"/>
-    <w:lsdException w:unhideWhenUsed="0" w:uiPriority="60" w:semiHidden="0" w:name="Light Shading Accent 2"/>
-    <w:lsdException w:unhideWhenUsed="0" w:uiPriority="61" w:semiHidden="0" w:name="Light List Accent 2"/>
-    <w:lsdException w:unhideWhenUsed="0" w:uiPriority="62" w:semiHidden="0" w:name="Light Grid Accent 2"/>
-    <w:lsdException w:unhideWhenUsed="0" w:uiPriority="63" w:semiHidden="0" w:name="Medium Shading 1 Accent 2"/>
-    <w:lsdException w:unhideWhenUsed="0" w:uiPriority="64" w:semiHidden="0" w:name="Medium Shading 2 Accent 2"/>
-    <w:lsdException w:unhideWhenUsed="0" w:uiPriority="65" w:semiHidden="0" w:name="Medium List 1 Accent 2"/>
-    <w:lsdException w:unhideWhenUsed="0" w:uiPriority="66" w:semiHidden="0" w:name="Medium List 2 Accent 2"/>
-    <w:lsdException w:unhideWhenUsed="0" w:uiPriority="67" w:semiHidden="0" w:name="Medium Grid 1 Accent 2"/>
-    <w:lsdException w:unhideWhenUsed="0" w:uiPriority="68" w:semiHidden="0" w:name="Medium Grid 2 Accent 2"/>
-    <w:lsdException w:unhideWhenUsed="0" w:uiPriority="69" w:semiHidden="0" w:name="Medium Grid 3 Accent 2"/>
-    <w:lsdException w:unhideWhenUsed="0" w:uiPriority="70" w:semiHidden="0" w:name="Dark List Accent 2"/>
-    <w:lsdException w:unhideWhenUsed="0" w:uiPriority="71" w:semiHidden="0" w:name="Colorful Shading Accent 2"/>
-    <w:lsdException w:unhideWhenUsed="0" w:uiPriority="72" w:semiHidden="0" w:name="Colorful List Accent 2"/>
-    <w:lsdException w:unhideWhenUsed="0" w:uiPriority="73" w:semiHidden="0" w:name="Colorful Grid Accent 2"/>
-    <w:lsdException w:unhideWhenUsed="0" w:uiPriority="60" w:semiHidden="0" w:name="Light Shading Accent 3"/>
-    <w:lsdException w:unhideWhenUsed="0" w:uiPriority="61" w:semiHidden="0" w:name="Light List Accent 3"/>
-    <w:lsdException w:unhideWhenUsed="0" w:uiPriority="62" w:semiHidden="0" w:name="Light Grid Accent 3"/>
-    <w:lsdException w:unhideWhenUsed="0" w:uiPriority="63" w:semiHidden="0" w:name="Medium Shading 1 Accent 3"/>
-    <w:lsdException w:unhideWhenUsed="0" w:uiPriority="64" w:semiHidden="0" w:name="Medium Shading 2 Accent 3"/>
-    <w:lsdException w:unhideWhenUsed="0" w:uiPriority="65" w:semiHidden="0" w:name="Medium List 1 Accent 3"/>
-    <w:lsdException w:unhideWhenUsed="0" w:uiPriority="66" w:semiHidden="0" w:name="Medium List 2 Accent 3"/>
-    <w:lsdException w:unhideWhenUsed="0" w:uiPriority="67" w:semiHidden="0" w:name="Medium Grid 1 Accent 3"/>
-    <w:lsdException w:unhideWhenUsed="0" w:uiPriority="68" w:semiHidden="0" w:name="Medium Grid 2 Accent 3"/>
-    <w:lsdException w:unhideWhenUsed="0" w:uiPriority="69" w:semiHidden="0" w:name="Medium Grid 3 Accent 3"/>
-    <w:lsdException w:unhideWhenUsed="0" w:uiPriority="70" w:semiHidden="0" w:name="Dark List Accent 3"/>
-    <w:lsdException w:unhideWhenUsed="0" w:uiPriority="71" w:semiHidden="0" w:name="Colorful Shading Accent 3"/>
-    <w:lsdException w:unhideWhenUsed="0" w:uiPriority="72" w:semiHidden="0" w:name="Colorful List Accent 3"/>
-    <w:lsdException w:unhideWhenUsed="0" w:uiPriority="73" w:semiHidden="0" w:name="Colorful Grid Accent 3"/>
-    <w:lsdException w:unhideWhenUsed="0" w:uiPriority="60" w:semiHidden="0" w:name="Light Shading Accent 4"/>
-    <w:lsdException w:unhideWhenUsed="0" w:uiPriority="61" w:semiHidden="0" w:name="Light List Accent 4"/>
-    <w:lsdException w:unhideWhenUsed="0" w:uiPriority="62" w:semiHidden="0" w:name="Light Grid Accent 4"/>
-    <w:lsdException w:unhideWhenUsed="0" w:uiPriority="63" w:semiHidden="0" w:name="Medium Shading 1 Accent 4"/>
-    <w:lsdException w:unhideWhenUsed="0" w:uiPriority="64" w:semiHidden="0" w:name="Medium Shading 2 Accent 4"/>
-    <w:lsdException w:unhideWhenUsed="0" w:uiPriority="65" w:semiHidden="0" w:name="Medium List 1 Accent 4"/>
-    <w:lsdException w:unhideWhenUsed="0" w:uiPriority="66" w:semiHidden="0" w:name="Medium List 2 Accent 4"/>
-    <w:lsdException w:unhideWhenUsed="0" w:uiPriority="67" w:semiHidden="0" w:name="Medium Grid 1 Accent 4"/>
-    <w:lsdException w:unhideWhenUsed="0" w:uiPriority="68" w:semiHidden="0" w:name="Medium Grid 2 Accent 4"/>
-    <w:lsdException w:unhideWhenUsed="0" w:uiPriority="69" w:semiHidden="0" w:name="Medium Grid 3 Accent 4"/>
-    <w:lsdException w:unhideWhenUsed="0" w:uiPriority="70" w:semiHidden="0" w:name="Dark List Accent 4"/>
-    <w:lsdException w:unhideWhenUsed="0" w:uiPriority="71" w:semiHidden="0" w:name="Colorful Shading Accent 4"/>
-    <w:lsdException w:unhideWhenUsed="0" w:uiPriority="72" w:semiHidden="0" w:name="Colorful List Accent 4"/>
-    <w:lsdException w:unhideWhenUsed="0" w:uiPriority="73" w:semiHidden="0" w:name="Colorful Grid Accent 4"/>
-    <w:lsdException w:unhideWhenUsed="0" w:uiPriority="60" w:semiHidden="0" w:name="Light Shading Accent 5"/>
-    <w:lsdException w:unhideWhenUsed="0" w:uiPriority="61" w:semiHidden="0" w:name="Light List Accent 5"/>
-    <w:lsdException w:unhideWhenUsed="0" w:uiPriority="62" w:semiHidden="0" w:name="Light Grid Accent 5"/>
-    <w:lsdException w:unhideWhenUsed="0" w:uiPriority="63" w:semiHidden="0" w:name="Medium Shading 1 Accent 5"/>
-    <w:lsdException w:unhideWhenUsed="0" w:uiPriority="64" w:semiHidden="0" w:name="Medium Shading 2 Accent 5"/>
-    <w:lsdException w:unhideWhenUsed="0" w:uiPriority="65" w:semiHidden="0" w:name="Medium List 1 Accent 5"/>
-    <w:lsdException w:unhideWhenUsed="0" w:uiPriority="66" w:semiHidden="0" w:name="Medium List 2 Accent 5"/>
-    <w:lsdException w:unhideWhenUsed="0" w:uiPriority="67" w:semiHidden="0" w:name="Medium Grid 1 Accent 5"/>
-    <w:lsdException w:unhideWhenUsed="0" w:uiPriority="68" w:semiHidden="0" w:name="Medium Grid 2 Accent 5"/>
-    <w:lsdException w:unhideWhenUsed="0" w:uiPriority="69" w:semiHidden="0" w:name="Medium Grid 3 Accent 5"/>
-    <w:lsdException w:unhideWhenUsed="0" w:uiPriority="70" w:semiHidden="0" w:name="Dark List Accent 5"/>
-    <w:lsdException w:unhideWhenUsed="0" w:uiPriority="71" w:semiHidden="0" w:name="Colorful Shading Accent 5"/>
-    <w:lsdException w:unhideWhenUsed="0" w:uiPriority="72" w:semiHidden="0" w:name="Colorful List Accent 5"/>
-    <w:lsdException w:unhideWhenUsed="0" w:uiPriority="73" w:semiHidden="0" w:name="Colorful Grid Accent 5"/>
-    <w:lsdException w:unhideWhenUsed="0" w:uiPriority="60" w:semiHidden="0" w:name="Light Shading Accent 6"/>
-    <w:lsdException w:unhideWhenUsed="0" w:uiPriority="61" w:semiHidden="0" w:name="Light List Accent 6"/>
-    <w:lsdException w:unhideWhenUsed="0" w:uiPriority="62" w:semiHidden="0" w:name="Light Grid Accent 6"/>
-    <w:lsdException w:unhideWhenUsed="0" w:uiPriority="63" w:semiHidden="0" w:name="Medium Shading 1 Accent 6"/>
-    <w:lsdException w:unhideWhenUsed="0" w:uiPriority="64" w:semiHidden="0" w:name="Medium Shading 2 Accent 6"/>
-    <w:lsdException w:unhideWhenUsed="0" w:uiPriority="65" w:semiHidden="0" w:name="Medium List 1 Accent 6"/>
-    <w:lsdException w:unhideWhenUsed="0" w:uiPriority="66" w:semiHidden="0" w:name="Medium List 2 Accent 6"/>
-    <w:lsdException w:unhideWhenUsed="0" w:uiPriority="67" w:semiHidden="0" w:name="Medium Grid 1 Accent 6"/>
-    <w:lsdException w:unhideWhenUsed="0" w:uiPriority="68" w:semiHidden="0" w:name="Medium Grid 2 Accent 6"/>
-    <w:lsdException w:unhideWhenUsed="0" w:uiPriority="69" w:semiHidden="0" w:name="Medium Grid 3 Accent 6"/>
-    <w:lsdException w:unhideWhenUsed="0" w:uiPriority="70" w:semiHidden="0" w:name="Dark List Accent 6"/>
-    <w:lsdException w:unhideWhenUsed="0" w:uiPriority="71" w:semiHidden="0" w:name="Colorful Shading Accent 6"/>
-    <w:lsdException w:unhideWhenUsed="0" w:uiPriority="72" w:semiHidden="0" w:name="Colorful List Accent 6"/>
-    <w:lsdException w:unhideWhenUsed="0" w:uiPriority="73" w:semiHidden="0" w:name="Colorful Grid Accent 6"/>
+  <w:latentStyles w:defLockedState="0" w:defUIPriority="99" w:defSemiHidden="1" w:defUnhideWhenUsed="1" w:defQFormat="0" w:count="260">
+    <w:lsdException w:name="Normal" w:semiHidden="0" w:uiPriority="0" w:unhideWhenUsed="0" w:qFormat="1"/>
+    <w:lsdException w:name="heading 1" w:semiHidden="0" w:uiPriority="0" w:unhideWhenUsed="0" w:qFormat="1"/>
+    <w:lsdException w:name="heading 2" w:uiPriority="0" w:qFormat="1"/>
+    <w:lsdException w:name="heading 3" w:uiPriority="0" w:qFormat="1"/>
+    <w:lsdException w:name="heading 4" w:uiPriority="0" w:qFormat="1"/>
+    <w:lsdException w:name="heading 5" w:uiPriority="0" w:qFormat="1"/>
+    <w:lsdException w:name="heading 6" w:uiPriority="0" w:qFormat="1"/>
+    <w:lsdException w:name="heading 7" w:uiPriority="0" w:qFormat="1"/>
+    <w:lsdException w:name="heading 8" w:uiPriority="0" w:qFormat="1"/>
+    <w:lsdException w:name="heading 9" w:uiPriority="0" w:qFormat="1"/>
+    <w:lsdException w:name="index 1" w:semiHidden="0" w:uiPriority="0" w:unhideWhenUsed="0"/>
+    <w:lsdException w:name="index 2" w:semiHidden="0" w:uiPriority="0" w:unhideWhenUsed="0"/>
+    <w:lsdException w:name="index 3" w:semiHidden="0" w:uiPriority="0" w:unhideWhenUsed="0"/>
+    <w:lsdException w:name="index 4" w:semiHidden="0" w:uiPriority="0" w:unhideWhenUsed="0"/>
+    <w:lsdException w:name="index 5" w:semiHidden="0" w:uiPriority="0" w:unhideWhenUsed="0"/>
+    <w:lsdException w:name="index 6" w:semiHidden="0" w:uiPriority="0" w:unhideWhenUsed="0"/>
+    <w:lsdException w:name="index 7" w:semiHidden="0" w:uiPriority="0" w:unhideWhenUsed="0"/>
+    <w:lsdException w:name="index 8" w:semiHidden="0" w:uiPriority="0" w:unhideWhenUsed="0"/>
+    <w:lsdException w:name="index 9" w:semiHidden="0" w:uiPriority="0" w:unhideWhenUsed="0"/>
+    <w:lsdException w:name="toc 1" w:semiHidden="0" w:uiPriority="0" w:unhideWhenUsed="0"/>
+    <w:lsdException w:name="toc 2" w:semiHidden="0" w:uiPriority="0" w:unhideWhenUsed="0"/>
+    <w:lsdException w:name="toc 3" w:semiHidden="0" w:uiPriority="0" w:unhideWhenUsed="0"/>
+    <w:lsdException w:name="toc 4" w:semiHidden="0" w:uiPriority="0" w:unhideWhenUsed="0"/>
+    <w:lsdException w:name="toc 5" w:semiHidden="0" w:uiPriority="0" w:unhideWhenUsed="0"/>
+    <w:lsdException w:name="toc 6" w:semiHidden="0" w:uiPriority="0" w:unhideWhenUsed="0"/>
+    <w:lsdException w:name="toc 7" w:semiHidden="0" w:uiPriority="0" w:unhideWhenUsed="0"/>
+    <w:lsdException w:name="toc 8" w:semiHidden="0" w:uiPriority="0" w:unhideWhenUsed="0"/>
+    <w:lsdException w:name="toc 9" w:semiHidden="0" w:uiPriority="0" w:unhideWhenUsed="0"/>
+    <w:lsdException w:name="Normal Indent" w:semiHidden="0" w:uiPriority="0" w:unhideWhenUsed="0"/>
+    <w:lsdException w:name="footnote text" w:semiHidden="0" w:uiPriority="0" w:unhideWhenUsed="0"/>
+    <w:lsdException w:name="annotation text" w:semiHidden="0" w:uiPriority="0" w:unhideWhenUsed="0"/>
+    <w:lsdException w:name="header" w:semiHidden="0" w:uiPriority="0" w:unhideWhenUsed="0"/>
+    <w:lsdException w:name="footer" w:semiHidden="0" w:uiPriority="0" w:unhideWhenUsed="0"/>
+    <w:lsdException w:name="index heading" w:semiHidden="0" w:uiPriority="0" w:unhideWhenUsed="0"/>
+    <w:lsdException w:name="caption" w:uiPriority="0" w:qFormat="1"/>
+    <w:lsdException w:name="table of figures" w:semiHidden="0" w:uiPriority="0" w:unhideWhenUsed="0"/>
+    <w:lsdException w:name="envelope address" w:semiHidden="0" w:uiPriority="0" w:unhideWhenUsed="0"/>
+    <w:lsdException w:name="envelope return" w:semiHidden="0" w:uiPriority="0" w:unhideWhenUsed="0"/>
+    <w:lsdException w:name="footnote reference" w:semiHidden="0" w:uiPriority="0" w:unhideWhenUsed="0"/>
+    <w:lsdException w:name="annotation reference" w:semiHidden="0" w:uiPriority="0" w:unhideWhenUsed="0"/>
+    <w:lsdException w:name="line number" w:semiHidden="0" w:uiPriority="0" w:unhideWhenUsed="0"/>
+    <w:lsdException w:name="page number" w:semiHidden="0" w:uiPriority="0" w:unhideWhenUsed="0"/>
+    <w:lsdException w:name="endnote reference" w:semiHidden="0" w:uiPriority="0" w:unhideWhenUsed="0"/>
+    <w:lsdException w:name="endnote text" w:semiHidden="0" w:uiPriority="0" w:unhideWhenUsed="0"/>
+    <w:lsdException w:name="table of authorities" w:semiHidden="0" w:uiPriority="0" w:unhideWhenUsed="0"/>
+    <w:lsdException w:name="macro" w:semiHidden="0" w:uiPriority="0" w:unhideWhenUsed="0"/>
+    <w:lsdException w:name="toa heading" w:semiHidden="0" w:uiPriority="0" w:unhideWhenUsed="0"/>
+    <w:lsdException w:name="List" w:semiHidden="0" w:uiPriority="0" w:unhideWhenUsed="0"/>
+    <w:lsdException w:name="List Bullet" w:semiHidden="0" w:uiPriority="0" w:unhideWhenUsed="0"/>
+    <w:lsdException w:name="List Number" w:semiHidden="0" w:uiPriority="0" w:unhideWhenUsed="0"/>
+    <w:lsdException w:name="List 2" w:semiHidden="0" w:uiPriority="0" w:unhideWhenUsed="0"/>
+    <w:lsdException w:name="List 3" w:semiHidden="0" w:uiPriority="0" w:unhideWhenUsed="0"/>
+    <w:lsdException w:name="List 4" w:semiHidden="0" w:uiPriority="0" w:unhideWhenUsed="0"/>
+    <w:lsdException w:name="List 5" w:semiHidden="0" w:uiPriority="0" w:unhideWhenUsed="0"/>
+    <w:lsdException w:name="List Bullet 2" w:semiHidden="0" w:uiPriority="0" w:unhideWhenUsed="0"/>
+    <w:lsdException w:name="List Bullet 3" w:semiHidden="0" w:uiPriority="0" w:unhideWhenUsed="0"/>
+    <w:lsdException w:name="List Bullet 4" w:semiHidden="0" w:uiPriority="0" w:unhideWhenUsed="0"/>
+    <w:lsdException w:name="List Bullet 5" w:semiHidden="0" w:uiPriority="0" w:unhideWhenUsed="0"/>
+    <w:lsdException w:name="List Number 2" w:semiHidden="0" w:uiPriority="0" w:unhideWhenUsed="0"/>
+    <w:lsdException w:name="List Number 3" w:semiHidden="0" w:uiPriority="0" w:unhideWhenUsed="0"/>
+    <w:lsdException w:name="List Number 4" w:semiHidden="0" w:uiPriority="0" w:unhideWhenUsed="0"/>
+    <w:lsdException w:name="List Number 5" w:semiHidden="0" w:uiPriority="0" w:unhideWhenUsed="0"/>
+    <w:lsdException w:name="Title" w:semiHidden="0" w:uiPriority="0" w:unhideWhenUsed="0" w:qFormat="1"/>
+    <w:lsdException w:name="Closing" w:semiHidden="0" w:uiPriority="0" w:unhideWhenUsed="0"/>
+    <w:lsdException w:name="Signature" w:semiHidden="0" w:uiPriority="0" w:unhideWhenUsed="0"/>
+    <w:lsdException w:name="Default Paragraph Font" w:uiPriority="0" w:unhideWhenUsed="0" w:qFormat="1"/>
+    <w:lsdException w:name="Body Text" w:semiHidden="0" w:uiPriority="0" w:unhideWhenUsed="0"/>
+    <w:lsdException w:name="Body Text Indent" w:semiHidden="0" w:uiPriority="0" w:unhideWhenUsed="0"/>
+    <w:lsdException w:name="List Continue" w:semiHidden="0" w:uiPriority="0" w:unhideWhenUsed="0"/>
+    <w:lsdException w:name="List Continue 2" w:semiHidden="0" w:uiPriority="0" w:unhideWhenUsed="0"/>
+    <w:lsdException w:name="List Continue 3" w:semiHidden="0" w:uiPriority="0" w:unhideWhenUsed="0"/>
+    <w:lsdException w:name="List Continue 4" w:semiHidden="0" w:uiPriority="0" w:unhideWhenUsed="0"/>
+    <w:lsdException w:name="List Continue 5" w:semiHidden="0" w:uiPriority="0" w:unhideWhenUsed="0"/>
+    <w:lsdException w:name="Message Header" w:semiHidden="0" w:uiPriority="0" w:unhideWhenUsed="0"/>
+    <w:lsdException w:name="Subtitle" w:semiHidden="0" w:uiPriority="0" w:unhideWhenUsed="0" w:qFormat="1"/>
+    <w:lsdException w:name="Salutation" w:semiHidden="0" w:uiPriority="0" w:unhideWhenUsed="0"/>
+    <w:lsdException w:name="Date" w:semiHidden="0" w:uiPriority="0" w:unhideWhenUsed="0"/>
+    <w:lsdException w:name="Body Text First Indent" w:semiHidden="0" w:uiPriority="0" w:unhideWhenUsed="0"/>
+    <w:lsdException w:name="Body Text First Indent 2" w:semiHidden="0" w:uiPriority="0" w:unhideWhenUsed="0"/>
+    <w:lsdException w:name="Body Text 2" w:semiHidden="0" w:uiPriority="0" w:unhideWhenUsed="0"/>
+    <w:lsdException w:name="Body Text 3" w:semiHidden="0" w:uiPriority="0" w:unhideWhenUsed="0"/>
+    <w:lsdException w:name="Body Text Indent 2" w:semiHidden="0" w:uiPriority="0" w:unhideWhenUsed="0"/>
+    <w:lsdException w:name="Body Text Indent 3" w:semiHidden="0" w:uiPriority="0" w:unhideWhenUsed="0"/>
+    <w:lsdException w:name="Block Text" w:semiHidden="0" w:uiPriority="0" w:unhideWhenUsed="0"/>
+    <w:lsdException w:name="Hyperlink" w:semiHidden="0" w:uiPriority="0" w:unhideWhenUsed="0"/>
+    <w:lsdException w:name="FollowedHyperlink" w:semiHidden="0" w:uiPriority="0" w:unhideWhenUsed="0"/>
+    <w:lsdException w:name="Strong" w:semiHidden="0" w:uiPriority="0" w:unhideWhenUsed="0" w:qFormat="1"/>
+    <w:lsdException w:name="Emphasis" w:semiHidden="0" w:uiPriority="0" w:unhideWhenUsed="0" w:qFormat="1"/>
+    <w:lsdException w:name="Document Map" w:semiHidden="0" w:uiPriority="0" w:unhideWhenUsed="0"/>
+    <w:lsdException w:name="Plain Text" w:semiHidden="0" w:uiPriority="0" w:unhideWhenUsed="0"/>
+    <w:lsdException w:name="E-mail Signature" w:semiHidden="0" w:uiPriority="0" w:unhideWhenUsed="0"/>
+    <w:lsdException w:name="Normal (Web)" w:semiHidden="0" w:uiPriority="0" w:unhideWhenUsed="0"/>
+    <w:lsdException w:name="HTML Acronym" w:semiHidden="0" w:uiPriority="0" w:unhideWhenUsed="0"/>
+    <w:lsdException w:name="HTML Address" w:semiHidden="0" w:uiPriority="0" w:unhideWhenUsed="0"/>
+    <w:lsdException w:name="HTML Cite" w:semiHidden="0" w:uiPriority="0" w:unhideWhenUsed="0"/>
+    <w:lsdException w:name="HTML Code" w:semiHidden="0" w:uiPriority="0" w:unhideWhenUsed="0"/>
+    <w:lsdException w:name="HTML Definition" w:semiHidden="0" w:uiPriority="0" w:unhideWhenUsed="0"/>
+    <w:lsdException w:name="HTML Keyboard" w:semiHidden="0" w:uiPriority="0" w:unhideWhenUsed="0"/>
+    <w:lsdException w:name="HTML Preformatted" w:semiHidden="0" w:uiPriority="0" w:unhideWhenUsed="0"/>
+    <w:lsdException w:name="HTML Sample" w:semiHidden="0" w:uiPriority="0" w:unhideWhenUsed="0"/>
+    <w:lsdException w:name="HTML Typewriter" w:semiHidden="0" w:uiPriority="0" w:unhideWhenUsed="0"/>
+    <w:lsdException w:name="HTML Variable" w:semiHidden="0" w:uiPriority="0" w:unhideWhenUsed="0"/>
+    <w:lsdException w:name="Normal Table" w:uiPriority="0" w:unhideWhenUsed="0" w:qFormat="1"/>
+    <w:lsdException w:name="annotation subject" w:semiHidden="0" w:uiPriority="0" w:unhideWhenUsed="0"/>
+    <w:lsdException w:name="Table Simple 1" w:semiHidden="0" w:uiPriority="0" w:unhideWhenUsed="0"/>
+    <w:lsdException w:name="Table Simple 2" w:semiHidden="0" w:uiPriority="0" w:unhideWhenUsed="0"/>
+    <w:lsdException w:name="Table Simple 3" w:semiHidden="0" w:uiPriority="0" w:unhideWhenUsed="0"/>
+    <w:lsdException w:name="Table Classic 1" w:semiHidden="0" w:uiPriority="0" w:unhideWhenUsed="0"/>
+    <w:lsdException w:name="Table Classic 2" w:semiHidden="0" w:uiPriority="0" w:unhideWhenUsed="0"/>
+    <w:lsdException w:name="Table Classic 3" w:semiHidden="0" w:uiPriority="0" w:unhideWhenUsed="0"/>
+    <w:lsdException w:name="Table Classic 4" w:semiHidden="0" w:uiPriority="0" w:unhideWhenUsed="0"/>
+    <w:lsdException w:name="Table Colorful 1" w:semiHidden="0" w:uiPriority="0" w:unhideWhenUsed="0"/>
+    <w:lsdException w:name="Table Colorful 2" w:semiHidden="0" w:uiPriority="0" w:unhideWhenUsed="0"/>
+    <w:lsdException w:name="Table Colorful 3" w:semiHidden="0" w:uiPriority="0" w:unhideWhenUsed="0"/>
+    <w:lsdException w:name="Table Columns 1" w:semiHidden="0" w:uiPriority="0" w:unhideWhenUsed="0"/>
+    <w:lsdException w:name="Table Columns 2" w:semiHidden="0" w:uiPriority="0" w:unhideWhenUsed="0"/>
+    <w:lsdException w:name="Table Columns 3" w:semiHidden="0" w:uiPriority="0" w:unhideWhenUsed="0"/>
+    <w:lsdException w:name="Table Columns 4" w:semiHidden="0" w:uiPriority="0" w:unhideWhenUsed="0"/>
+    <w:lsdException w:name="Table Columns 5" w:semiHidden="0" w:uiPriority="0" w:unhideWhenUsed="0"/>
+    <w:lsdException w:name="Table Grid 1" w:semiHidden="0" w:uiPriority="0" w:unhideWhenUsed="0"/>
+    <w:lsdException w:name="Table Grid 2" w:semiHidden="0" w:uiPriority="0" w:unhideWhenUsed="0"/>
+    <w:lsdException w:name="Table Grid 3" w:semiHidden="0" w:uiPriority="0" w:unhideWhenUsed="0"/>
+    <w:lsdException w:name="Table Grid 4" w:semiHidden="0" w:uiPriority="0" w:unhideWhenUsed="0"/>
+    <w:lsdException w:name="Table Grid 5" w:semiHidden="0" w:uiPriority="0" w:unhideWhenUsed="0"/>
+    <w:lsdException w:name="Table Grid 6" w:semiHidden="0" w:uiPriority="0" w:unhideWhenUsed="0"/>
+    <w:lsdException w:name="Table Grid 7" w:semiHidden="0" w:uiPriority="0" w:unhideWhenUsed="0"/>
+    <w:lsdException w:name="Table Grid 8" w:semiHidden="0" w:uiPriority="0" w:unhideWhenUsed="0"/>
+    <w:lsdException w:name="Table List 1" w:semiHidden="0" w:uiPriority="0" w:unhideWhenUsed="0"/>
+    <w:lsdException w:name="Table List 2" w:semiHidden="0" w:uiPriority="0" w:unhideWhenUsed="0"/>
+    <w:lsdException w:name="Table List 3" w:semiHidden="0" w:uiPriority="0" w:unhideWhenUsed="0"/>
+    <w:lsdException w:name="Table List 4" w:semiHidden="0" w:uiPriority="0" w:unhideWhenUsed="0"/>
+    <w:lsdException w:name="Table List 5" w:semiHidden="0" w:uiPriority="0" w:unhideWhenUsed="0"/>
+    <w:lsdException w:name="Table List 6" w:semiHidden="0" w:uiPriority="0" w:unhideWhenUsed="0"/>
+    <w:lsdException w:name="Table List 7" w:semiHidden="0" w:uiPriority="0" w:unhideWhenUsed="0"/>
+    <w:lsdException w:name="Table List 8" w:semiHidden="0" w:uiPriority="0" w:unhideWhenUsed="0"/>
+    <w:lsdException w:name="Table 3D effects 1" w:semiHidden="0" w:uiPriority="0" w:unhideWhenUsed="0"/>
+    <w:lsdException w:name="Table 3D effects 2" w:semiHidden="0" w:uiPriority="0" w:unhideWhenUsed="0"/>
+    <w:lsdException w:name="Table 3D effects 3" w:semiHidden="0" w:uiPriority="0" w:unhideWhenUsed="0"/>
+    <w:lsdException w:name="Table Contemporary" w:semiHidden="0" w:uiPriority="0" w:unhideWhenUsed="0"/>
+    <w:lsdException w:name="Table Elegant" w:semiHidden="0" w:uiPriority="0" w:unhideWhenUsed="0"/>
+    <w:lsdException w:name="Table Professional" w:semiHidden="0" w:uiPriority="0" w:unhideWhenUsed="0"/>
+    <w:lsdException w:name="Table Subtle 1" w:semiHidden="0" w:uiPriority="0" w:unhideWhenUsed="0"/>
+    <w:lsdException w:name="Table Subtle 2" w:semiHidden="0" w:uiPriority="0" w:unhideWhenUsed="0"/>
+    <w:lsdException w:name="Table Web 1" w:semiHidden="0" w:uiPriority="0" w:unhideWhenUsed="0"/>
+    <w:lsdException w:name="Table Web 2" w:semiHidden="0" w:uiPriority="0" w:unhideWhenUsed="0"/>
+    <w:lsdException w:name="Table Web 3" w:semiHidden="0" w:uiPriority="0" w:unhideWhenUsed="0"/>
+    <w:lsdException w:name="Balloon Text" w:semiHidden="0" w:uiPriority="0" w:unhideWhenUsed="0"/>
+    <w:lsdException w:name="Table Grid" w:semiHidden="0" w:uiPriority="0" w:unhideWhenUsed="0"/>
+    <w:lsdException w:name="Table Theme" w:semiHidden="0" w:uiPriority="0" w:unhideWhenUsed="0"/>
+    <w:lsdException w:name="Light Shading" w:semiHidden="0" w:uiPriority="60" w:unhideWhenUsed="0"/>
+    <w:lsdException w:name="Light List" w:semiHidden="0" w:uiPriority="61" w:unhideWhenUsed="0"/>
+    <w:lsdException w:name="Light Grid" w:semiHidden="0" w:uiPriority="62" w:unhideWhenUsed="0"/>
+    <w:lsdException w:name="Medium Shading 1" w:semiHidden="0" w:uiPriority="63" w:unhideWhenUsed="0"/>
+    <w:lsdException w:name="Medium Shading 2" w:semiHidden="0" w:uiPriority="64" w:unhideWhenUsed="0"/>
+    <w:lsdException w:name="Medium List 1" w:semiHidden="0" w:uiPriority="65" w:unhideWhenUsed="0"/>
+    <w:lsdException w:name="Medium List 2" w:semiHidden="0" w:uiPriority="66" w:unhideWhenUsed="0"/>
+    <w:lsdException w:name="Medium Grid 1" w:semiHidden="0" w:uiPriority="67" w:unhideWhenUsed="0"/>
+    <w:lsdException w:name="Medium Grid 2" w:semiHidden="0" w:uiPriority="68" w:unhideWhenUsed="0"/>
+    <w:lsdException w:name="Medium Grid 3" w:semiHidden="0" w:uiPriority="69" w:unhideWhenUsed="0"/>
+    <w:lsdException w:name="Dark List" w:semiHidden="0" w:uiPriority="70" w:unhideWhenUsed="0"/>
+    <w:lsdException w:name="Colorful Shading" w:semiHidden="0" w:uiPriority="71" w:unhideWhenUsed="0"/>
+    <w:lsdException w:name="Colorful List" w:semiHidden="0" w:uiPriority="72" w:unhideWhenUsed="0"/>
+    <w:lsdException w:name="Colorful Grid" w:semiHidden="0" w:uiPriority="73" w:unhideWhenUsed="0"/>
+    <w:lsdException w:name="Light Shading Accent 1" w:semiHidden="0" w:uiPriority="60" w:unhideWhenUsed="0"/>
+    <w:lsdException w:name="Light List Accent 1" w:semiHidden="0" w:uiPriority="61" w:unhideWhenUsed="0"/>
+    <w:lsdException w:name="Light Grid Accent 1" w:semiHidden="0" w:uiPriority="62" w:unhideWhenUsed="0"/>
+    <w:lsdException w:name="Medium Shading 1 Accent 1" w:semiHidden="0" w:uiPriority="63" w:unhideWhenUsed="0"/>
+    <w:lsdException w:name="Medium Shading 2 Accent 1" w:semiHidden="0" w:uiPriority="64" w:unhideWhenUsed="0"/>
+    <w:lsdException w:name="Medium List 1 Accent 1" w:semiHidden="0" w:uiPriority="65" w:unhideWhenUsed="0"/>
+    <w:lsdException w:name="Medium List 2 Accent 1" w:semiHidden="0" w:uiPriority="66" w:unhideWhenUsed="0"/>
+    <w:lsdException w:name="Medium Grid 1 Accent 1" w:semiHidden="0" w:uiPriority="67" w:unhideWhenUsed="0"/>
+    <w:lsdException w:name="Medium Grid 2 Accent 1" w:semiHidden="0" w:uiPriority="68" w:unhideWhenUsed="0"/>
+    <w:lsdException w:name="Medium Grid 3 Accent 1" w:semiHidden="0" w:uiPriority="69" w:unhideWhenUsed="0"/>
+    <w:lsdException w:name="Dark List Accent 1" w:semiHidden="0" w:uiPriority="70" w:unhideWhenUsed="0"/>
+    <w:lsdException w:name="Colorful Shading Accent 1" w:semiHidden="0" w:uiPriority="71" w:unhideWhenUsed="0"/>
+    <w:lsdException w:name="Colorful List Accent 1" w:semiHidden="0" w:uiPriority="72" w:unhideWhenUsed="0"/>
+    <w:lsdException w:name="Colorful Grid Accent 1" w:semiHidden="0" w:uiPriority="73" w:unhideWhenUsed="0"/>
+    <w:lsdException w:name="Light Shading Accent 2" w:semiHidden="0" w:uiPriority="60" w:unhideWhenUsed="0"/>
+    <w:lsdException w:name="Light List Accent 2" w:semiHidden="0" w:uiPriority="61" w:unhideWhenUsed="0"/>
+    <w:lsdException w:name="Light Grid Accent 2" w:semiHidden="0" w:uiPriority="62" w:unhideWhenUsed="0"/>
+    <w:lsdException w:name="Medium Shading 1 Accent 2" w:semiHidden="0" w:uiPriority="63" w:unhideWhenUsed="0"/>
+    <w:lsdException w:name="Medium Shading 2 Accent 2" w:semiHidden="0" w:uiPriority="64" w:unhideWhenUsed="0"/>
+    <w:lsdException w:name="Medium List 1 Accent 2" w:semiHidden="0" w:uiPriority="65" w:unhideWhenUsed="0"/>
+    <w:lsdException w:name="Medium List 2 Accent 2" w:semiHidden="0" w:uiPriority="66" w:unhideWhenUsed="0"/>
+    <w:lsdException w:name="Medium Grid 1 Accent 2" w:semiHidden="0" w:uiPriority="67" w:unhideWhenUsed="0"/>
+    <w:lsdException w:name="Medium Grid 2 Accent 2" w:semiHidden="0" w:uiPriority="68" w:unhideWhenUsed="0"/>
+    <w:lsdException w:name="Medium Grid 3 Accent 2" w:semiHidden="0" w:uiPriority="69" w:unhideWhenUsed="0"/>
+    <w:lsdException w:name="Dark List Accent 2" w:semiHidden="0" w:uiPriority="70" w:unhideWhenUsed="0"/>
+    <w:lsdException w:name="Colorful Shading Accent 2" w:semiHidden="0" w:uiPriority="71" w:unhideWhenUsed="0"/>
+    <w:lsdException w:name="Colorful List Accent 2" w:semiHidden="0" w:uiPriority="72" w:unhideWhenUsed="0"/>
+    <w:lsdException w:name="Colorful Grid Accent 2" w:semiHidden="0" w:uiPriority="73" w:unhideWhenUsed="0"/>
+    <w:lsdException w:name="Light Shading Accent 3" w:semiHidden="0" w:uiPriority="60" w:unhideWhenUsed="0"/>
+    <w:lsdException w:name="Light List Accent 3" w:semiHidden="0" w:uiPriority="61" w:unhideWhenUsed="0"/>
+    <w:lsdException w:name="Light Grid Accent 3" w:semiHidden="0" w:uiPriority="62" w:unhideWhenUsed="0"/>
+    <w:lsdException w:name="Medium Shading 1 Accent 3" w:semiHidden="0" w:uiPriority="63" w:unhideWhenUsed="0"/>
+    <w:lsdException w:name="Medium Shading 2 Accent 3" w:semiHidden="0" w:uiPriority="64" w:unhideWhenUsed="0"/>
+    <w:lsdException w:name="Medium List 1 Accent 3" w:semiHidden="0" w:uiPriority="65" w:unhideWhenUsed="0"/>
+    <w:lsdException w:name="Medium List 2 Accent 3" w:semiHidden="0" w:uiPriority="66" w:unhideWhenUsed="0"/>
+    <w:lsdException w:name="Medium Grid 1 Accent 3" w:semiHidden="0" w:uiPriority="67" w:unhideWhenUsed="0"/>
+    <w:lsdException w:name="Medium Grid 2 Accent 3" w:semiHidden="0" w:uiPriority="68" w:unhideWhenUsed="0"/>
+    <w:lsdException w:name="Medium Grid 3 Accent 3" w:semiHidden="0" w:uiPriority="69" w:unhideWhenUsed="0"/>
+    <w:lsdException w:name="Dark List Accent 3" w:semiHidden="0" w:uiPriority="70" w:unhideWhenUsed="0"/>
+    <w:lsdException w:name="Colorful Shading Accent 3" w:semiHidden="0" w:uiPriority="71" w:unhideWhenUsed="0"/>
+    <w:lsdException w:name="Colorful List Accent 3" w:semiHidden="0" w:uiPriority="72" w:unhideWhenUsed="0"/>
+    <w:lsdException w:name="Colorful Grid Accent 3" w:semiHidden="0" w:uiPriority="73" w:unhideWhenUsed="0"/>
+    <w:lsdException w:name="Light Shading Accent 4" w:semiHidden="0" w:uiPriority="60" w:unhideWhenUsed="0"/>
+    <w:lsdException w:name="Light List Accent 4" w:semiHidden="0" w:uiPriority="61" w:unhideWhenUsed="0"/>
+    <w:lsdException w:name="Light Grid Accent 4" w:semiHidden="0" w:uiPriority="62" w:unhideWhenUsed="0"/>
+    <w:lsdException w:name="Medium Shading 1 Accent 4" w:semiHidden="0" w:uiPriority="63" w:unhideWhenUsed="0"/>
+    <w:lsdException w:name="Medium Shading 2 Accent 4" w:semiHidden="0" w:uiPriority="64" w:unhideWhenUsed="0"/>
+    <w:lsdException w:name="Medium List 1 Accent 4" w:semiHidden="0" w:uiPriority="65" w:unhideWhenUsed="0"/>
+    <w:lsdException w:name="Medium List 2 Accent 4" w:semiHidden="0" w:uiPriority="66" w:unhideWhenUsed="0"/>
+    <w:lsdException w:name="Medium Grid 1 Accent 4" w:semiHidden="0" w:uiPriority="67" w:unhideWhenUsed="0"/>
+    <w:lsdException w:name="Medium Grid 2 Accent 4" w:semiHidden="0" w:uiPriority="68" w:unhideWhenUsed="0"/>
+    <w:lsdException w:name="Medium Grid 3 Accent 4" w:semiHidden="0" w:uiPriority="69" w:unhideWhenUsed="0"/>
+    <w:lsdException w:name="Dark List Accent 4" w:semiHidden="0" w:uiPriority="70" w:unhideWhenUsed="0"/>
+    <w:lsdException w:name="Colorful Shading Accent 4" w:semiHidden="0" w:uiPriority="71" w:unhideWhenUsed="0"/>
+    <w:lsdException w:name="Colorful List Accent 4" w:semiHidden="0" w:uiPriority="72" w:unhideWhenUsed="0"/>
+    <w:lsdException w:name="Colorful Grid Accent 4" w:semiHidden="0" w:uiPriority="73" w:unhideWhenUsed="0"/>
+    <w:lsdException w:name="Light Shading Accent 5" w:semiHidden="0" w:uiPriority="60" w:unhideWhenUsed="0"/>
+    <w:lsdException w:name="Light List Accent 5" w:semiHidden="0" w:uiPriority="61" w:unhideWhenUsed="0"/>
+    <w:lsdException w:name="Light Grid Accent 5" w:semiHidden="0" w:uiPriority="62" w:unhideWhenUsed="0"/>
+    <w:lsdException w:name="Medium Shading 1 Accent 5" w:semiHidden="0" w:uiPriority="63" w:unhideWhenUsed="0"/>
+    <w:lsdException w:name="Medium Shading 2 Accent 5" w:semiHidden="0" w:uiPriority="64" w:unhideWhenUsed="0"/>
+    <w:lsdException w:name="Medium List 1 Accent 5" w:semiHidden="0" w:uiPriority="65" w:unhideWhenUsed="0"/>
+    <w:lsdException w:name="Medium List 2 Accent 5" w:semiHidden="0" w:uiPriority="66" w:unhideWhenUsed="0"/>
+    <w:lsdException w:name="Medium Grid 1 Accent 5" w:semiHidden="0" w:uiPriority="67" w:unhideWhenUsed="0"/>
+    <w:lsdException w:name="Medium Grid 2 Accent 5" w:semiHidden="0" w:uiPriority="68" w:unhideWhenUsed="0"/>
+    <w:lsdException w:name="Medium Grid 3 Accent 5" w:semiHidden="0" w:uiPriority="69" w:unhideWhenUsed="0"/>
+    <w:lsdException w:name="Dark List Accent 5" w:semiHidden="0" w:uiPriority="70" w:unhideWhenUsed="0"/>
+    <w:lsdException w:name="Colorful Shading Accent 5" w:semiHidden="0" w:uiPriority="71" w:unhideWhenUsed="0"/>
+    <w:lsdException w:name="Colorful List Accent 5" w:semiHidden="0" w:uiPriority="72" w:unhideWhenUsed="0"/>
+    <w:lsdException w:name="Colorful Grid Accent 5" w:semiHidden="0" w:uiPriority="73" w:unhideWhenUsed="0"/>
+    <w:lsdException w:name="Light Shading Accent 6" w:semiHidden="0" w:uiPriority="60" w:unhideWhenUsed="0"/>
+    <w:lsdException w:name="Light List Accent 6" w:semiHidden="0" w:uiPriority="61" w:unhideWhenUsed="0"/>
+    <w:lsdException w:name="Light Grid Accent 6" w:semiHidden="0" w:uiPriority="62" w:unhideWhenUsed="0"/>
+    <w:lsdException w:name="Medium Shading 1 Accent 6" w:semiHidden="0" w:uiPriority="63" w:unhideWhenUsed="0"/>
+    <w:lsdException w:name="Medium Shading 2 Accent 6" w:semiHidden="0" w:uiPriority="64" w:unhideWhenUsed="0"/>
+    <w:lsdException w:name="Medium List 1 Accent 6" w:semiHidden="0" w:uiPriority="65" w:unhideWhenUsed="0"/>
+    <w:lsdException w:name="Medium List 2 Accent 6" w:semiHidden="0" w:uiPriority="66" w:unhideWhenUsed="0"/>
+    <w:lsdException w:name="Medium Grid 1 Accent 6" w:semiHidden="0" w:uiPriority="67" w:unhideWhenUsed="0"/>
+    <w:lsdException w:name="Medium Grid 2 Accent 6" w:semiHidden="0" w:uiPriority="68" w:unhideWhenUsed="0"/>
+    <w:lsdException w:name="Medium Grid 3 Accent 6" w:semiHidden="0" w:uiPriority="69" w:unhideWhenUsed="0"/>
+    <w:lsdException w:name="Dark List Accent 6" w:semiHidden="0" w:uiPriority="70" w:unhideWhenUsed="0"/>
+    <w:lsdException w:name="Colorful Shading Accent 6" w:semiHidden="0" w:uiPriority="71" w:unhideWhenUsed="0"/>
+    <w:lsdException w:name="Colorful List Accent 6" w:semiHidden="0" w:uiPriority="72" w:unhideWhenUsed="0"/>
+    <w:lsdException w:name="Colorful Grid Accent 6" w:semiHidden="0" w:uiPriority="73" w:unhideWhenUsed="0"/>
   </w:latentStyles>
-  <w:style w:type="paragraph" w:default="1" w:styleId="1">
+  <w:style w:type="paragraph" w:default="1" w:styleId="Normal">
     <w:name w:val="Normal"/>
     <w:qFormat/>
-    <w:uiPriority w:val="0"/>
     <w:pPr>
       <w:kinsoku w:val="0"/>
       <w:autoSpaceDE w:val="0"/>
@@ -3596,7 +3453,7 @@
       <w:textAlignment w:val="baseline"/>
     </w:pPr>
     <w:rPr>
-      <w:rFonts w:ascii="Arial" w:hAnsi="Arial" w:eastAsia="宋体" w:cs="Arial"/>
+      <w:rFonts w:ascii="Arial" w:eastAsia="宋体" w:hAnsi="Arial" w:cs="Arial"/>
       <w:snapToGrid w:val="0"/>
       <w:color w:val="000000"/>
       <w:kern w:val="0"/>
@@ -3605,17 +3462,15 @@
       <w:lang w:val="en-US" w:eastAsia="en-US" w:bidi="ar-SA"/>
     </w:rPr>
   </w:style>
-  <w:style w:type="character" w:default="1" w:styleId="3">
+  <w:style w:type="character" w:default="1" w:styleId="DefaultParagraphFont">
     <w:name w:val="Default Paragraph Font"/>
     <w:semiHidden/>
     <w:qFormat/>
-    <w:uiPriority w:val="0"/>
   </w:style>
-  <w:style w:type="table" w:default="1" w:styleId="2">
+  <w:style w:type="table" w:default="1" w:styleId="TableNormal">
     <w:name w:val="Normal Table"/>
     <w:semiHidden/>
     <w:qFormat/>
-    <w:uiPriority w:val="0"/>
     <w:tblPr>
       <w:tblCellMar>
         <w:top w:w="0" w:type="dxa"/>
@@ -3625,19 +3480,17 @@
       </w:tblCellMar>
     </w:tblPr>
   </w:style>
-  <w:style w:type="character" w:styleId="4">
+  <w:style w:type="character" w:styleId="Strong">
     <w:name w:val="Strong"/>
-    <w:basedOn w:val="3"/>
+    <w:basedOn w:val="DefaultParagraphFont"/>
     <w:qFormat/>
-    <w:uiPriority w:val="0"/>
     <w:rPr>
       <w:b/>
     </w:rPr>
   </w:style>
-  <w:style w:type="character" w:styleId="5">
+  <w:style w:type="character" w:styleId="HTMLCode">
     <w:name w:val="HTML Code"/>
-    <w:basedOn w:val="3"/>
-    <w:uiPriority w:val="0"/>
+    <w:basedOn w:val="DefaultParagraphFont"/>
     <w:rPr>
       <w:rFonts w:ascii="Courier New" w:hAnsi="Courier New"/>
       <w:sz w:val="20"/>
